--- a/RTT PAT 2025/Finaal.docx
+++ b/RTT PAT 2025/Finaal.docx
@@ -2036,7 +2036,6 @@
         <w:gridCol w:w="1826"/>
         <w:gridCol w:w="1826"/>
         <w:gridCol w:w="1826"/>
-        <w:gridCol w:w="1711"/>
       </w:tblGrid>
       <w:tr>
         <w:tc>
@@ -2044,6 +2043,9 @@
             <w:tcW w:w="1827" w:type="dxa"/>
           </w:tcPr>
           <w:p>
+            <w:pPr>
+              <w:jc w:val="center"/>
+            </w:pPr>
             <w:r>
               <w:t>Stap 1</w:t>
             </w:r>
@@ -2054,11 +2056,11 @@
             <w:tcW w:w="1826" w:type="dxa"/>
           </w:tcPr>
           <w:p>
-            <w:r>
-              <w:t xml:space="preserve">Stap </w:t>
-            </w:r>
-            <w:r>
-              <w:t>2</w:t>
+            <w:pPr>
+              <w:jc w:val="center"/>
+            </w:pPr>
+            <w:r>
+              <w:t>K</w:t>
             </w:r>
           </w:p>
         </w:tc>
@@ -2068,10 +2070,33 @@
           </w:tcPr>
           <w:p>
             <w:r>
-              <w:t xml:space="preserve">Stap </w:t>
-            </w:r>
-            <w:r>
-              <w:t>3</w:t>
+              <w:t xml:space="preserve">Wat ek reeds </w:t>
+            </w:r>
+            <w:proofErr w:type="spellStart"/>
+            <w:r>
+              <w:t>weet</w:t>
+            </w:r>
+            <w:proofErr w:type="spellEnd"/>
+          </w:p>
+        </w:tc>
+        <w:tc>
+          <w:tcPr>
+            <w:tcW w:w="1826" w:type="dxa"/>
+          </w:tcPr>
+          <w:p/>
+        </w:tc>
+      </w:tr>
+      <w:tr>
+        <w:tc>
+          <w:tcPr>
+            <w:tcW w:w="1827" w:type="dxa"/>
+          </w:tcPr>
+          <w:p>
+            <w:pPr>
+              <w:jc w:val="center"/>
+            </w:pPr>
+            <w:r>
+              <w:t>Stap 2</w:t>
             </w:r>
           </w:p>
         </w:tc>
@@ -2080,23 +2105,37 @@
             <w:tcW w:w="1826" w:type="dxa"/>
           </w:tcPr>
           <w:p>
-            <w:r>
-              <w:t xml:space="preserve">Stap </w:t>
-            </w:r>
-            <w:r>
-              <w:t>4</w:t>
+            <w:pPr>
+              <w:jc w:val="center"/>
+            </w:pPr>
+            <w:r>
+              <w:t>W</w:t>
             </w:r>
           </w:p>
         </w:tc>
         <w:tc>
           <w:tcPr>
-            <w:tcW w:w="1711" w:type="dxa"/>
+            <w:tcW w:w="1826" w:type="dxa"/>
           </w:tcPr>
           <w:p>
             <w:r>
-              <w:t>Stap 1</w:t>
+              <w:t xml:space="preserve">Wat ek </w:t>
+            </w:r>
+            <w:proofErr w:type="spellStart"/>
+            <w:r>
+              <w:t>wil</w:t>
+            </w:r>
+            <w:proofErr w:type="spellEnd"/>
+            <w:r>
+              <w:t xml:space="preserve"> weet</w:t>
             </w:r>
           </w:p>
+        </w:tc>
+        <w:tc>
+          <w:tcPr>
+            <w:tcW w:w="1826" w:type="dxa"/>
+          </w:tcPr>
+          <w:p/>
         </w:tc>
       </w:tr>
       <w:tr>
@@ -2104,7 +2143,131 @@
           <w:tcPr>
             <w:tcW w:w="1827" w:type="dxa"/>
           </w:tcPr>
+          <w:p>
+            <w:pPr>
+              <w:jc w:val="center"/>
+            </w:pPr>
+            <w:r>
+              <w:t>Stap 3</w:t>
+            </w:r>
+          </w:p>
+        </w:tc>
+        <w:tc>
+          <w:tcPr>
+            <w:tcW w:w="1826" w:type="dxa"/>
+          </w:tcPr>
+          <w:p>
+            <w:pPr>
+              <w:jc w:val="center"/>
+            </w:pPr>
+            <w:r>
+              <w:t>L</w:t>
+            </w:r>
+          </w:p>
+        </w:tc>
+        <w:tc>
+          <w:tcPr>
+            <w:tcW w:w="1826" w:type="dxa"/>
+          </w:tcPr>
+          <w:p>
+            <w:r>
+              <w:t xml:space="preserve">Wat ek </w:t>
+            </w:r>
+            <w:proofErr w:type="spellStart"/>
+            <w:r>
+              <w:t>geleer</w:t>
+            </w:r>
+            <w:proofErr w:type="spellEnd"/>
+            <w:r>
+              <w:t xml:space="preserve"> het</w:t>
+            </w:r>
+          </w:p>
+        </w:tc>
+        <w:tc>
+          <w:tcPr>
+            <w:tcW w:w="1826" w:type="dxa"/>
+          </w:tcPr>
           <w:p/>
+        </w:tc>
+      </w:tr>
+      <w:tr>
+        <w:tc>
+          <w:tcPr>
+            <w:tcW w:w="1827" w:type="dxa"/>
+          </w:tcPr>
+          <w:p>
+            <w:pPr>
+              <w:jc w:val="center"/>
+            </w:pPr>
+            <w:r>
+              <w:t>Stap 4</w:t>
+            </w:r>
+          </w:p>
+        </w:tc>
+        <w:tc>
+          <w:tcPr>
+            <w:tcW w:w="1826" w:type="dxa"/>
+          </w:tcPr>
+          <w:p>
+            <w:pPr>
+              <w:jc w:val="center"/>
+            </w:pPr>
+            <w:r>
+              <w:t>S</w:t>
+            </w:r>
+          </w:p>
+        </w:tc>
+        <w:tc>
+          <w:tcPr>
+            <w:tcW w:w="1826" w:type="dxa"/>
+          </w:tcPr>
+          <w:p>
+            <w:r>
+              <w:t xml:space="preserve">Wat ek </w:t>
+            </w:r>
+            <w:proofErr w:type="spellStart"/>
+            <w:r>
+              <w:t>nog</w:t>
+            </w:r>
+            <w:proofErr w:type="spellEnd"/>
+            <w:r>
+              <w:t xml:space="preserve"> </w:t>
+            </w:r>
+            <w:proofErr w:type="spellStart"/>
+            <w:r>
+              <w:t>wil</w:t>
+            </w:r>
+            <w:proofErr w:type="spellEnd"/>
+            <w:r>
+              <w:t xml:space="preserve"> </w:t>
+            </w:r>
+            <w:proofErr w:type="spellStart"/>
+            <w:r>
+              <w:t>weet</w:t>
+            </w:r>
+            <w:proofErr w:type="spellEnd"/>
+          </w:p>
+        </w:tc>
+        <w:tc>
+          <w:tcPr>
+            <w:tcW w:w="1826" w:type="dxa"/>
+          </w:tcPr>
+          <w:p/>
+        </w:tc>
+      </w:tr>
+      <w:tr>
+        <w:tc>
+          <w:tcPr>
+            <w:tcW w:w="1827" w:type="dxa"/>
+          </w:tcPr>
+          <w:p>
+            <w:pPr>
+              <w:jc w:val="center"/>
+            </w:pPr>
+            <w:r>
+              <w:t>Stap 5</w:t>
+            </w:r>
+          </w:p>
         </w:tc>
         <w:tc>
           <w:tcPr>
@@ -2116,145 +2279,116 @@
           <w:tcPr>
             <w:tcW w:w="1826" w:type="dxa"/>
           </w:tcPr>
-          <w:p/>
+          <w:p>
+            <w:proofErr w:type="spellStart"/>
+            <w:r>
+              <w:t>Herhaal</w:t>
+            </w:r>
+            <w:proofErr w:type="spellEnd"/>
+            <w:r>
+              <w:t xml:space="preserve"> die </w:t>
+            </w:r>
+            <w:proofErr w:type="spellStart"/>
+            <w:r>
+              <w:t>vorige</w:t>
+            </w:r>
+            <w:proofErr w:type="spellEnd"/>
+            <w:r>
+              <w:t xml:space="preserve"> 4 </w:t>
+            </w:r>
+            <w:proofErr w:type="spellStart"/>
+            <w:r>
+              <w:t>stappe</w:t>
+            </w:r>
+            <w:proofErr w:type="spellEnd"/>
+            <w:r>
+              <w:t xml:space="preserve"> </w:t>
+            </w:r>
+            <w:proofErr w:type="spellStart"/>
+            <w:r>
+              <w:t>totdat</w:t>
+            </w:r>
+            <w:proofErr w:type="spellEnd"/>
+            <w:r>
+              <w:t xml:space="preserve"> </w:t>
+            </w:r>
+            <w:proofErr w:type="spellStart"/>
+            <w:r>
+              <w:t>jy</w:t>
+            </w:r>
+            <w:proofErr w:type="spellEnd"/>
+            <w:r>
+              <w:t xml:space="preserve"> al die </w:t>
+            </w:r>
+            <w:proofErr w:type="spellStart"/>
+            <w:r>
+              <w:t>nodige</w:t>
+            </w:r>
+            <w:proofErr w:type="spellEnd"/>
+            <w:r>
+              <w:t xml:space="preserve"> </w:t>
+            </w:r>
+            <w:proofErr w:type="spellStart"/>
+            <w:r>
+              <w:t>inligting</w:t>
+            </w:r>
+            <w:proofErr w:type="spellEnd"/>
+            <w:r>
+              <w:t xml:space="preserve"> het (</w:t>
+            </w:r>
+            <w:proofErr w:type="spellStart"/>
+            <w:r>
+              <w:t>voeg</w:t>
+            </w:r>
+            <w:proofErr w:type="spellEnd"/>
+            <w:r>
+              <w:t xml:space="preserve"> </w:t>
+            </w:r>
+            <w:proofErr w:type="spellStart"/>
+            <w:r>
+              <w:t>vrae</w:t>
+            </w:r>
+            <w:proofErr w:type="spellEnd"/>
+            <w:r>
+              <w:t xml:space="preserve"> </w:t>
+            </w:r>
+            <w:proofErr w:type="spellStart"/>
+            <w:r>
+              <w:t>en</w:t>
+            </w:r>
+            <w:proofErr w:type="spellEnd"/>
+            <w:r>
+              <w:t xml:space="preserve"> </w:t>
+            </w:r>
+            <w:proofErr w:type="spellStart"/>
+            <w:r>
+              <w:t>antwoorde</w:t>
+            </w:r>
+            <w:proofErr w:type="spellEnd"/>
+            <w:r>
+              <w:t xml:space="preserve"> by) </w:t>
+            </w:r>
+            <w:proofErr w:type="spellStart"/>
+            <w:r>
+              <w:t>onderaan</w:t>
+            </w:r>
+            <w:proofErr w:type="spellEnd"/>
+            <w:r>
+              <w:t xml:space="preserve"> die </w:t>
+            </w:r>
+            <w:proofErr w:type="spellStart"/>
+            <w:r>
+              <w:t>tabe</w:t>
+            </w:r>
+            <w:r>
+              <w:t>l</w:t>
+            </w:r>
+            <w:proofErr w:type="spellEnd"/>
+          </w:p>
         </w:tc>
         <w:tc>
           <w:tcPr>
             <w:tcW w:w="1826" w:type="dxa"/>
-          </w:tcPr>
-          <w:p/>
-        </w:tc>
-        <w:tc>
-          <w:tcPr>
-            <w:tcW w:w="1711" w:type="dxa"/>
-          </w:tcPr>
-          <w:p/>
-        </w:tc>
-      </w:tr>
-      <w:tr>
-        <w:tc>
-          <w:tcPr>
-            <w:tcW w:w="1827" w:type="dxa"/>
-          </w:tcPr>
-          <w:p/>
-        </w:tc>
-        <w:tc>
-          <w:tcPr>
-            <w:tcW w:w="1826" w:type="dxa"/>
-          </w:tcPr>
-          <w:p/>
-        </w:tc>
-        <w:tc>
-          <w:tcPr>
-            <w:tcW w:w="1826" w:type="dxa"/>
-          </w:tcPr>
-          <w:p/>
-        </w:tc>
-        <w:tc>
-          <w:tcPr>
-            <w:tcW w:w="1826" w:type="dxa"/>
-          </w:tcPr>
-          <w:p/>
-        </w:tc>
-        <w:tc>
-          <w:tcPr>
-            <w:tcW w:w="1711" w:type="dxa"/>
-          </w:tcPr>
-          <w:p/>
-        </w:tc>
-      </w:tr>
-      <w:tr>
-        <w:tc>
-          <w:tcPr>
-            <w:tcW w:w="1827" w:type="dxa"/>
-          </w:tcPr>
-          <w:p/>
-        </w:tc>
-        <w:tc>
-          <w:tcPr>
-            <w:tcW w:w="1826" w:type="dxa"/>
-          </w:tcPr>
-          <w:p/>
-        </w:tc>
-        <w:tc>
-          <w:tcPr>
-            <w:tcW w:w="1826" w:type="dxa"/>
-          </w:tcPr>
-          <w:p/>
-        </w:tc>
-        <w:tc>
-          <w:tcPr>
-            <w:tcW w:w="1826" w:type="dxa"/>
-          </w:tcPr>
-          <w:p/>
-        </w:tc>
-        <w:tc>
-          <w:tcPr>
-            <w:tcW w:w="1711" w:type="dxa"/>
-          </w:tcPr>
-          <w:p/>
-        </w:tc>
-      </w:tr>
-      <w:tr>
-        <w:tc>
-          <w:tcPr>
-            <w:tcW w:w="1827" w:type="dxa"/>
-          </w:tcPr>
-          <w:p/>
-        </w:tc>
-        <w:tc>
-          <w:tcPr>
-            <w:tcW w:w="1826" w:type="dxa"/>
-          </w:tcPr>
-          <w:p/>
-        </w:tc>
-        <w:tc>
-          <w:tcPr>
-            <w:tcW w:w="1826" w:type="dxa"/>
-          </w:tcPr>
-          <w:p/>
-        </w:tc>
-        <w:tc>
-          <w:tcPr>
-            <w:tcW w:w="1826" w:type="dxa"/>
-          </w:tcPr>
-          <w:p/>
-        </w:tc>
-        <w:tc>
-          <w:tcPr>
-            <w:tcW w:w="1711" w:type="dxa"/>
-          </w:tcPr>
-          <w:p/>
-        </w:tc>
-      </w:tr>
-      <w:tr>
-        <w:tc>
-          <w:tcPr>
-            <w:tcW w:w="1827" w:type="dxa"/>
-          </w:tcPr>
-          <w:p/>
-        </w:tc>
-        <w:tc>
-          <w:tcPr>
-            <w:tcW w:w="1826" w:type="dxa"/>
-          </w:tcPr>
-          <w:p/>
-        </w:tc>
-        <w:tc>
-          <w:tcPr>
-            <w:tcW w:w="1826" w:type="dxa"/>
-          </w:tcPr>
-          <w:p/>
-        </w:tc>
-        <w:tc>
-          <w:tcPr>
-            <w:tcW w:w="1826" w:type="dxa"/>
-          </w:tcPr>
-          <w:p/>
-        </w:tc>
-        <w:tc>
-          <w:tcPr>
-            <w:tcW w:w="1711" w:type="dxa"/>
           </w:tcPr>
           <w:p/>
         </w:tc>
@@ -3902,6 +4036,20 @@
     <w:uiPriority w:val="99"/>
     <w:rsid w:val="00A90AAD"/>
   </w:style>
+  <w:style w:type="paragraph" w:styleId="Index1">
+    <w:name w:val="index 1"/>
+    <w:basedOn w:val="Normal"/>
+    <w:next w:val="Normal"/>
+    <w:autoRedefine/>
+    <w:uiPriority w:val="99"/>
+    <w:semiHidden/>
+    <w:unhideWhenUsed/>
+    <w:rsid w:val="00043C79"/>
+    <w:pPr>
+      <w:spacing w:after="0" w:line="240" w:lineRule="auto"/>
+      <w:ind w:left="220" w:hanging="220"/>
+    </w:pPr>
+  </w:style>
 </w:styles>
 </file>
 

--- a/RTT PAT 2025/Finaal.docx
+++ b/RTT PAT 2025/Finaal.docx
@@ -2,6 +2,800 @@
 <file path=word/document.xml><?xml version="1.0" encoding="utf-8"?>
 <w:document xmlns:wpc="http://schemas.microsoft.com/office/word/2010/wordprocessingCanvas" xmlns:cx="http://schemas.microsoft.com/office/drawing/2014/chartex" xmlns:cx1="http://schemas.microsoft.com/office/drawing/2015/9/8/chartex" xmlns:cx2="http://schemas.microsoft.com/office/drawing/2015/10/21/chartex" xmlns:cx3="http://schemas.microsoft.com/office/drawing/2016/5/9/chartex" xmlns:cx4="http://schemas.microsoft.com/office/drawing/2016/5/10/chartex" xmlns:cx5="http://schemas.microsoft.com/office/drawing/2016/5/11/chartex" xmlns:cx6="http://schemas.microsoft.com/office/drawing/2016/5/12/chartex" xmlns:cx7="http://schemas.microsoft.com/office/drawing/2016/5/13/chartex" xmlns:cx8="http://schemas.microsoft.com/office/drawing/2016/5/14/chartex" xmlns:mc="http://schemas.openxmlformats.org/markup-compatibility/2006" xmlns:aink="http://schemas.microsoft.com/office/drawing/2016/ink" xmlns:am3d="http://schemas.microsoft.com/office/drawing/2017/model3d" xmlns:o="urn:schemas-microsoft-com:office:office" xmlns:oel="http://schemas.microsoft.com/office/2019/extlst" xmlns:r="http://schemas.openxmlformats.org/officeDocument/2006/relationships" xmlns:m="http://schemas.openxmlformats.org/officeDocument/2006/math" xmlns:v="urn:schemas-microsoft-com:vml" xmlns:wp14="http://schemas.microsoft.com/office/word/2010/wordprocessingDrawing" xmlns:wp="http://schemas.openxmlformats.org/drawingml/2006/wordprocessingDrawing" xmlns:w10="urn:schemas-microsoft-com:office:word" xmlns:w="http://schemas.openxmlformats.org/wordprocessingml/2006/main" xmlns:w14="http://schemas.microsoft.com/office/word/2010/wordml" xmlns:w15="http://schemas.microsoft.com/office/word/2012/wordml" xmlns:w16cex="http://schemas.microsoft.com/office/word/2018/wordml/cex" xmlns:w16cid="http://schemas.microsoft.com/office/word/2016/wordml/cid" xmlns:w16="http://schemas.microsoft.com/office/word/2018/wordml" xmlns:w16du="http://schemas.microsoft.com/office/word/2023/wordml/word16du" xmlns:w16sdtdh="http://schemas.microsoft.com/office/word/2020/wordml/sdtdatahash" xmlns:w16sdtfl="http://schemas.microsoft.com/office/word/2024/wordml/sdtformatlock" xmlns:w16se="http://schemas.microsoft.com/office/word/2015/wordml/symex" xmlns:wpg="http://schemas.microsoft.com/office/word/2010/wordprocessingGroup" xmlns:wpi="http://schemas.microsoft.com/office/word/2010/wordprocessingInk" xmlns:wne="http://schemas.microsoft.com/office/word/2006/wordml" xmlns:wps="http://schemas.microsoft.com/office/word/2010/wordprocessingShape" mc:Ignorable="w14 w15 w16se w16cid w16 w16cex w16sdtdh w16sdtfl w16du wp14">
   <w:body>
+    <w:bookmarkStart w:id="0" w:name="_Toc207365232" w:displacedByCustomXml="next"/>
+    <w:sdt>
+      <w:sdtPr>
+        <w:id w:val="375050989"/>
+        <w:docPartObj>
+          <w:docPartGallery w:val="Cover Pages"/>
+          <w:docPartUnique/>
+        </w:docPartObj>
+      </w:sdtPr>
+      <w:sdtContent>
+        <w:p>
+          <w:r>
+            <w:rPr>
+              <w:noProof/>
+            </w:rPr>
+            <mc:AlternateContent>
+              <mc:Choice Requires="wps">
+                <w:drawing>
+                  <wp:anchor distT="0" distB="0" distL="114300" distR="114300" simplePos="0" relativeHeight="251659264" behindDoc="1" locked="0" layoutInCell="1" allowOverlap="0" wp14:anchorId="79240F9B" wp14:editId="7777A6EA">
+                    <wp:simplePos x="0" y="0"/>
+                    <wp:positionH relativeFrom="page">
+                      <wp:align>center</wp:align>
+                    </wp:positionH>
+                    <wp:positionV relativeFrom="page">
+                      <wp:align>center</wp:align>
+                    </wp:positionV>
+                    <wp:extent cx="6858000" cy="9144000"/>
+                    <wp:effectExtent l="0" t="0" r="0" b="0"/>
+                    <wp:wrapNone/>
+                    <wp:docPr id="1" name="Text Box 2" descr="Cover page layout"/>
+                    <wp:cNvGraphicFramePr/>
+                    <a:graphic xmlns:a="http://schemas.openxmlformats.org/drawingml/2006/main">
+                      <a:graphicData uri="http://schemas.microsoft.com/office/word/2010/wordprocessingShape">
+                        <wps:wsp>
+                          <wps:cNvSpPr txBox="1"/>
+                          <wps:spPr>
+                            <a:xfrm>
+                              <a:off x="0" y="0"/>
+                              <a:ext cx="6858000" cy="9144000"/>
+                            </a:xfrm>
+                            <a:prstGeom prst="rect">
+                              <a:avLst/>
+                            </a:prstGeom>
+                            <a:noFill/>
+                            <a:ln w="6350">
+                              <a:noFill/>
+                            </a:ln>
+                            <a:effectLst/>
+                          </wps:spPr>
+                          <wps:style>
+                            <a:lnRef idx="0">
+                              <a:schemeClr val="accent1"/>
+                            </a:lnRef>
+                            <a:fillRef idx="0">
+                              <a:schemeClr val="accent1"/>
+                            </a:fillRef>
+                            <a:effectRef idx="0">
+                              <a:schemeClr val="accent1"/>
+                            </a:effectRef>
+                            <a:fontRef idx="minor">
+                              <a:schemeClr val="dk1"/>
+                            </a:fontRef>
+                          </wps:style>
+                          <wps:txbx>
+                            <w:txbxContent>
+                              <w:tbl>
+                                <w:tblPr>
+                                  <w:tblW w:w="5000" w:type="pct"/>
+                                  <w:tblCellMar>
+                                    <w:left w:w="0" w:type="dxa"/>
+                                    <w:right w:w="0" w:type="dxa"/>
+                                  </w:tblCellMar>
+                                  <w:tblLook w:val="04A0" w:firstRow="1" w:lastRow="0" w:firstColumn="1" w:lastColumn="0" w:noHBand="0" w:noVBand="1"/>
+                                  <w:tblDescription w:val="Cover page layout"/>
+                                </w:tblPr>
+                                <w:tblGrid>
+                                  <w:gridCol w:w="10800"/>
+                                </w:tblGrid>
+                                <w:tr>
+                                  <w:trPr>
+                                    <w:trHeight w:hRule="exact" w:val="9360"/>
+                                  </w:trPr>
+                                  <w:tc>
+                                    <w:tcPr>
+                                      <w:tcW w:w="9350" w:type="dxa"/>
+                                    </w:tcPr>
+                                    <w:p>
+                                      <w:r>
+                                        <w:rPr>
+                                          <w:noProof/>
+                                        </w:rPr>
+                                        <w:drawing>
+                                          <wp:inline distT="0" distB="0" distL="0" distR="0" wp14:anchorId="3780260A" wp14:editId="2619F074">
+                                            <wp:extent cx="6858000" cy="5961888"/>
+                                            <wp:effectExtent l="0" t="0" r="0" b="1270"/>
+                                            <wp:docPr id="5" name="Picture 4"/>
+                                            <wp:cNvGraphicFramePr/>
+                                            <a:graphic xmlns:a="http://schemas.openxmlformats.org/drawingml/2006/main">
+                                              <a:graphicData uri="http://schemas.openxmlformats.org/drawingml/2006/picture">
+                                                <pic:pic xmlns:pic="http://schemas.openxmlformats.org/drawingml/2006/picture">
+                                                  <pic:nvPicPr>
+                                                    <pic:cNvPr id="5" name="Picture 4"/>
+                                                    <pic:cNvPicPr/>
+                                                  </pic:nvPicPr>
+                                                  <pic:blipFill>
+                                                    <a:blip r:embed="rId9">
+                                                      <a:extLst>
+                                                        <a:ext uri="{28A0092B-C50C-407E-A947-70E740481C1C}">
+                                                          <a14:useLocalDpi xmlns:a14="http://schemas.microsoft.com/office/drawing/2010/main" val="0"/>
+                                                        </a:ext>
+                                                      </a:extLst>
+                                                    </a:blip>
+                                                    <a:srcRect l="6863" r="6863"/>
+                                                    <a:stretch>
+                                                      <a:fillRect/>
+                                                    </a:stretch>
+                                                  </pic:blipFill>
+                                                  <pic:spPr bwMode="auto">
+                                                    <a:xfrm>
+                                                      <a:off x="0" y="0"/>
+                                                      <a:ext cx="6858000" cy="5961888"/>
+                                                    </a:xfrm>
+                                                    <a:prstGeom prst="rect">
+                                                      <a:avLst/>
+                                                    </a:prstGeom>
+                                                    <a:ln>
+                                                      <a:noFill/>
+                                                    </a:ln>
+                                                    <a:extLst>
+                                                      <a:ext uri="{53640926-AAD7-44D8-BBD7-CCE9431645EC}">
+                                                        <a14:shadowObscured xmlns:a14="http://schemas.microsoft.com/office/drawing/2010/main"/>
+                                                      </a:ext>
+                                                    </a:extLst>
+                                                  </pic:spPr>
+                                                </pic:pic>
+                                              </a:graphicData>
+                                            </a:graphic>
+                                          </wp:inline>
+                                        </w:drawing>
+                                      </w:r>
+                                    </w:p>
+                                  </w:tc>
+                                </w:tr>
+                                <w:tr>
+                                  <w:trPr>
+                                    <w:trHeight w:hRule="exact" w:val="4320"/>
+                                  </w:trPr>
+                                  <w:tc>
+                                    <w:tcPr>
+                                      <w:tcW w:w="9350" w:type="dxa"/>
+                                      <w:shd w:val="clear" w:color="auto" w:fill="44546A" w:themeFill="text2"/>
+                                      <w:vAlign w:val="center"/>
+                                    </w:tcPr>
+                                    <w:p>
+                                      <w:pPr>
+                                        <w:pStyle w:val="NoSpacing"/>
+                                        <w:spacing w:before="200" w:line="216" w:lineRule="auto"/>
+                                        <w:ind w:left="720" w:right="720"/>
+                                        <w:rPr>
+                                          <w:rFonts w:asciiTheme="majorHAnsi" w:hAnsiTheme="majorHAnsi"/>
+                                          <w:color w:val="FFFFFF" w:themeColor="background1"/>
+                                          <w:sz w:val="96"/>
+                                          <w:szCs w:val="96"/>
+                                        </w:rPr>
+                                      </w:pPr>
+                                      <w:sdt>
+                                        <w:sdtPr>
+                                          <w:rPr>
+                                            <w:rFonts w:asciiTheme="majorHAnsi" w:hAnsiTheme="majorHAnsi"/>
+                                            <w:color w:val="FFFFFF" w:themeColor="background1"/>
+                                            <w:sz w:val="96"/>
+                                            <w:szCs w:val="96"/>
+                                          </w:rPr>
+                                          <w:alias w:val="Title"/>
+                                          <w:tag w:val=""/>
+                                          <w:id w:val="739824258"/>
+                                          <w:placeholder>
+                                            <w:docPart w:val="CA2F9F0813574CBD8385EA2B52A2AC65"/>
+                                          </w:placeholder>
+                                          <w:dataBinding w:prefixMappings="xmlns:ns0='http://purl.org/dc/elements/1.1/' xmlns:ns1='http://schemas.openxmlformats.org/package/2006/metadata/core-properties' " w:xpath="/ns1:coreProperties[1]/ns0:title[1]" w:storeItemID="{6C3C8BC8-F283-45AE-878A-BAB7291924A1}"/>
+                                          <w:text/>
+                                        </w:sdtPr>
+                                        <w:sdtContent>
+                                          <w:r>
+                                            <w:rPr>
+                                              <w:rFonts w:asciiTheme="majorHAnsi" w:hAnsiTheme="majorHAnsi"/>
+                                              <w:color w:val="FFFFFF" w:themeColor="background1"/>
+                                              <w:sz w:val="96"/>
+                                              <w:szCs w:val="96"/>
+                                            </w:rPr>
+                                            <w:t>E-</w:t>
+                                          </w:r>
+                                          <w:proofErr w:type="spellStart"/>
+                                          <w:r>
+                                            <w:rPr>
+                                              <w:rFonts w:asciiTheme="majorHAnsi" w:hAnsiTheme="majorHAnsi"/>
+                                              <w:color w:val="FFFFFF" w:themeColor="background1"/>
+                                              <w:sz w:val="96"/>
+                                              <w:szCs w:val="96"/>
+                                            </w:rPr>
+                                            <w:t>afvalbestuur</w:t>
+                                          </w:r>
+                                          <w:proofErr w:type="spellEnd"/>
+                                        </w:sdtContent>
+                                      </w:sdt>
+                                    </w:p>
+                                    <w:p>
+                                      <w:pPr>
+                                        <w:pStyle w:val="NoSpacing"/>
+                                        <w:spacing w:before="240"/>
+                                        <w:ind w:left="720" w:right="720"/>
+                                        <w:rPr>
+                                          <w:color w:val="FFFFFF" w:themeColor="background1"/>
+                                          <w:sz w:val="32"/>
+                                          <w:szCs w:val="32"/>
+                                        </w:rPr>
+                                      </w:pPr>
+                                      <w:sdt>
+                                        <w:sdtPr>
+                                          <w:rPr>
+                                            <w:color w:val="FFFFFF" w:themeColor="background1"/>
+                                            <w:sz w:val="32"/>
+                                            <w:szCs w:val="32"/>
+                                          </w:rPr>
+                                          <w:alias w:val="Subtitle"/>
+                                          <w:tag w:val=""/>
+                                          <w:id w:val="1143089448"/>
+                                          <w:placeholder>
+                                            <w:docPart w:val="B01B351547D44BA98F4E1EB8947ED19F"/>
+                                          </w:placeholder>
+                                          <w:dataBinding w:prefixMappings="xmlns:ns0='http://purl.org/dc/elements/1.1/' xmlns:ns1='http://schemas.openxmlformats.org/package/2006/metadata/core-properties' " w:xpath="/ns1:coreProperties[1]/ns0:subject[1]" w:storeItemID="{6C3C8BC8-F283-45AE-878A-BAB7291924A1}"/>
+                                          <w:text/>
+                                        </w:sdtPr>
+                                        <w:sdtContent>
+                                          <w:r>
+                                            <w:rPr>
+                                              <w:color w:val="FFFFFF" w:themeColor="background1"/>
+                                              <w:sz w:val="32"/>
+                                              <w:szCs w:val="32"/>
+                                            </w:rPr>
+                                            <w:t>RTT PAT 2025</w:t>
+                                          </w:r>
+                                        </w:sdtContent>
+                                      </w:sdt>
+                                    </w:p>
+                                  </w:tc>
+                                </w:tr>
+                                <w:tr>
+                                  <w:trPr>
+                                    <w:trHeight w:hRule="exact" w:val="720"/>
+                                  </w:trPr>
+                                  <w:tc>
+                                    <w:tcPr>
+                                      <w:tcW w:w="9350" w:type="dxa"/>
+                                      <w:shd w:val="clear" w:color="auto" w:fill="70AD47" w:themeFill="accent6"/>
+                                    </w:tcPr>
+                                    <w:tbl>
+                                      <w:tblPr>
+                                        <w:tblW w:w="5000" w:type="pct"/>
+                                        <w:tblCellMar>
+                                          <w:left w:w="0" w:type="dxa"/>
+                                          <w:right w:w="0" w:type="dxa"/>
+                                        </w:tblCellMar>
+                                        <w:tblLook w:val="04A0" w:firstRow="1" w:lastRow="0" w:firstColumn="1" w:lastColumn="0" w:noHBand="0" w:noVBand="1"/>
+                                        <w:tblDescription w:val="Cover page info"/>
+                                      </w:tblPr>
+                                      <w:tblGrid>
+                                        <w:gridCol w:w="3600"/>
+                                        <w:gridCol w:w="3600"/>
+                                        <w:gridCol w:w="3600"/>
+                                      </w:tblGrid>
+                                      <w:tr>
+                                        <w:trPr>
+                                          <w:trHeight w:hRule="exact" w:val="720"/>
+                                        </w:trPr>
+                                        <w:tc>
+                                          <w:tcPr>
+                                            <w:tcW w:w="3590" w:type="dxa"/>
+                                            <w:vAlign w:val="center"/>
+                                          </w:tcPr>
+                                          <w:p>
+                                            <w:pPr>
+                                              <w:pStyle w:val="NoSpacing"/>
+                                              <w:ind w:left="720" w:right="144"/>
+                                              <w:rPr>
+                                                <w:color w:val="FFFFFF" w:themeColor="background1"/>
+                                              </w:rPr>
+                                            </w:pPr>
+                                            <w:sdt>
+                                              <w:sdtPr>
+                                                <w:rPr>
+                                                  <w:color w:val="FFFFFF" w:themeColor="background1"/>
+                                                </w:rPr>
+                                                <w:alias w:val="Author"/>
+                                                <w:tag w:val=""/>
+                                                <w:id w:val="942812742"/>
+                                                <w:placeholder>
+                                                  <w:docPart w:val="1C14523066EC44889AA5BC7A561ADECC"/>
+                                                </w:placeholder>
+                                                <w:dataBinding w:prefixMappings="xmlns:ns0='http://purl.org/dc/elements/1.1/' xmlns:ns1='http://schemas.openxmlformats.org/package/2006/metadata/core-properties' " w:xpath="/ns1:coreProperties[1]/ns0:creator[1]" w:storeItemID="{6C3C8BC8-F283-45AE-878A-BAB7291924A1}"/>
+                                                <w:text/>
+                                              </w:sdtPr>
+                                              <w:sdtContent>
+                                                <w:r>
+                                                  <w:rPr>
+                                                    <w:color w:val="FFFFFF" w:themeColor="background1"/>
+                                                  </w:rPr>
+                                                  <w:t>Pieter-Louis Schoeman</w:t>
+                                                </w:r>
+                                              </w:sdtContent>
+                                            </w:sdt>
+                                          </w:p>
+                                        </w:tc>
+                                        <w:tc>
+                                          <w:tcPr>
+                                            <w:tcW w:w="3591" w:type="dxa"/>
+                                            <w:vAlign w:val="center"/>
+                                          </w:tcPr>
+                                          <w:sdt>
+                                            <w:sdtPr>
+                                              <w:rPr>
+                                                <w:color w:val="FFFFFF" w:themeColor="background1"/>
+                                              </w:rPr>
+                                              <w:alias w:val="Date"/>
+                                              <w:tag w:val=""/>
+                                              <w:id w:val="748164578"/>
+                                              <w:placeholder>
+                                                <w:docPart w:val="79FFED535CB34F92A38D462EAE8A4FE0"/>
+                                              </w:placeholder>
+                                              <w:dataBinding w:prefixMappings="xmlns:ns0='http://schemas.microsoft.com/office/2006/coverPageProps' " w:xpath="/ns0:CoverPageProperties[1]/ns0:PublishDate[1]" w:storeItemID="{55AF091B-3C7A-41E3-B477-F2FDAA23CFDA}"/>
+                                              <w:date w:fullDate="2025-08-29T00:00:00Z">
+                                                <w:dateFormat w:val="M/d/yy"/>
+                                                <w:lid w:val="en-US"/>
+                                                <w:storeMappedDataAs w:val="dateTime"/>
+                                                <w:calendar w:val="gregorian"/>
+                                              </w:date>
+                                            </w:sdtPr>
+                                            <w:sdtContent>
+                                              <w:p>
+                                                <w:pPr>
+                                                  <w:pStyle w:val="NoSpacing"/>
+                                                  <w:ind w:left="144" w:right="144"/>
+                                                  <w:jc w:val="center"/>
+                                                  <w:rPr>
+                                                    <w:color w:val="FFFFFF" w:themeColor="background1"/>
+                                                  </w:rPr>
+                                                </w:pPr>
+                                                <w:r>
+                                                  <w:rPr>
+                                                    <w:color w:val="FFFFFF" w:themeColor="background1"/>
+                                                  </w:rPr>
+                                                  <w:t>Friday, August 29, 2025</w:t>
+                                                </w:r>
+                                              </w:p>
+                                            </w:sdtContent>
+                                          </w:sdt>
+                                        </w:tc>
+                                        <w:sdt>
+                                          <w:sdtPr>
+                                            <w:rPr>
+                                              <w:color w:val="FFFFFF" w:themeColor="background1"/>
+                                            </w:rPr>
+                                            <w:alias w:val="Course title"/>
+                                            <w:tag w:val=""/>
+                                            <w:id w:val="-15923909"/>
+                                            <w:placeholder>
+                                              <w:docPart w:val="39EDB981765C4B93AA5F25241CAF04F7"/>
+                                            </w:placeholder>
+                                            <w:dataBinding w:prefixMappings="xmlns:ns0='http://purl.org/dc/elements/1.1/' xmlns:ns1='http://schemas.openxmlformats.org/package/2006/metadata/core-properties' " w:xpath="/ns1:coreProperties[1]/ns1:category[1]" w:storeItemID="{6C3C8BC8-F283-45AE-878A-BAB7291924A1}"/>
+                                            <w:text/>
+                                          </w:sdtPr>
+                                          <w:sdtContent>
+                                            <w:tc>
+                                              <w:tcPr>
+                                                <w:tcW w:w="3591" w:type="dxa"/>
+                                                <w:vAlign w:val="center"/>
+                                              </w:tcPr>
+                                              <w:p>
+                                                <w:pPr>
+                                                  <w:pStyle w:val="NoSpacing"/>
+                                                  <w:ind w:left="144" w:right="720"/>
+                                                  <w:jc w:val="right"/>
+                                                  <w:rPr>
+                                                    <w:color w:val="FFFFFF" w:themeColor="background1"/>
+                                                  </w:rPr>
+                                                </w:pPr>
+                                                <w:r>
+                                                  <w:rPr>
+                                                    <w:color w:val="FFFFFF" w:themeColor="background1"/>
+                                                  </w:rPr>
+                                                  <w:t>RTT</w:t>
+                                                </w:r>
+                                              </w:p>
+                                            </w:tc>
+                                          </w:sdtContent>
+                                        </w:sdt>
+                                      </w:tr>
+                                    </w:tbl>
+                                    <w:p/>
+                                  </w:tc>
+                                </w:tr>
+                              </w:tbl>
+                              <w:p/>
+                            </w:txbxContent>
+                          </wps:txbx>
+                          <wps:bodyPr rot="0" spcFirstLastPara="0" vertOverflow="overflow" horzOverflow="overflow" vert="horz" wrap="square" lIns="0" tIns="0" rIns="0" bIns="0" numCol="1" spcCol="0" rtlCol="0" fromWordArt="0" anchor="t" anchorCtr="0" forceAA="0" compatLnSpc="1">
+                            <a:prstTxWarp prst="textNoShape">
+                              <a:avLst/>
+                            </a:prstTxWarp>
+                            <a:noAutofit/>
+                          </wps:bodyPr>
+                        </wps:wsp>
+                      </a:graphicData>
+                    </a:graphic>
+                    <wp14:sizeRelH relativeFrom="page">
+                      <wp14:pctWidth>0</wp14:pctWidth>
+                    </wp14:sizeRelH>
+                    <wp14:sizeRelV relativeFrom="page">
+                      <wp14:pctHeight>0</wp14:pctHeight>
+                    </wp14:sizeRelV>
+                  </wp:anchor>
+                </w:drawing>
+              </mc:Choice>
+              <mc:Fallback>
+                <w:pict>
+                  <v:shapetype w14:anchorId="79240F9B" id="_x0000_t202" coordsize="21600,21600" o:spt="202" path="m,l,21600r21600,l21600,xe">
+                    <v:stroke joinstyle="miter"/>
+                    <v:path gradientshapeok="t" o:connecttype="rect"/>
+                  </v:shapetype>
+                  <v:shape id="Text Box 2" o:spid="_x0000_s1026" type="#_x0000_t202" alt="Cover page layout" style="position:absolute;margin-left:0;margin-top:0;width:540pt;height:10in;z-index:-251657216;visibility:visible;mso-wrap-style:square;mso-width-percent:0;mso-height-percent:0;mso-wrap-distance-left:9pt;mso-wrap-distance-top:0;mso-wrap-distance-right:9pt;mso-wrap-distance-bottom:0;mso-position-horizontal:center;mso-position-horizontal-relative:page;mso-position-vertical:center;mso-position-vertical-relative:page;mso-width-percent:0;mso-height-percent:0;mso-width-relative:page;mso-height-relative:page;v-text-anchor:top" o:gfxdata="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" o:allowoverlap="f" filled="f" stroked="f" strokeweight=".5pt">
+                    <v:textbox inset="0,0,0,0">
+                      <w:txbxContent>
+                        <w:tbl>
+                          <w:tblPr>
+                            <w:tblW w:w="5000" w:type="pct"/>
+                            <w:tblCellMar>
+                              <w:left w:w="0" w:type="dxa"/>
+                              <w:right w:w="0" w:type="dxa"/>
+                            </w:tblCellMar>
+                            <w:tblLook w:val="04A0" w:firstRow="1" w:lastRow="0" w:firstColumn="1" w:lastColumn="0" w:noHBand="0" w:noVBand="1"/>
+                            <w:tblDescription w:val="Cover page layout"/>
+                          </w:tblPr>
+                          <w:tblGrid>
+                            <w:gridCol w:w="10800"/>
+                          </w:tblGrid>
+                          <w:tr>
+                            <w:trPr>
+                              <w:trHeight w:hRule="exact" w:val="9360"/>
+                            </w:trPr>
+                            <w:tc>
+                              <w:tcPr>
+                                <w:tcW w:w="9350" w:type="dxa"/>
+                              </w:tcPr>
+                              <w:p>
+                                <w:r>
+                                  <w:rPr>
+                                    <w:noProof/>
+                                  </w:rPr>
+                                  <w:drawing>
+                                    <wp:inline distT="0" distB="0" distL="0" distR="0" wp14:anchorId="3780260A" wp14:editId="2619F074">
+                                      <wp:extent cx="6858000" cy="5961888"/>
+                                      <wp:effectExtent l="0" t="0" r="0" b="1270"/>
+                                      <wp:docPr id="5" name="Picture 4"/>
+                                      <wp:cNvGraphicFramePr/>
+                                      <a:graphic xmlns:a="http://schemas.openxmlformats.org/drawingml/2006/main">
+                                        <a:graphicData uri="http://schemas.openxmlformats.org/drawingml/2006/picture">
+                                          <pic:pic xmlns:pic="http://schemas.openxmlformats.org/drawingml/2006/picture">
+                                            <pic:nvPicPr>
+                                              <pic:cNvPr id="5" name="Picture 4"/>
+                                              <pic:cNvPicPr/>
+                                            </pic:nvPicPr>
+                                            <pic:blipFill>
+                                              <a:blip r:embed="rId9">
+                                                <a:extLst>
+                                                  <a:ext uri="{28A0092B-C50C-407E-A947-70E740481C1C}">
+                                                    <a14:useLocalDpi xmlns:a14="http://schemas.microsoft.com/office/drawing/2010/main" val="0"/>
+                                                  </a:ext>
+                                                </a:extLst>
+                                              </a:blip>
+                                              <a:srcRect l="6863" r="6863"/>
+                                              <a:stretch>
+                                                <a:fillRect/>
+                                              </a:stretch>
+                                            </pic:blipFill>
+                                            <pic:spPr bwMode="auto">
+                                              <a:xfrm>
+                                                <a:off x="0" y="0"/>
+                                                <a:ext cx="6858000" cy="5961888"/>
+                                              </a:xfrm>
+                                              <a:prstGeom prst="rect">
+                                                <a:avLst/>
+                                              </a:prstGeom>
+                                              <a:ln>
+                                                <a:noFill/>
+                                              </a:ln>
+                                              <a:extLst>
+                                                <a:ext uri="{53640926-AAD7-44D8-BBD7-CCE9431645EC}">
+                                                  <a14:shadowObscured xmlns:a14="http://schemas.microsoft.com/office/drawing/2010/main"/>
+                                                </a:ext>
+                                              </a:extLst>
+                                            </pic:spPr>
+                                          </pic:pic>
+                                        </a:graphicData>
+                                      </a:graphic>
+                                    </wp:inline>
+                                  </w:drawing>
+                                </w:r>
+                              </w:p>
+                            </w:tc>
+                          </w:tr>
+                          <w:tr>
+                            <w:trPr>
+                              <w:trHeight w:hRule="exact" w:val="4320"/>
+                            </w:trPr>
+                            <w:tc>
+                              <w:tcPr>
+                                <w:tcW w:w="9350" w:type="dxa"/>
+                                <w:shd w:val="clear" w:color="auto" w:fill="44546A" w:themeFill="text2"/>
+                                <w:vAlign w:val="center"/>
+                              </w:tcPr>
+                              <w:p>
+                                <w:pPr>
+                                  <w:pStyle w:val="NoSpacing"/>
+                                  <w:spacing w:before="200" w:line="216" w:lineRule="auto"/>
+                                  <w:ind w:left="720" w:right="720"/>
+                                  <w:rPr>
+                                    <w:rFonts w:asciiTheme="majorHAnsi" w:hAnsiTheme="majorHAnsi"/>
+                                    <w:color w:val="FFFFFF" w:themeColor="background1"/>
+                                    <w:sz w:val="96"/>
+                                    <w:szCs w:val="96"/>
+                                  </w:rPr>
+                                </w:pPr>
+                                <w:sdt>
+                                  <w:sdtPr>
+                                    <w:rPr>
+                                      <w:rFonts w:asciiTheme="majorHAnsi" w:hAnsiTheme="majorHAnsi"/>
+                                      <w:color w:val="FFFFFF" w:themeColor="background1"/>
+                                      <w:sz w:val="96"/>
+                                      <w:szCs w:val="96"/>
+                                    </w:rPr>
+                                    <w:alias w:val="Title"/>
+                                    <w:tag w:val=""/>
+                                    <w:id w:val="739824258"/>
+                                    <w:placeholder>
+                                      <w:docPart w:val="CA2F9F0813574CBD8385EA2B52A2AC65"/>
+                                    </w:placeholder>
+                                    <w:dataBinding w:prefixMappings="xmlns:ns0='http://purl.org/dc/elements/1.1/' xmlns:ns1='http://schemas.openxmlformats.org/package/2006/metadata/core-properties' " w:xpath="/ns1:coreProperties[1]/ns0:title[1]" w:storeItemID="{6C3C8BC8-F283-45AE-878A-BAB7291924A1}"/>
+                                    <w:text/>
+                                  </w:sdtPr>
+                                  <w:sdtContent>
+                                    <w:r>
+                                      <w:rPr>
+                                        <w:rFonts w:asciiTheme="majorHAnsi" w:hAnsiTheme="majorHAnsi"/>
+                                        <w:color w:val="FFFFFF" w:themeColor="background1"/>
+                                        <w:sz w:val="96"/>
+                                        <w:szCs w:val="96"/>
+                                      </w:rPr>
+                                      <w:t>E-</w:t>
+                                    </w:r>
+                                    <w:proofErr w:type="spellStart"/>
+                                    <w:r>
+                                      <w:rPr>
+                                        <w:rFonts w:asciiTheme="majorHAnsi" w:hAnsiTheme="majorHAnsi"/>
+                                        <w:color w:val="FFFFFF" w:themeColor="background1"/>
+                                        <w:sz w:val="96"/>
+                                        <w:szCs w:val="96"/>
+                                      </w:rPr>
+                                      <w:t>afvalbestuur</w:t>
+                                    </w:r>
+                                    <w:proofErr w:type="spellEnd"/>
+                                  </w:sdtContent>
+                                </w:sdt>
+                              </w:p>
+                              <w:p>
+                                <w:pPr>
+                                  <w:pStyle w:val="NoSpacing"/>
+                                  <w:spacing w:before="240"/>
+                                  <w:ind w:left="720" w:right="720"/>
+                                  <w:rPr>
+                                    <w:color w:val="FFFFFF" w:themeColor="background1"/>
+                                    <w:sz w:val="32"/>
+                                    <w:szCs w:val="32"/>
+                                  </w:rPr>
+                                </w:pPr>
+                                <w:sdt>
+                                  <w:sdtPr>
+                                    <w:rPr>
+                                      <w:color w:val="FFFFFF" w:themeColor="background1"/>
+                                      <w:sz w:val="32"/>
+                                      <w:szCs w:val="32"/>
+                                    </w:rPr>
+                                    <w:alias w:val="Subtitle"/>
+                                    <w:tag w:val=""/>
+                                    <w:id w:val="1143089448"/>
+                                    <w:placeholder>
+                                      <w:docPart w:val="B01B351547D44BA98F4E1EB8947ED19F"/>
+                                    </w:placeholder>
+                                    <w:dataBinding w:prefixMappings="xmlns:ns0='http://purl.org/dc/elements/1.1/' xmlns:ns1='http://schemas.openxmlformats.org/package/2006/metadata/core-properties' " w:xpath="/ns1:coreProperties[1]/ns0:subject[1]" w:storeItemID="{6C3C8BC8-F283-45AE-878A-BAB7291924A1}"/>
+                                    <w:text/>
+                                  </w:sdtPr>
+                                  <w:sdtContent>
+                                    <w:r>
+                                      <w:rPr>
+                                        <w:color w:val="FFFFFF" w:themeColor="background1"/>
+                                        <w:sz w:val="32"/>
+                                        <w:szCs w:val="32"/>
+                                      </w:rPr>
+                                      <w:t>RTT PAT 2025</w:t>
+                                    </w:r>
+                                  </w:sdtContent>
+                                </w:sdt>
+                              </w:p>
+                            </w:tc>
+                          </w:tr>
+                          <w:tr>
+                            <w:trPr>
+                              <w:trHeight w:hRule="exact" w:val="720"/>
+                            </w:trPr>
+                            <w:tc>
+                              <w:tcPr>
+                                <w:tcW w:w="9350" w:type="dxa"/>
+                                <w:shd w:val="clear" w:color="auto" w:fill="70AD47" w:themeFill="accent6"/>
+                              </w:tcPr>
+                              <w:tbl>
+                                <w:tblPr>
+                                  <w:tblW w:w="5000" w:type="pct"/>
+                                  <w:tblCellMar>
+                                    <w:left w:w="0" w:type="dxa"/>
+                                    <w:right w:w="0" w:type="dxa"/>
+                                  </w:tblCellMar>
+                                  <w:tblLook w:val="04A0" w:firstRow="1" w:lastRow="0" w:firstColumn="1" w:lastColumn="0" w:noHBand="0" w:noVBand="1"/>
+                                  <w:tblDescription w:val="Cover page info"/>
+                                </w:tblPr>
+                                <w:tblGrid>
+                                  <w:gridCol w:w="3600"/>
+                                  <w:gridCol w:w="3600"/>
+                                  <w:gridCol w:w="3600"/>
+                                </w:tblGrid>
+                                <w:tr>
+                                  <w:trPr>
+                                    <w:trHeight w:hRule="exact" w:val="720"/>
+                                  </w:trPr>
+                                  <w:tc>
+                                    <w:tcPr>
+                                      <w:tcW w:w="3590" w:type="dxa"/>
+                                      <w:vAlign w:val="center"/>
+                                    </w:tcPr>
+                                    <w:p>
+                                      <w:pPr>
+                                        <w:pStyle w:val="NoSpacing"/>
+                                        <w:ind w:left="720" w:right="144"/>
+                                        <w:rPr>
+                                          <w:color w:val="FFFFFF" w:themeColor="background1"/>
+                                        </w:rPr>
+                                      </w:pPr>
+                                      <w:sdt>
+                                        <w:sdtPr>
+                                          <w:rPr>
+                                            <w:color w:val="FFFFFF" w:themeColor="background1"/>
+                                          </w:rPr>
+                                          <w:alias w:val="Author"/>
+                                          <w:tag w:val=""/>
+                                          <w:id w:val="942812742"/>
+                                          <w:placeholder>
+                                            <w:docPart w:val="1C14523066EC44889AA5BC7A561ADECC"/>
+                                          </w:placeholder>
+                                          <w:dataBinding w:prefixMappings="xmlns:ns0='http://purl.org/dc/elements/1.1/' xmlns:ns1='http://schemas.openxmlformats.org/package/2006/metadata/core-properties' " w:xpath="/ns1:coreProperties[1]/ns0:creator[1]" w:storeItemID="{6C3C8BC8-F283-45AE-878A-BAB7291924A1}"/>
+                                          <w:text/>
+                                        </w:sdtPr>
+                                        <w:sdtContent>
+                                          <w:r>
+                                            <w:rPr>
+                                              <w:color w:val="FFFFFF" w:themeColor="background1"/>
+                                            </w:rPr>
+                                            <w:t>Pieter-Louis Schoeman</w:t>
+                                          </w:r>
+                                        </w:sdtContent>
+                                      </w:sdt>
+                                    </w:p>
+                                  </w:tc>
+                                  <w:tc>
+                                    <w:tcPr>
+                                      <w:tcW w:w="3591" w:type="dxa"/>
+                                      <w:vAlign w:val="center"/>
+                                    </w:tcPr>
+                                    <w:sdt>
+                                      <w:sdtPr>
+                                        <w:rPr>
+                                          <w:color w:val="FFFFFF" w:themeColor="background1"/>
+                                        </w:rPr>
+                                        <w:alias w:val="Date"/>
+                                        <w:tag w:val=""/>
+                                        <w:id w:val="748164578"/>
+                                        <w:placeholder>
+                                          <w:docPart w:val="79FFED535CB34F92A38D462EAE8A4FE0"/>
+                                        </w:placeholder>
+                                        <w:dataBinding w:prefixMappings="xmlns:ns0='http://schemas.microsoft.com/office/2006/coverPageProps' " w:xpath="/ns0:CoverPageProperties[1]/ns0:PublishDate[1]" w:storeItemID="{55AF091B-3C7A-41E3-B477-F2FDAA23CFDA}"/>
+                                        <w:date w:fullDate="2025-08-29T00:00:00Z">
+                                          <w:dateFormat w:val="M/d/yy"/>
+                                          <w:lid w:val="en-US"/>
+                                          <w:storeMappedDataAs w:val="dateTime"/>
+                                          <w:calendar w:val="gregorian"/>
+                                        </w:date>
+                                      </w:sdtPr>
+                                      <w:sdtContent>
+                                        <w:p>
+                                          <w:pPr>
+                                            <w:pStyle w:val="NoSpacing"/>
+                                            <w:ind w:left="144" w:right="144"/>
+                                            <w:jc w:val="center"/>
+                                            <w:rPr>
+                                              <w:color w:val="FFFFFF" w:themeColor="background1"/>
+                                            </w:rPr>
+                                          </w:pPr>
+                                          <w:r>
+                                            <w:rPr>
+                                              <w:color w:val="FFFFFF" w:themeColor="background1"/>
+                                            </w:rPr>
+                                            <w:t>Friday, August 29, 2025</w:t>
+                                          </w:r>
+                                        </w:p>
+                                      </w:sdtContent>
+                                    </w:sdt>
+                                  </w:tc>
+                                  <w:sdt>
+                                    <w:sdtPr>
+                                      <w:rPr>
+                                        <w:color w:val="FFFFFF" w:themeColor="background1"/>
+                                      </w:rPr>
+                                      <w:alias w:val="Course title"/>
+                                      <w:tag w:val=""/>
+                                      <w:id w:val="-15923909"/>
+                                      <w:placeholder>
+                                        <w:docPart w:val="39EDB981765C4B93AA5F25241CAF04F7"/>
+                                      </w:placeholder>
+                                      <w:dataBinding w:prefixMappings="xmlns:ns0='http://purl.org/dc/elements/1.1/' xmlns:ns1='http://schemas.openxmlformats.org/package/2006/metadata/core-properties' " w:xpath="/ns1:coreProperties[1]/ns1:category[1]" w:storeItemID="{6C3C8BC8-F283-45AE-878A-BAB7291924A1}"/>
+                                      <w:text/>
+                                    </w:sdtPr>
+                                    <w:sdtContent>
+                                      <w:tc>
+                                        <w:tcPr>
+                                          <w:tcW w:w="3591" w:type="dxa"/>
+                                          <w:vAlign w:val="center"/>
+                                        </w:tcPr>
+                                        <w:p>
+                                          <w:pPr>
+                                            <w:pStyle w:val="NoSpacing"/>
+                                            <w:ind w:left="144" w:right="720"/>
+                                            <w:jc w:val="right"/>
+                                            <w:rPr>
+                                              <w:color w:val="FFFFFF" w:themeColor="background1"/>
+                                            </w:rPr>
+                                          </w:pPr>
+                                          <w:r>
+                                            <w:rPr>
+                                              <w:color w:val="FFFFFF" w:themeColor="background1"/>
+                                            </w:rPr>
+                                            <w:t>RTT</w:t>
+                                          </w:r>
+                                        </w:p>
+                                      </w:tc>
+                                    </w:sdtContent>
+                                  </w:sdt>
+                                </w:tr>
+                              </w:tbl>
+                              <w:p/>
+                            </w:tc>
+                          </w:tr>
+                        </w:tbl>
+                        <w:p/>
+                      </w:txbxContent>
+                    </v:textbox>
+                    <w10:wrap anchorx="page" anchory="page"/>
+                  </v:shape>
+                </w:pict>
+              </mc:Fallback>
+            </mc:AlternateContent>
+          </w:r>
+        </w:p>
+        <w:p>
+          <w:pPr>
+            <w:rPr>
+              <w:rFonts w:asciiTheme="majorHAnsi" w:eastAsiaTheme="majorEastAsia" w:hAnsiTheme="majorHAnsi" w:cstheme="majorBidi"/>
+              <w:color w:val="2E74B5" w:themeColor="accent1" w:themeShade="BF"/>
+              <w:sz w:val="40"/>
+              <w:szCs w:val="40"/>
+            </w:rPr>
+          </w:pPr>
+          <w:r>
+            <w:br w:type="page"/>
+          </w:r>
+        </w:p>
+      </w:sdtContent>
+    </w:sdt>
     <w:p>
       <w:pPr>
         <w:pStyle w:val="Heading1"/>
@@ -10,8 +804,736 @@
       <w:r>
         <w:t>Inhoudsopgawe</w:t>
       </w:r>
+      <w:bookmarkEnd w:id="0"/>
       <w:proofErr w:type="spellEnd"/>
     </w:p>
+    <w:sdt>
+      <w:sdtPr>
+        <w:id w:val="-1904977654"/>
+        <w:docPartObj>
+          <w:docPartGallery w:val="Table of Contents"/>
+          <w:docPartUnique/>
+        </w:docPartObj>
+      </w:sdtPr>
+      <w:sdtEndPr>
+        <w:rPr>
+          <w:rFonts w:asciiTheme="minorHAnsi" w:eastAsiaTheme="minorHAnsi" w:hAnsiTheme="minorHAnsi" w:cstheme="minorBidi"/>
+          <w:b/>
+          <w:bCs/>
+          <w:noProof/>
+          <w:color w:val="auto"/>
+          <w:sz w:val="22"/>
+          <w:szCs w:val="22"/>
+          <w:lang w:val="en-ZA"/>
+        </w:rPr>
+      </w:sdtEndPr>
+      <w:sdtContent>
+        <w:p>
+          <w:pPr>
+            <w:pStyle w:val="TOCHeading"/>
+          </w:pPr>
+        </w:p>
+        <w:p>
+          <w:pPr>
+            <w:pStyle w:val="TOC1"/>
+            <w:tabs>
+              <w:tab w:val="right" w:leader="dot" w:pos="9016"/>
+            </w:tabs>
+            <w:rPr>
+              <w:noProof/>
+            </w:rPr>
+          </w:pPr>
+          <w:r>
+            <w:fldChar w:fldCharType="begin"/>
+          </w:r>
+          <w:r>
+            <w:instrText xml:space="preserve"> TOC \o "1-3" \h \z \u </w:instrText>
+          </w:r>
+          <w:r>
+            <w:fldChar w:fldCharType="separate"/>
+          </w:r>
+          <w:hyperlink w:anchor="_Toc207365232" w:history="1">
+            <w:r>
+              <w:rPr>
+                <w:rStyle w:val="Hyperlink"/>
+                <w:noProof/>
+              </w:rPr>
+              <w:t>Inhoudsopgawe</w:t>
+            </w:r>
+            <w:r>
+              <w:rPr>
+                <w:noProof/>
+                <w:webHidden/>
+              </w:rPr>
+              <w:tab/>
+            </w:r>
+            <w:r>
+              <w:rPr>
+                <w:noProof/>
+                <w:webHidden/>
+              </w:rPr>
+              <w:fldChar w:fldCharType="begin"/>
+            </w:r>
+            <w:r>
+              <w:rPr>
+                <w:noProof/>
+                <w:webHidden/>
+              </w:rPr>
+              <w:instrText xml:space="preserve"> PAGEREF _Toc207365232 \h </w:instrText>
+            </w:r>
+            <w:r>
+              <w:rPr>
+                <w:noProof/>
+                <w:webHidden/>
+              </w:rPr>
+            </w:r>
+            <w:r>
+              <w:rPr>
+                <w:noProof/>
+                <w:webHidden/>
+              </w:rPr>
+              <w:fldChar w:fldCharType="separate"/>
+            </w:r>
+            <w:r>
+              <w:rPr>
+                <w:noProof/>
+                <w:webHidden/>
+              </w:rPr>
+              <w:t>1</w:t>
+            </w:r>
+            <w:r>
+              <w:rPr>
+                <w:noProof/>
+                <w:webHidden/>
+              </w:rPr>
+              <w:fldChar w:fldCharType="end"/>
+            </w:r>
+          </w:hyperlink>
+        </w:p>
+        <w:p>
+          <w:pPr>
+            <w:pStyle w:val="TOC1"/>
+            <w:tabs>
+              <w:tab w:val="right" w:leader="dot" w:pos="9016"/>
+            </w:tabs>
+            <w:rPr>
+              <w:noProof/>
+            </w:rPr>
+          </w:pPr>
+          <w:hyperlink w:anchor="_Toc207365233" w:history="1">
+            <w:r>
+              <w:rPr>
+                <w:rStyle w:val="Hyperlink"/>
+                <w:noProof/>
+              </w:rPr>
+              <w:t>Lêerstruktuur</w:t>
+            </w:r>
+            <w:r>
+              <w:rPr>
+                <w:noProof/>
+                <w:webHidden/>
+              </w:rPr>
+              <w:tab/>
+            </w:r>
+            <w:r>
+              <w:rPr>
+                <w:noProof/>
+                <w:webHidden/>
+              </w:rPr>
+              <w:fldChar w:fldCharType="begin"/>
+            </w:r>
+            <w:r>
+              <w:rPr>
+                <w:noProof/>
+                <w:webHidden/>
+              </w:rPr>
+              <w:instrText xml:space="preserve"> PAGEREF _Toc207365233 \h </w:instrText>
+            </w:r>
+            <w:r>
+              <w:rPr>
+                <w:noProof/>
+                <w:webHidden/>
+              </w:rPr>
+            </w:r>
+            <w:r>
+              <w:rPr>
+                <w:noProof/>
+                <w:webHidden/>
+              </w:rPr>
+              <w:fldChar w:fldCharType="separate"/>
+            </w:r>
+            <w:r>
+              <w:rPr>
+                <w:noProof/>
+                <w:webHidden/>
+              </w:rPr>
+              <w:t>2</w:t>
+            </w:r>
+            <w:r>
+              <w:rPr>
+                <w:noProof/>
+                <w:webHidden/>
+              </w:rPr>
+              <w:fldChar w:fldCharType="end"/>
+            </w:r>
+          </w:hyperlink>
+        </w:p>
+        <w:p>
+          <w:pPr>
+            <w:pStyle w:val="TOC1"/>
+            <w:tabs>
+              <w:tab w:val="right" w:leader="dot" w:pos="9016"/>
+            </w:tabs>
+            <w:rPr>
+              <w:noProof/>
+            </w:rPr>
+          </w:pPr>
+          <w:hyperlink w:anchor="_Toc207365234" w:history="1">
+            <w:r>
+              <w:rPr>
+                <w:rStyle w:val="Hyperlink"/>
+                <w:noProof/>
+              </w:rPr>
+              <w:t>Fokusvraag</w:t>
+            </w:r>
+            <w:r>
+              <w:rPr>
+                <w:noProof/>
+                <w:webHidden/>
+              </w:rPr>
+              <w:tab/>
+            </w:r>
+            <w:r>
+              <w:rPr>
+                <w:noProof/>
+                <w:webHidden/>
+              </w:rPr>
+              <w:fldChar w:fldCharType="begin"/>
+            </w:r>
+            <w:r>
+              <w:rPr>
+                <w:noProof/>
+                <w:webHidden/>
+              </w:rPr>
+              <w:instrText xml:space="preserve"> PAGEREF _Toc207365234 \h </w:instrText>
+            </w:r>
+            <w:r>
+              <w:rPr>
+                <w:noProof/>
+                <w:webHidden/>
+              </w:rPr>
+            </w:r>
+            <w:r>
+              <w:rPr>
+                <w:noProof/>
+                <w:webHidden/>
+              </w:rPr>
+              <w:fldChar w:fldCharType="separate"/>
+            </w:r>
+            <w:r>
+              <w:rPr>
+                <w:noProof/>
+                <w:webHidden/>
+              </w:rPr>
+              <w:t>3</w:t>
+            </w:r>
+            <w:r>
+              <w:rPr>
+                <w:noProof/>
+                <w:webHidden/>
+              </w:rPr>
+              <w:fldChar w:fldCharType="end"/>
+            </w:r>
+          </w:hyperlink>
+        </w:p>
+        <w:p>
+          <w:pPr>
+            <w:pStyle w:val="TOC1"/>
+            <w:tabs>
+              <w:tab w:val="right" w:leader="dot" w:pos="9016"/>
+            </w:tabs>
+            <w:rPr>
+              <w:noProof/>
+            </w:rPr>
+          </w:pPr>
+          <w:hyperlink w:anchor="_Toc207365235" w:history="1">
+            <w:r>
+              <w:rPr>
+                <w:rStyle w:val="Hyperlink"/>
+                <w:noProof/>
+              </w:rPr>
+              <w:t>Taakdefinisie</w:t>
+            </w:r>
+            <w:r>
+              <w:rPr>
+                <w:noProof/>
+                <w:webHidden/>
+              </w:rPr>
+              <w:tab/>
+            </w:r>
+            <w:r>
+              <w:rPr>
+                <w:noProof/>
+                <w:webHidden/>
+              </w:rPr>
+              <w:fldChar w:fldCharType="begin"/>
+            </w:r>
+            <w:r>
+              <w:rPr>
+                <w:noProof/>
+                <w:webHidden/>
+              </w:rPr>
+              <w:instrText xml:space="preserve"> PAGEREF _Toc207365235 \h </w:instrText>
+            </w:r>
+            <w:r>
+              <w:rPr>
+                <w:noProof/>
+                <w:webHidden/>
+              </w:rPr>
+            </w:r>
+            <w:r>
+              <w:rPr>
+                <w:noProof/>
+                <w:webHidden/>
+              </w:rPr>
+              <w:fldChar w:fldCharType="separate"/>
+            </w:r>
+            <w:r>
+              <w:rPr>
+                <w:noProof/>
+                <w:webHidden/>
+              </w:rPr>
+              <w:t>4</w:t>
+            </w:r>
+            <w:r>
+              <w:rPr>
+                <w:noProof/>
+                <w:webHidden/>
+              </w:rPr>
+              <w:fldChar w:fldCharType="end"/>
+            </w:r>
+          </w:hyperlink>
+        </w:p>
+        <w:p>
+          <w:pPr>
+            <w:pStyle w:val="TOC1"/>
+            <w:tabs>
+              <w:tab w:val="right" w:leader="dot" w:pos="9016"/>
+            </w:tabs>
+            <w:rPr>
+              <w:noProof/>
+            </w:rPr>
+          </w:pPr>
+          <w:hyperlink w:anchor="_Toc207365236" w:history="1">
+            <w:r>
+              <w:rPr>
+                <w:rStyle w:val="Hyperlink"/>
+                <w:noProof/>
+              </w:rPr>
+              <w:t>Navorsingsvrae</w:t>
+            </w:r>
+            <w:r>
+              <w:rPr>
+                <w:noProof/>
+                <w:webHidden/>
+              </w:rPr>
+              <w:tab/>
+            </w:r>
+            <w:r>
+              <w:rPr>
+                <w:noProof/>
+                <w:webHidden/>
+              </w:rPr>
+              <w:fldChar w:fldCharType="begin"/>
+            </w:r>
+            <w:r>
+              <w:rPr>
+                <w:noProof/>
+                <w:webHidden/>
+              </w:rPr>
+              <w:instrText xml:space="preserve"> PAGEREF _Toc207365236 \h </w:instrText>
+            </w:r>
+            <w:r>
+              <w:rPr>
+                <w:noProof/>
+                <w:webHidden/>
+              </w:rPr>
+            </w:r>
+            <w:r>
+              <w:rPr>
+                <w:noProof/>
+                <w:webHidden/>
+              </w:rPr>
+              <w:fldChar w:fldCharType="separate"/>
+            </w:r>
+            <w:r>
+              <w:rPr>
+                <w:noProof/>
+                <w:webHidden/>
+              </w:rPr>
+              <w:t>5</w:t>
+            </w:r>
+            <w:r>
+              <w:rPr>
+                <w:noProof/>
+                <w:webHidden/>
+              </w:rPr>
+              <w:fldChar w:fldCharType="end"/>
+            </w:r>
+          </w:hyperlink>
+        </w:p>
+        <w:p>
+          <w:pPr>
+            <w:pStyle w:val="TOC1"/>
+            <w:tabs>
+              <w:tab w:val="right" w:leader="dot" w:pos="9016"/>
+            </w:tabs>
+            <w:rPr>
+              <w:noProof/>
+            </w:rPr>
+          </w:pPr>
+          <w:hyperlink w:anchor="_Toc207365237" w:history="1">
+            <w:r>
+              <w:rPr>
+                <w:rStyle w:val="Hyperlink"/>
+                <w:noProof/>
+              </w:rPr>
+              <w:t>Bespreking en analise</w:t>
+            </w:r>
+            <w:r>
+              <w:rPr>
+                <w:noProof/>
+                <w:webHidden/>
+              </w:rPr>
+              <w:tab/>
+            </w:r>
+            <w:r>
+              <w:rPr>
+                <w:noProof/>
+                <w:webHidden/>
+              </w:rPr>
+              <w:fldChar w:fldCharType="begin"/>
+            </w:r>
+            <w:r>
+              <w:rPr>
+                <w:noProof/>
+                <w:webHidden/>
+              </w:rPr>
+              <w:instrText xml:space="preserve"> PAGEREF _Toc207365237 \h </w:instrText>
+            </w:r>
+            <w:r>
+              <w:rPr>
+                <w:noProof/>
+                <w:webHidden/>
+              </w:rPr>
+            </w:r>
+            <w:r>
+              <w:rPr>
+                <w:noProof/>
+                <w:webHidden/>
+              </w:rPr>
+              <w:fldChar w:fldCharType="separate"/>
+            </w:r>
+            <w:r>
+              <w:rPr>
+                <w:noProof/>
+                <w:webHidden/>
+              </w:rPr>
+              <w:t>5</w:t>
+            </w:r>
+            <w:r>
+              <w:rPr>
+                <w:noProof/>
+                <w:webHidden/>
+              </w:rPr>
+              <w:fldChar w:fldCharType="end"/>
+            </w:r>
+          </w:hyperlink>
+        </w:p>
+        <w:p>
+          <w:pPr>
+            <w:pStyle w:val="TOC1"/>
+            <w:tabs>
+              <w:tab w:val="right" w:leader="dot" w:pos="9016"/>
+            </w:tabs>
+            <w:rPr>
+              <w:noProof/>
+            </w:rPr>
+          </w:pPr>
+          <w:hyperlink w:anchor="_Toc207365238" w:history="1">
+            <w:r>
+              <w:rPr>
+                <w:rStyle w:val="Hyperlink"/>
+                <w:noProof/>
+              </w:rPr>
+              <w:t>Bronne gebruik</w:t>
+            </w:r>
+            <w:r>
+              <w:rPr>
+                <w:noProof/>
+                <w:webHidden/>
+              </w:rPr>
+              <w:tab/>
+            </w:r>
+            <w:r>
+              <w:rPr>
+                <w:noProof/>
+                <w:webHidden/>
+              </w:rPr>
+              <w:fldChar w:fldCharType="begin"/>
+            </w:r>
+            <w:r>
+              <w:rPr>
+                <w:noProof/>
+                <w:webHidden/>
+              </w:rPr>
+              <w:instrText xml:space="preserve"> PAGEREF _Toc207365238 \h </w:instrText>
+            </w:r>
+            <w:r>
+              <w:rPr>
+                <w:noProof/>
+                <w:webHidden/>
+              </w:rPr>
+            </w:r>
+            <w:r>
+              <w:rPr>
+                <w:noProof/>
+                <w:webHidden/>
+              </w:rPr>
+              <w:fldChar w:fldCharType="separate"/>
+            </w:r>
+            <w:r>
+              <w:rPr>
+                <w:noProof/>
+                <w:webHidden/>
+              </w:rPr>
+              <w:t>6</w:t>
+            </w:r>
+            <w:r>
+              <w:rPr>
+                <w:noProof/>
+                <w:webHidden/>
+              </w:rPr>
+              <w:fldChar w:fldCharType="end"/>
+            </w:r>
+          </w:hyperlink>
+        </w:p>
+        <w:p>
+          <w:pPr>
+            <w:pStyle w:val="TOC1"/>
+            <w:tabs>
+              <w:tab w:val="right" w:leader="dot" w:pos="9016"/>
+            </w:tabs>
+            <w:rPr>
+              <w:noProof/>
+            </w:rPr>
+          </w:pPr>
+          <w:hyperlink w:anchor="_Toc207365239" w:history="1">
+            <w:r>
+              <w:rPr>
+                <w:rStyle w:val="Hyperlink"/>
+                <w:noProof/>
+              </w:rPr>
+              <w:t>Bibliografiese inligting</w:t>
+            </w:r>
+            <w:r>
+              <w:rPr>
+                <w:noProof/>
+                <w:webHidden/>
+              </w:rPr>
+              <w:tab/>
+            </w:r>
+            <w:r>
+              <w:rPr>
+                <w:noProof/>
+                <w:webHidden/>
+              </w:rPr>
+              <w:fldChar w:fldCharType="begin"/>
+            </w:r>
+            <w:r>
+              <w:rPr>
+                <w:noProof/>
+                <w:webHidden/>
+              </w:rPr>
+              <w:instrText xml:space="preserve"> PAGEREF _Toc207365239 \h </w:instrText>
+            </w:r>
+            <w:r>
+              <w:rPr>
+                <w:noProof/>
+                <w:webHidden/>
+              </w:rPr>
+            </w:r>
+            <w:r>
+              <w:rPr>
+                <w:noProof/>
+                <w:webHidden/>
+              </w:rPr>
+              <w:fldChar w:fldCharType="separate"/>
+            </w:r>
+            <w:r>
+              <w:rPr>
+                <w:noProof/>
+                <w:webHidden/>
+              </w:rPr>
+              <w:t>7</w:t>
+            </w:r>
+            <w:r>
+              <w:rPr>
+                <w:noProof/>
+                <w:webHidden/>
+              </w:rPr>
+              <w:fldChar w:fldCharType="end"/>
+            </w:r>
+          </w:hyperlink>
+        </w:p>
+        <w:p>
+          <w:pPr>
+            <w:pStyle w:val="TOC1"/>
+            <w:tabs>
+              <w:tab w:val="right" w:leader="dot" w:pos="9016"/>
+            </w:tabs>
+            <w:rPr>
+              <w:noProof/>
+            </w:rPr>
+          </w:pPr>
+          <w:hyperlink w:anchor="_Toc207365240" w:history="1">
+            <w:r>
+              <w:rPr>
+                <w:rStyle w:val="Hyperlink"/>
+                <w:noProof/>
+              </w:rPr>
+              <w:t>Bylae A</w:t>
+            </w:r>
+            <w:r>
+              <w:rPr>
+                <w:noProof/>
+                <w:webHidden/>
+              </w:rPr>
+              <w:tab/>
+            </w:r>
+            <w:r>
+              <w:rPr>
+                <w:noProof/>
+                <w:webHidden/>
+              </w:rPr>
+              <w:fldChar w:fldCharType="begin"/>
+            </w:r>
+            <w:r>
+              <w:rPr>
+                <w:noProof/>
+                <w:webHidden/>
+              </w:rPr>
+              <w:instrText xml:space="preserve"> PAGEREF _Toc207365240 \h </w:instrText>
+            </w:r>
+            <w:r>
+              <w:rPr>
+                <w:noProof/>
+                <w:webHidden/>
+              </w:rPr>
+            </w:r>
+            <w:r>
+              <w:rPr>
+                <w:noProof/>
+                <w:webHidden/>
+              </w:rPr>
+              <w:fldChar w:fldCharType="separate"/>
+            </w:r>
+            <w:r>
+              <w:rPr>
+                <w:noProof/>
+                <w:webHidden/>
+              </w:rPr>
+              <w:t>8</w:t>
+            </w:r>
+            <w:r>
+              <w:rPr>
+                <w:noProof/>
+                <w:webHidden/>
+              </w:rPr>
+              <w:fldChar w:fldCharType="end"/>
+            </w:r>
+          </w:hyperlink>
+        </w:p>
+        <w:p>
+          <w:pPr>
+            <w:pStyle w:val="TOC1"/>
+            <w:tabs>
+              <w:tab w:val="right" w:leader="dot" w:pos="9016"/>
+            </w:tabs>
+            <w:rPr>
+              <w:noProof/>
+            </w:rPr>
+          </w:pPr>
+          <w:hyperlink w:anchor="_Toc207365241" w:history="1">
+            <w:r>
+              <w:rPr>
+                <w:rStyle w:val="Hyperlink"/>
+                <w:noProof/>
+              </w:rPr>
+              <w:t>Bylae B</w:t>
+            </w:r>
+            <w:r>
+              <w:rPr>
+                <w:noProof/>
+                <w:webHidden/>
+              </w:rPr>
+              <w:tab/>
+            </w:r>
+            <w:r>
+              <w:rPr>
+                <w:noProof/>
+                <w:webHidden/>
+              </w:rPr>
+              <w:fldChar w:fldCharType="begin"/>
+            </w:r>
+            <w:r>
+              <w:rPr>
+                <w:noProof/>
+                <w:webHidden/>
+              </w:rPr>
+              <w:instrText xml:space="preserve"> PAGEREF _Toc207365241 \h </w:instrText>
+            </w:r>
+            <w:r>
+              <w:rPr>
+                <w:noProof/>
+                <w:webHidden/>
+              </w:rPr>
+            </w:r>
+            <w:r>
+              <w:rPr>
+                <w:noProof/>
+                <w:webHidden/>
+              </w:rPr>
+              <w:fldChar w:fldCharType="separate"/>
+            </w:r>
+            <w:r>
+              <w:rPr>
+                <w:noProof/>
+                <w:webHidden/>
+              </w:rPr>
+              <w:t>9</w:t>
+            </w:r>
+            <w:r>
+              <w:rPr>
+                <w:noProof/>
+                <w:webHidden/>
+              </w:rPr>
+              <w:fldChar w:fldCharType="end"/>
+            </w:r>
+          </w:hyperlink>
+        </w:p>
+        <w:p>
+          <w:r>
+            <w:rPr>
+              <w:b/>
+              <w:bCs/>
+              <w:noProof/>
+            </w:rPr>
+            <w:fldChar w:fldCharType="end"/>
+          </w:r>
+        </w:p>
+      </w:sdtContent>
+    </w:sdt>
     <w:p>
       <w:r>
         <w:br w:type="page"/>
@@ -21,11 +1543,13 @@
       <w:pPr>
         <w:pStyle w:val="Heading1"/>
       </w:pPr>
+      <w:bookmarkStart w:id="1" w:name="_Toc207365233"/>
       <w:proofErr w:type="spellStart"/>
       <w:r>
         <w:lastRenderedPageBreak/>
         <w:t>Lêerstruktuur</w:t>
       </w:r>
+      <w:bookmarkEnd w:id="1"/>
       <w:proofErr w:type="spellEnd"/>
     </w:p>
     <w:p/>
@@ -50,7 +1574,7 @@
                     <pic:cNvPicPr/>
                   </pic:nvPicPr>
                   <pic:blipFill>
-                    <a:blip r:embed="rId7">
+                    <a:blip r:embed="rId10">
                       <a:extLst>
                         <a:ext uri="{28A0092B-C50C-407E-A947-70E740481C1C}">
                           <a14:useLocalDpi xmlns:a14="http://schemas.microsoft.com/office/drawing/2010/main" val="0"/>
@@ -76,6 +1600,9 @@
           </wp:inline>
         </w:drawing>
       </w:r>
+      <w:bookmarkStart w:id="2" w:name="_Toc207365234"/>
+    </w:p>
+    <w:p>
       <w:r>
         <w:br w:type="page"/>
       </w:r>
@@ -89,6 +1616,7 @@
         <w:lastRenderedPageBreak/>
         <w:t>Fokusvraag</w:t>
       </w:r>
+      <w:bookmarkEnd w:id="2"/>
       <w:proofErr w:type="spellEnd"/>
     </w:p>
     <w:p>
@@ -249,39 +1777,561 @@
         </w:rPr>
         <w:t>?</w:t>
       </w:r>
-      <w:r>
-        <w:rPr>
-          <w:b/>
-          <w:bCs/>
-        </w:rPr>
-        <w:br w:type="page"/>
+      <w:bookmarkStart w:id="3" w:name="_Toc207365235"/>
+    </w:p>
+    <w:p>
+      <w:pPr>
+        <w:pStyle w:val="Heading1"/>
+        <w:rPr>
+          <w:b/>
+          <w:bCs/>
+        </w:rPr>
+      </w:pPr>
+      <w:proofErr w:type="spellStart"/>
+      <w:r>
+        <w:t>Taakdefinisie</w:t>
+      </w:r>
+      <w:bookmarkEnd w:id="3"/>
+      <w:proofErr w:type="spellEnd"/>
+    </w:p>
+    <w:p>
+      <w:pPr>
+        <w:rPr>
+          <w:b/>
+          <w:bCs/>
+        </w:rPr>
+      </w:pPr>
+      <w:proofErr w:type="spellStart"/>
+      <w:r>
+        <w:rPr>
+          <w:b/>
+          <w:bCs/>
+        </w:rPr>
+        <w:t>Hoekom</w:t>
+      </w:r>
+      <w:proofErr w:type="spellEnd"/>
+      <w:r>
+        <w:rPr>
+          <w:b/>
+          <w:bCs/>
+        </w:rPr>
+        <w:t xml:space="preserve"> </w:t>
+      </w:r>
+      <w:proofErr w:type="spellStart"/>
+      <w:r>
+        <w:rPr>
+          <w:b/>
+          <w:bCs/>
+        </w:rPr>
+        <w:t>doen</w:t>
+      </w:r>
+      <w:proofErr w:type="spellEnd"/>
+      <w:r>
+        <w:rPr>
+          <w:b/>
+          <w:bCs/>
+        </w:rPr>
+        <w:t xml:space="preserve"> ek die </w:t>
+      </w:r>
+      <w:proofErr w:type="spellStart"/>
+      <w:r>
+        <w:rPr>
+          <w:b/>
+          <w:bCs/>
+        </w:rPr>
+        <w:t>ondersoek</w:t>
+      </w:r>
+      <w:proofErr w:type="spellEnd"/>
+      <w:r>
+        <w:rPr>
+          <w:b/>
+          <w:bCs/>
+        </w:rPr>
+        <w:t xml:space="preserve"> </w:t>
+      </w:r>
+      <w:proofErr w:type="spellStart"/>
+      <w:r>
+        <w:rPr>
+          <w:b/>
+          <w:bCs/>
+        </w:rPr>
+        <w:t>na</w:t>
+      </w:r>
+      <w:proofErr w:type="spellEnd"/>
+      <w:r>
+        <w:rPr>
+          <w:b/>
+          <w:bCs/>
+        </w:rPr>
+        <w:t xml:space="preserve"> E-</w:t>
+      </w:r>
+      <w:proofErr w:type="spellStart"/>
+      <w:r>
+        <w:rPr>
+          <w:b/>
+          <w:bCs/>
+        </w:rPr>
+        <w:t>afvalbestuur</w:t>
+      </w:r>
+      <w:proofErr w:type="spellEnd"/>
+      <w:r>
+        <w:rPr>
+          <w:b/>
+          <w:bCs/>
+        </w:rPr>
+        <w:t>?</w:t>
+      </w:r>
+    </w:p>
+    <w:p>
+      <w:pPr>
+        <w:rPr>
+          <w:b/>
+          <w:bCs/>
+        </w:rPr>
+      </w:pPr>
+      <w:r>
+        <w:rPr>
+          <w:b/>
+          <w:bCs/>
+        </w:rPr>
+        <w:t xml:space="preserve">Wat </w:t>
+      </w:r>
+      <w:proofErr w:type="spellStart"/>
+      <w:r>
+        <w:rPr>
+          <w:b/>
+          <w:bCs/>
+        </w:rPr>
+        <w:t>sal</w:t>
+      </w:r>
+      <w:proofErr w:type="spellEnd"/>
+      <w:r>
+        <w:rPr>
+          <w:b/>
+          <w:bCs/>
+        </w:rPr>
+        <w:t xml:space="preserve"> die focus </w:t>
+      </w:r>
+      <w:proofErr w:type="spellStart"/>
+      <w:r>
+        <w:rPr>
+          <w:b/>
+          <w:bCs/>
+        </w:rPr>
+        <w:t>en</w:t>
+      </w:r>
+      <w:proofErr w:type="spellEnd"/>
+      <w:r>
+        <w:rPr>
+          <w:b/>
+          <w:bCs/>
+        </w:rPr>
+        <w:t xml:space="preserve"> </w:t>
+      </w:r>
+      <w:proofErr w:type="spellStart"/>
+      <w:r>
+        <w:rPr>
+          <w:b/>
+          <w:bCs/>
+        </w:rPr>
+        <w:t>doel</w:t>
+      </w:r>
+      <w:proofErr w:type="spellEnd"/>
+      <w:r>
+        <w:rPr>
+          <w:b/>
+          <w:bCs/>
+        </w:rPr>
+        <w:t xml:space="preserve"> van my </w:t>
+      </w:r>
+      <w:proofErr w:type="spellStart"/>
+      <w:r>
+        <w:rPr>
+          <w:b/>
+          <w:bCs/>
+        </w:rPr>
+        <w:t>ondersoek</w:t>
+      </w:r>
+      <w:proofErr w:type="spellEnd"/>
+      <w:r>
+        <w:rPr>
+          <w:b/>
+          <w:bCs/>
+        </w:rPr>
+        <w:t xml:space="preserve"> wees </w:t>
+      </w:r>
+      <w:proofErr w:type="spellStart"/>
+      <w:r>
+        <w:rPr>
+          <w:b/>
+          <w:bCs/>
+        </w:rPr>
+        <w:t>aangaande</w:t>
+      </w:r>
+      <w:proofErr w:type="spellEnd"/>
+      <w:r>
+        <w:rPr>
+          <w:b/>
+          <w:bCs/>
+        </w:rPr>
+        <w:t xml:space="preserve"> E-</w:t>
+      </w:r>
+      <w:proofErr w:type="spellStart"/>
+      <w:r>
+        <w:rPr>
+          <w:b/>
+          <w:bCs/>
+        </w:rPr>
+        <w:t>afvalbestuur</w:t>
+      </w:r>
+      <w:proofErr w:type="spellEnd"/>
+      <w:r>
+        <w:rPr>
+          <w:b/>
+          <w:bCs/>
+        </w:rPr>
+        <w:t>?</w:t>
+      </w:r>
+    </w:p>
+    <w:p>
+      <w:pPr>
+        <w:rPr>
+          <w:b/>
+          <w:bCs/>
+        </w:rPr>
+      </w:pPr>
+      <w:r>
+        <w:rPr>
+          <w:b/>
+          <w:bCs/>
+        </w:rPr>
+        <w:t xml:space="preserve">Hoe </w:t>
+      </w:r>
+      <w:proofErr w:type="spellStart"/>
+      <w:r>
+        <w:rPr>
+          <w:b/>
+          <w:bCs/>
+        </w:rPr>
+        <w:t>sal</w:t>
+      </w:r>
+      <w:proofErr w:type="spellEnd"/>
+      <w:r>
+        <w:rPr>
+          <w:b/>
+          <w:bCs/>
+        </w:rPr>
+        <w:t xml:space="preserve"> ek die </w:t>
+      </w:r>
+      <w:proofErr w:type="spellStart"/>
+      <w:r>
+        <w:rPr>
+          <w:b/>
+          <w:bCs/>
+        </w:rPr>
+        <w:t>navorsing</w:t>
+      </w:r>
+      <w:proofErr w:type="spellEnd"/>
+      <w:r>
+        <w:rPr>
+          <w:b/>
+          <w:bCs/>
+        </w:rPr>
+        <w:t xml:space="preserve"> </w:t>
+      </w:r>
+      <w:proofErr w:type="spellStart"/>
+      <w:r>
+        <w:rPr>
+          <w:b/>
+          <w:bCs/>
+        </w:rPr>
+        <w:t>doen</w:t>
+      </w:r>
+      <w:proofErr w:type="spellEnd"/>
+      <w:r>
+        <w:rPr>
+          <w:b/>
+          <w:bCs/>
+        </w:rPr>
+        <w:t xml:space="preserve"> om E-</w:t>
+      </w:r>
+      <w:proofErr w:type="spellStart"/>
+      <w:r>
+        <w:rPr>
+          <w:b/>
+          <w:bCs/>
+        </w:rPr>
+        <w:t>afvalbestuur</w:t>
+      </w:r>
+      <w:proofErr w:type="spellEnd"/>
+      <w:r>
+        <w:rPr>
+          <w:b/>
+          <w:bCs/>
+        </w:rPr>
+        <w:t>?</w:t>
+      </w:r>
+    </w:p>
+    <w:p>
+      <w:pPr>
+        <w:rPr>
+          <w:b/>
+          <w:bCs/>
+        </w:rPr>
+      </w:pPr>
+      <w:r>
+        <w:rPr>
+          <w:b/>
+          <w:bCs/>
+        </w:rPr>
+        <w:t xml:space="preserve">Vir </w:t>
+      </w:r>
+      <w:proofErr w:type="spellStart"/>
+      <w:r>
+        <w:rPr>
+          <w:b/>
+          <w:bCs/>
+        </w:rPr>
+        <w:t>wie</w:t>
+      </w:r>
+      <w:proofErr w:type="spellEnd"/>
+      <w:r>
+        <w:rPr>
+          <w:b/>
+          <w:bCs/>
+        </w:rPr>
+        <w:t xml:space="preserve"> </w:t>
+      </w:r>
+      <w:proofErr w:type="gramStart"/>
+      <w:r>
+        <w:rPr>
+          <w:b/>
+          <w:bCs/>
+        </w:rPr>
+        <w:t>is die</w:t>
+      </w:r>
+      <w:proofErr w:type="gramEnd"/>
+      <w:r>
+        <w:rPr>
+          <w:b/>
+          <w:bCs/>
+        </w:rPr>
+        <w:t xml:space="preserve"> </w:t>
+      </w:r>
+      <w:proofErr w:type="spellStart"/>
+      <w:r>
+        <w:rPr>
+          <w:b/>
+          <w:bCs/>
+        </w:rPr>
+        <w:t>inlighting</w:t>
+      </w:r>
+      <w:proofErr w:type="spellEnd"/>
+      <w:r>
+        <w:rPr>
+          <w:b/>
+          <w:bCs/>
+        </w:rPr>
+        <w:t xml:space="preserve"> </w:t>
+      </w:r>
+      <w:proofErr w:type="spellStart"/>
+      <w:r>
+        <w:rPr>
+          <w:b/>
+          <w:bCs/>
+        </w:rPr>
+        <w:t>oor</w:t>
+      </w:r>
+      <w:proofErr w:type="spellEnd"/>
+      <w:r>
+        <w:rPr>
+          <w:b/>
+          <w:bCs/>
+        </w:rPr>
+        <w:t xml:space="preserve"> E-</w:t>
+      </w:r>
+      <w:proofErr w:type="spellStart"/>
+      <w:r>
+        <w:rPr>
+          <w:b/>
+          <w:bCs/>
+        </w:rPr>
+        <w:t>afvalbestuur</w:t>
+      </w:r>
+      <w:proofErr w:type="spellEnd"/>
+      <w:r>
+        <w:rPr>
+          <w:b/>
+          <w:bCs/>
+        </w:rPr>
+        <w:t>?</w:t>
+      </w:r>
+    </w:p>
+    <w:p>
+      <w:pPr>
+        <w:rPr>
+          <w:b/>
+          <w:bCs/>
+        </w:rPr>
+      </w:pPr>
+      <w:r>
+        <w:rPr>
+          <w:b/>
+          <w:bCs/>
+        </w:rPr>
+        <w:t xml:space="preserve">Hoe </w:t>
+      </w:r>
+      <w:proofErr w:type="spellStart"/>
+      <w:r>
+        <w:rPr>
+          <w:b/>
+          <w:bCs/>
+        </w:rPr>
+        <w:t>moet</w:t>
+      </w:r>
+      <w:proofErr w:type="spellEnd"/>
+      <w:r>
+        <w:rPr>
+          <w:b/>
+          <w:bCs/>
+        </w:rPr>
+        <w:t xml:space="preserve"> ek die </w:t>
+      </w:r>
+      <w:proofErr w:type="spellStart"/>
+      <w:r>
+        <w:rPr>
+          <w:b/>
+          <w:bCs/>
+        </w:rPr>
+        <w:t>inligting</w:t>
+      </w:r>
+      <w:proofErr w:type="spellEnd"/>
+      <w:r>
+        <w:rPr>
+          <w:b/>
+          <w:bCs/>
+        </w:rPr>
+        <w:t xml:space="preserve"> </w:t>
+      </w:r>
+      <w:proofErr w:type="spellStart"/>
+      <w:r>
+        <w:rPr>
+          <w:b/>
+          <w:bCs/>
+        </w:rPr>
+        <w:t>aanbied</w:t>
+      </w:r>
+      <w:proofErr w:type="spellEnd"/>
+      <w:r>
+        <w:rPr>
+          <w:b/>
+          <w:bCs/>
+        </w:rPr>
+        <w:t xml:space="preserve"> om E-</w:t>
+      </w:r>
+      <w:proofErr w:type="spellStart"/>
+      <w:r>
+        <w:rPr>
+          <w:b/>
+          <w:bCs/>
+        </w:rPr>
+        <w:t>afvalbestuur</w:t>
+      </w:r>
+      <w:proofErr w:type="spellEnd"/>
+      <w:r>
+        <w:rPr>
+          <w:b/>
+          <w:bCs/>
+        </w:rPr>
+        <w:t xml:space="preserve"> </w:t>
+      </w:r>
+      <w:proofErr w:type="spellStart"/>
+      <w:r>
+        <w:rPr>
+          <w:b/>
+          <w:bCs/>
+        </w:rPr>
+        <w:t>beter</w:t>
+      </w:r>
+      <w:proofErr w:type="spellEnd"/>
+      <w:r>
+        <w:rPr>
+          <w:b/>
+          <w:bCs/>
+        </w:rPr>
+        <w:t xml:space="preserve"> </w:t>
+      </w:r>
+      <w:proofErr w:type="spellStart"/>
+      <w:r>
+        <w:rPr>
+          <w:b/>
+          <w:bCs/>
+        </w:rPr>
+        <w:t>te</w:t>
+      </w:r>
+      <w:proofErr w:type="spellEnd"/>
+      <w:r>
+        <w:rPr>
+          <w:b/>
+          <w:bCs/>
+        </w:rPr>
+        <w:t xml:space="preserve"> </w:t>
+      </w:r>
+      <w:proofErr w:type="spellStart"/>
+      <w:r>
+        <w:rPr>
+          <w:b/>
+          <w:bCs/>
+        </w:rPr>
+        <w:t>verstaan</w:t>
+      </w:r>
+      <w:proofErr w:type="spellEnd"/>
+      <w:r>
+        <w:rPr>
+          <w:b/>
+          <w:bCs/>
+        </w:rPr>
+        <w:t>?</w:t>
       </w:r>
     </w:p>
     <w:p>
       <w:pPr>
         <w:pStyle w:val="Heading1"/>
       </w:pPr>
-      <w:proofErr w:type="spellStart"/>
-      <w:r>
-        <w:lastRenderedPageBreak/>
-        <w:t>Taakdefinisie</w:t>
-      </w:r>
+      <w:bookmarkStart w:id="4" w:name="_Toc207365236"/>
+      <w:proofErr w:type="spellStart"/>
+      <w:r>
+        <w:t>Navorsingsvrae</w:t>
+      </w:r>
+      <w:bookmarkEnd w:id="4"/>
       <w:proofErr w:type="spellEnd"/>
     </w:p>
     <w:p>
       <w:pPr>
+        <w:pStyle w:val="ListParagraph"/>
+        <w:numPr>
+          <w:ilvl w:val="0"/>
+          <w:numId w:val="4"/>
+        </w:numPr>
         <w:rPr>
           <w:b/>
           <w:bCs/>
         </w:rPr>
       </w:pPr>
-      <w:proofErr w:type="spellStart"/>
-      <w:r>
-        <w:rPr>
-          <w:b/>
-          <w:bCs/>
-        </w:rPr>
-        <w:t>Hoekom</w:t>
+      <w:r>
+        <w:rPr>
+          <w:b/>
+          <w:bCs/>
+        </w:rPr>
+        <w:t xml:space="preserve">Hoe </w:t>
+      </w:r>
+      <w:proofErr w:type="spellStart"/>
+      <w:r>
+        <w:rPr>
+          <w:b/>
+          <w:bCs/>
+        </w:rPr>
+        <w:t>beïnvloed</w:t>
       </w:r>
       <w:proofErr w:type="spellEnd"/>
       <w:r>
@@ -297,23 +2347,7 @@
           <w:b/>
           <w:bCs/>
         </w:rPr>
-        <w:t>doen</w:t>
-      </w:r>
-      <w:proofErr w:type="spellEnd"/>
-      <w:r>
-        <w:rPr>
-          <w:b/>
-          <w:bCs/>
-        </w:rPr>
-        <w:t xml:space="preserve"> ek die </w:t>
-      </w:r>
-      <w:proofErr w:type="spellStart"/>
-      <w:r>
-        <w:rPr>
-          <w:b/>
-          <w:bCs/>
-        </w:rPr>
-        <w:t>ondersoek</w:t>
+        <w:t>rekenaars</w:t>
       </w:r>
       <w:proofErr w:type="spellEnd"/>
       <w:r>
@@ -329,23 +2363,71 @@
           <w:b/>
           <w:bCs/>
         </w:rPr>
-        <w:t>na</w:t>
-      </w:r>
-      <w:proofErr w:type="spellEnd"/>
-      <w:r>
-        <w:rPr>
-          <w:b/>
-          <w:bCs/>
-        </w:rPr>
-        <w:t xml:space="preserve"> E-</w:t>
-      </w:r>
-      <w:proofErr w:type="spellStart"/>
-      <w:r>
-        <w:rPr>
-          <w:b/>
-          <w:bCs/>
-        </w:rPr>
-        <w:t>afvalbestuur</w:t>
+        <w:t>en</w:t>
+      </w:r>
+      <w:proofErr w:type="spellEnd"/>
+      <w:r>
+        <w:rPr>
+          <w:b/>
+          <w:bCs/>
+        </w:rPr>
+        <w:t xml:space="preserve"> </w:t>
+      </w:r>
+      <w:proofErr w:type="spellStart"/>
+      <w:r>
+        <w:rPr>
+          <w:b/>
+          <w:bCs/>
+        </w:rPr>
+        <w:t>ander</w:t>
+      </w:r>
+      <w:proofErr w:type="spellEnd"/>
+      <w:r>
+        <w:rPr>
+          <w:b/>
+          <w:bCs/>
+        </w:rPr>
+        <w:t xml:space="preserve"> </w:t>
+      </w:r>
+      <w:proofErr w:type="spellStart"/>
+      <w:r>
+        <w:rPr>
+          <w:b/>
+          <w:bCs/>
+        </w:rPr>
+        <w:t>digitale</w:t>
+      </w:r>
+      <w:proofErr w:type="spellEnd"/>
+      <w:r>
+        <w:rPr>
+          <w:b/>
+          <w:bCs/>
+        </w:rPr>
+        <w:t xml:space="preserve"> </w:t>
+      </w:r>
+      <w:proofErr w:type="spellStart"/>
+      <w:r>
+        <w:rPr>
+          <w:b/>
+          <w:bCs/>
+        </w:rPr>
+        <w:t>toestelle</w:t>
+      </w:r>
+      <w:proofErr w:type="spellEnd"/>
+      <w:r>
+        <w:rPr>
+          <w:b/>
+          <w:bCs/>
+        </w:rPr>
+        <w:t xml:space="preserve"> die </w:t>
+      </w:r>
+      <w:proofErr w:type="spellStart"/>
+      <w:r>
+        <w:rPr>
+          <w:b/>
+          <w:bCs/>
+        </w:rPr>
+        <w:t>omgewing</w:t>
       </w:r>
       <w:proofErr w:type="spellEnd"/>
       <w:r>
@@ -358,6 +2440,11 @@
     </w:p>
     <w:p>
       <w:pPr>
+        <w:pStyle w:val="ListParagraph"/>
+        <w:numPr>
+          <w:ilvl w:val="0"/>
+          <w:numId w:val="4"/>
+        </w:numPr>
         <w:rPr>
           <w:b/>
           <w:bCs/>
@@ -368,31 +2455,15 @@
           <w:b/>
           <w:bCs/>
         </w:rPr>
-        <w:t xml:space="preserve">Wat </w:t>
-      </w:r>
-      <w:proofErr w:type="spellStart"/>
-      <w:r>
-        <w:rPr>
-          <w:b/>
-          <w:bCs/>
-        </w:rPr>
-        <w:t>sal</w:t>
-      </w:r>
-      <w:proofErr w:type="spellEnd"/>
-      <w:r>
-        <w:rPr>
-          <w:b/>
-          <w:bCs/>
-        </w:rPr>
-        <w:t xml:space="preserve"> die focus </w:t>
-      </w:r>
-      <w:proofErr w:type="spellStart"/>
-      <w:r>
-        <w:rPr>
-          <w:b/>
-          <w:bCs/>
-        </w:rPr>
-        <w:t>en</w:t>
+        <w:t xml:space="preserve">Hoe </w:t>
+      </w:r>
+      <w:proofErr w:type="spellStart"/>
+      <w:r>
+        <w:rPr>
+          <w:b/>
+          <w:bCs/>
+        </w:rPr>
+        <w:t>dra</w:t>
       </w:r>
       <w:proofErr w:type="spellEnd"/>
       <w:r>
@@ -408,55 +2479,55 @@
           <w:b/>
           <w:bCs/>
         </w:rPr>
-        <w:t>doel</w:t>
-      </w:r>
-      <w:proofErr w:type="spellEnd"/>
-      <w:r>
-        <w:rPr>
-          <w:b/>
-          <w:bCs/>
-        </w:rPr>
-        <w:t xml:space="preserve"> van my </w:t>
-      </w:r>
-      <w:proofErr w:type="spellStart"/>
-      <w:r>
-        <w:rPr>
-          <w:b/>
-          <w:bCs/>
-        </w:rPr>
-        <w:t>ondersoek</w:t>
-      </w:r>
-      <w:proofErr w:type="spellEnd"/>
-      <w:r>
-        <w:rPr>
-          <w:b/>
-          <w:bCs/>
-        </w:rPr>
-        <w:t xml:space="preserve"> wees </w:t>
-      </w:r>
-      <w:proofErr w:type="spellStart"/>
-      <w:r>
-        <w:rPr>
-          <w:b/>
-          <w:bCs/>
-        </w:rPr>
-        <w:t>aangaande</w:t>
-      </w:r>
-      <w:proofErr w:type="spellEnd"/>
-      <w:r>
-        <w:rPr>
-          <w:b/>
-          <w:bCs/>
-        </w:rPr>
-        <w:t xml:space="preserve"> E-</w:t>
-      </w:r>
-      <w:proofErr w:type="spellStart"/>
-      <w:r>
-        <w:rPr>
-          <w:b/>
-          <w:bCs/>
-        </w:rPr>
-        <w:t>afvalbestuur</w:t>
+        <w:t>elektroniese</w:t>
+      </w:r>
+      <w:proofErr w:type="spellEnd"/>
+      <w:r>
+        <w:rPr>
+          <w:b/>
+          <w:bCs/>
+        </w:rPr>
+        <w:t xml:space="preserve"> </w:t>
+      </w:r>
+      <w:proofErr w:type="spellStart"/>
+      <w:r>
+        <w:rPr>
+          <w:b/>
+          <w:bCs/>
+        </w:rPr>
+        <w:t>afval</w:t>
+      </w:r>
+      <w:proofErr w:type="spellEnd"/>
+      <w:r>
+        <w:rPr>
+          <w:b/>
+          <w:bCs/>
+        </w:rPr>
+        <w:t xml:space="preserve"> (e-</w:t>
+      </w:r>
+      <w:proofErr w:type="spellStart"/>
+      <w:r>
+        <w:rPr>
+          <w:b/>
+          <w:bCs/>
+        </w:rPr>
+        <w:t>afval</w:t>
+      </w:r>
+      <w:proofErr w:type="spellEnd"/>
+      <w:r>
+        <w:rPr>
+          <w:b/>
+          <w:bCs/>
+        </w:rPr>
+        <w:t xml:space="preserve">) by tot </w:t>
+      </w:r>
+      <w:proofErr w:type="spellStart"/>
+      <w:r>
+        <w:rPr>
+          <w:b/>
+          <w:bCs/>
+        </w:rPr>
+        <w:t>besoedeling</w:t>
       </w:r>
       <w:proofErr w:type="spellEnd"/>
       <w:r>
@@ -469,6 +2540,11 @@
     </w:p>
     <w:p>
       <w:pPr>
+        <w:pStyle w:val="ListParagraph"/>
+        <w:numPr>
+          <w:ilvl w:val="0"/>
+          <w:numId w:val="4"/>
+        </w:numPr>
         <w:rPr>
           <w:b/>
           <w:bCs/>
@@ -487,23 +2563,7 @@
           <w:b/>
           <w:bCs/>
         </w:rPr>
-        <w:t>sal</w:t>
-      </w:r>
-      <w:proofErr w:type="spellEnd"/>
-      <w:r>
-        <w:rPr>
-          <w:b/>
-          <w:bCs/>
-        </w:rPr>
-        <w:t xml:space="preserve"> ek die </w:t>
-      </w:r>
-      <w:proofErr w:type="spellStart"/>
-      <w:r>
-        <w:rPr>
-          <w:b/>
-          <w:bCs/>
-        </w:rPr>
-        <w:t>navorsing</w:t>
+        <w:t>kan</w:t>
       </w:r>
       <w:proofErr w:type="spellEnd"/>
       <w:r>
@@ -519,23 +2579,103 @@
           <w:b/>
           <w:bCs/>
         </w:rPr>
-        <w:t>doen</w:t>
-      </w:r>
-      <w:proofErr w:type="spellEnd"/>
-      <w:r>
-        <w:rPr>
-          <w:b/>
-          <w:bCs/>
-        </w:rPr>
-        <w:t xml:space="preserve"> om E-</w:t>
-      </w:r>
-      <w:proofErr w:type="spellStart"/>
-      <w:r>
-        <w:rPr>
-          <w:b/>
-          <w:bCs/>
-        </w:rPr>
-        <w:t>afvalbestuur</w:t>
+        <w:t>omgewingsvriendelike</w:t>
+      </w:r>
+      <w:proofErr w:type="spellEnd"/>
+      <w:r>
+        <w:rPr>
+          <w:b/>
+          <w:bCs/>
+        </w:rPr>
+        <w:t xml:space="preserve"> </w:t>
+      </w:r>
+      <w:proofErr w:type="spellStart"/>
+      <w:r>
+        <w:rPr>
+          <w:b/>
+          <w:bCs/>
+        </w:rPr>
+        <w:t>rekenaarpraktyke</w:t>
+      </w:r>
+      <w:proofErr w:type="spellEnd"/>
+      <w:r>
+        <w:rPr>
+          <w:b/>
+          <w:bCs/>
+        </w:rPr>
+        <w:t xml:space="preserve"> </w:t>
+      </w:r>
+      <w:proofErr w:type="spellStart"/>
+      <w:r>
+        <w:rPr>
+          <w:b/>
+          <w:bCs/>
+        </w:rPr>
+        <w:t>elektroniese</w:t>
+      </w:r>
+      <w:proofErr w:type="spellEnd"/>
+      <w:r>
+        <w:rPr>
+          <w:b/>
+          <w:bCs/>
+        </w:rPr>
+        <w:t xml:space="preserve"> </w:t>
+      </w:r>
+      <w:proofErr w:type="spellStart"/>
+      <w:r>
+        <w:rPr>
+          <w:b/>
+          <w:bCs/>
+        </w:rPr>
+        <w:t>afval</w:t>
+      </w:r>
+      <w:proofErr w:type="spellEnd"/>
+      <w:r>
+        <w:rPr>
+          <w:b/>
+          <w:bCs/>
+        </w:rPr>
+        <w:t xml:space="preserve"> </w:t>
+      </w:r>
+      <w:proofErr w:type="spellStart"/>
+      <w:r>
+        <w:rPr>
+          <w:b/>
+          <w:bCs/>
+        </w:rPr>
+        <w:t>en</w:t>
+      </w:r>
+      <w:proofErr w:type="spellEnd"/>
+      <w:r>
+        <w:rPr>
+          <w:b/>
+          <w:bCs/>
+        </w:rPr>
+        <w:t xml:space="preserve"> </w:t>
+      </w:r>
+      <w:proofErr w:type="spellStart"/>
+      <w:r>
+        <w:rPr>
+          <w:b/>
+          <w:bCs/>
+        </w:rPr>
+        <w:t>besoedeling</w:t>
+      </w:r>
+      <w:proofErr w:type="spellEnd"/>
+      <w:r>
+        <w:rPr>
+          <w:b/>
+          <w:bCs/>
+        </w:rPr>
+        <w:t xml:space="preserve"> </w:t>
+      </w:r>
+      <w:proofErr w:type="spellStart"/>
+      <w:r>
+        <w:rPr>
+          <w:b/>
+          <w:bCs/>
+        </w:rPr>
+        <w:t>verminder</w:t>
       </w:r>
       <w:proofErr w:type="spellEnd"/>
       <w:r>
@@ -548,6 +2688,11 @@
     </w:p>
     <w:p>
       <w:pPr>
+        <w:pStyle w:val="ListParagraph"/>
+        <w:numPr>
+          <w:ilvl w:val="0"/>
+          <w:numId w:val="4"/>
+        </w:numPr>
         <w:rPr>
           <w:b/>
           <w:bCs/>
@@ -558,17 +2703,17 @@
           <w:b/>
           <w:bCs/>
         </w:rPr>
-        <w:t xml:space="preserve">Vir </w:t>
-      </w:r>
-      <w:proofErr w:type="spellStart"/>
-      <w:r>
-        <w:rPr>
-          <w:b/>
-          <w:bCs/>
-        </w:rPr>
-        <w:t>wie</w:t>
-      </w:r>
-      <w:proofErr w:type="spellEnd"/>
+        <w:t xml:space="preserve">Wat </w:t>
+      </w:r>
+      <w:proofErr w:type="gramStart"/>
+      <w:r>
+        <w:rPr>
+          <w:b/>
+          <w:bCs/>
+        </w:rPr>
+        <w:t>is die</w:t>
+      </w:r>
+      <w:proofErr w:type="gramEnd"/>
       <w:r>
         <w:rPr>
           <w:b/>
@@ -576,15 +2721,31 @@
         </w:rPr>
         <w:t xml:space="preserve"> </w:t>
       </w:r>
-      <w:proofErr w:type="gramStart"/>
-      <w:r>
-        <w:rPr>
-          <w:b/>
-          <w:bCs/>
-        </w:rPr>
-        <w:t>is die</w:t>
-      </w:r>
-      <w:proofErr w:type="gramEnd"/>
+      <w:proofErr w:type="spellStart"/>
+      <w:r>
+        <w:rPr>
+          <w:b/>
+          <w:bCs/>
+        </w:rPr>
+        <w:t>voordele</w:t>
+      </w:r>
+      <w:proofErr w:type="spellEnd"/>
+      <w:r>
+        <w:rPr>
+          <w:b/>
+          <w:bCs/>
+        </w:rPr>
+        <w:t xml:space="preserve"> van </w:t>
+      </w:r>
+      <w:proofErr w:type="spellStart"/>
+      <w:r>
+        <w:rPr>
+          <w:b/>
+          <w:bCs/>
+        </w:rPr>
+        <w:t>omgewingsvriendelike</w:t>
+      </w:r>
+      <w:proofErr w:type="spellEnd"/>
       <w:r>
         <w:rPr>
           <w:b/>
@@ -598,7 +2759,7 @@
           <w:b/>
           <w:bCs/>
         </w:rPr>
-        <w:t>inlighting</w:t>
+        <w:t>rekenaargebruik</w:t>
       </w:r>
       <w:proofErr w:type="spellEnd"/>
       <w:r>
@@ -614,23 +2775,71 @@
           <w:b/>
           <w:bCs/>
         </w:rPr>
-        <w:t>oor</w:t>
-      </w:r>
-      <w:proofErr w:type="spellEnd"/>
-      <w:r>
-        <w:rPr>
-          <w:b/>
-          <w:bCs/>
-        </w:rPr>
-        <w:t xml:space="preserve"> E-</w:t>
-      </w:r>
-      <w:proofErr w:type="spellStart"/>
-      <w:r>
-        <w:rPr>
-          <w:b/>
-          <w:bCs/>
-        </w:rPr>
-        <w:t>afvalbestuur</w:t>
+        <w:t>vir</w:t>
+      </w:r>
+      <w:proofErr w:type="spellEnd"/>
+      <w:r>
+        <w:rPr>
+          <w:b/>
+          <w:bCs/>
+        </w:rPr>
+        <w:t xml:space="preserve"> </w:t>
+      </w:r>
+      <w:proofErr w:type="spellStart"/>
+      <w:r>
+        <w:rPr>
+          <w:b/>
+          <w:bCs/>
+        </w:rPr>
+        <w:t>menslike</w:t>
+      </w:r>
+      <w:proofErr w:type="spellEnd"/>
+      <w:r>
+        <w:rPr>
+          <w:b/>
+          <w:bCs/>
+        </w:rPr>
+        <w:t xml:space="preserve"> </w:t>
+      </w:r>
+      <w:proofErr w:type="spellStart"/>
+      <w:r>
+        <w:rPr>
+          <w:b/>
+          <w:bCs/>
+        </w:rPr>
+        <w:t>gesondheid</w:t>
+      </w:r>
+      <w:proofErr w:type="spellEnd"/>
+      <w:r>
+        <w:rPr>
+          <w:b/>
+          <w:bCs/>
+        </w:rPr>
+        <w:t xml:space="preserve"> </w:t>
+      </w:r>
+      <w:proofErr w:type="spellStart"/>
+      <w:r>
+        <w:rPr>
+          <w:b/>
+          <w:bCs/>
+        </w:rPr>
+        <w:t>en</w:t>
+      </w:r>
+      <w:proofErr w:type="spellEnd"/>
+      <w:r>
+        <w:rPr>
+          <w:b/>
+          <w:bCs/>
+        </w:rPr>
+        <w:t xml:space="preserve"> </w:t>
+      </w:r>
+      <w:proofErr w:type="spellStart"/>
+      <w:r>
+        <w:rPr>
+          <w:b/>
+          <w:bCs/>
+        </w:rPr>
+        <w:t>welsyn</w:t>
       </w:r>
       <w:proofErr w:type="spellEnd"/>
       <w:r>
@@ -643,6 +2852,11 @@
     </w:p>
     <w:p>
       <w:pPr>
+        <w:pStyle w:val="ListParagraph"/>
+        <w:numPr>
+          <w:ilvl w:val="0"/>
+          <w:numId w:val="4"/>
+        </w:numPr>
         <w:rPr>
           <w:b/>
           <w:bCs/>
@@ -653,33 +2867,17 @@
           <w:b/>
           <w:bCs/>
         </w:rPr>
-        <w:t xml:space="preserve">Hoe </w:t>
-      </w:r>
-      <w:proofErr w:type="spellStart"/>
-      <w:r>
-        <w:rPr>
-          <w:b/>
-          <w:bCs/>
-        </w:rPr>
-        <w:t>moet</w:t>
-      </w:r>
-      <w:proofErr w:type="spellEnd"/>
-      <w:r>
-        <w:rPr>
-          <w:b/>
-          <w:bCs/>
-        </w:rPr>
-        <w:t xml:space="preserve"> ek die </w:t>
-      </w:r>
-      <w:proofErr w:type="spellStart"/>
-      <w:r>
-        <w:rPr>
-          <w:b/>
-          <w:bCs/>
-        </w:rPr>
-        <w:t>inligting</w:t>
-      </w:r>
-      <w:proofErr w:type="spellEnd"/>
+        <w:t xml:space="preserve">Wat </w:t>
+      </w:r>
+      <w:proofErr w:type="gramStart"/>
+      <w:r>
+        <w:rPr>
+          <w:b/>
+          <w:bCs/>
+        </w:rPr>
+        <w:t>is die</w:t>
+      </w:r>
+      <w:proofErr w:type="gramEnd"/>
       <w:r>
         <w:rPr>
           <w:b/>
@@ -693,23 +2891,39 @@
           <w:b/>
           <w:bCs/>
         </w:rPr>
-        <w:t>aanbied</w:t>
-      </w:r>
-      <w:proofErr w:type="spellEnd"/>
-      <w:r>
-        <w:rPr>
-          <w:b/>
-          <w:bCs/>
-        </w:rPr>
-        <w:t xml:space="preserve"> om E-</w:t>
-      </w:r>
-      <w:proofErr w:type="spellStart"/>
-      <w:r>
-        <w:rPr>
-          <w:b/>
-          <w:bCs/>
-        </w:rPr>
-        <w:t>afvalbestuur</w:t>
+        <w:t>voordele</w:t>
+      </w:r>
+      <w:proofErr w:type="spellEnd"/>
+      <w:r>
+        <w:rPr>
+          <w:b/>
+          <w:bCs/>
+        </w:rPr>
+        <w:t xml:space="preserve"> van die </w:t>
+      </w:r>
+      <w:proofErr w:type="spellStart"/>
+      <w:r>
+        <w:rPr>
+          <w:b/>
+          <w:bCs/>
+        </w:rPr>
+        <w:t>gebruik</w:t>
+      </w:r>
+      <w:proofErr w:type="spellEnd"/>
+      <w:r>
+        <w:rPr>
+          <w:b/>
+          <w:bCs/>
+        </w:rPr>
+        <w:t xml:space="preserve"> van </w:t>
+      </w:r>
+      <w:proofErr w:type="spellStart"/>
+      <w:r>
+        <w:rPr>
+          <w:b/>
+          <w:bCs/>
+        </w:rPr>
+        <w:t>omgewingsvriendelike</w:t>
       </w:r>
       <w:proofErr w:type="spellEnd"/>
       <w:r>
@@ -725,7 +2939,7 @@
           <w:b/>
           <w:bCs/>
         </w:rPr>
-        <w:t>beter</w:t>
+        <w:t>toestelle</w:t>
       </w:r>
       <w:proofErr w:type="spellEnd"/>
       <w:r>
@@ -741,7 +2955,7 @@
           <w:b/>
           <w:bCs/>
         </w:rPr>
-        <w:t>te</w:t>
+        <w:t>en</w:t>
       </w:r>
       <w:proofErr w:type="spellEnd"/>
       <w:r>
@@ -757,7 +2971,7 @@
           <w:b/>
           <w:bCs/>
         </w:rPr>
-        <w:t>verstaan</w:t>
+        <w:t>sagteware</w:t>
       </w:r>
       <w:proofErr w:type="spellEnd"/>
       <w:r>
@@ -766,28 +2980,171 @@
           <w:bCs/>
         </w:rPr>
         <w:t>?</w:t>
-      </w:r>
-      <w:r>
-        <w:rPr>
-          <w:b/>
-          <w:bCs/>
-        </w:rPr>
-        <w:br w:type="page"/>
       </w:r>
     </w:p>
     <w:p>
       <w:pPr>
-        <w:pStyle w:val="Heading1"/>
+        <w:pStyle w:val="ListParagraph"/>
+        <w:numPr>
+          <w:ilvl w:val="0"/>
+          <w:numId w:val="4"/>
+        </w:numPr>
       </w:pPr>
-      <w:proofErr w:type="spellStart"/>
-      <w:r>
-        <w:lastRenderedPageBreak/>
-        <w:t>Navorsingsvrae</w:t>
-      </w:r>
-      <w:proofErr w:type="spellEnd"/>
+      <w:r>
+        <w:rPr>
+          <w:b/>
+          <w:bCs/>
+        </w:rPr>
+        <w:t xml:space="preserve">Wat </w:t>
+      </w:r>
+      <w:proofErr w:type="gramStart"/>
+      <w:r>
+        <w:rPr>
+          <w:b/>
+          <w:bCs/>
+        </w:rPr>
+        <w:t>is die</w:t>
+      </w:r>
+      <w:proofErr w:type="gramEnd"/>
+      <w:r>
+        <w:rPr>
+          <w:b/>
+          <w:bCs/>
+        </w:rPr>
+        <w:t xml:space="preserve"> </w:t>
+      </w:r>
+      <w:proofErr w:type="spellStart"/>
+      <w:r>
+        <w:rPr>
+          <w:b/>
+          <w:bCs/>
+        </w:rPr>
+        <w:t>hindernisse</w:t>
+      </w:r>
+      <w:proofErr w:type="spellEnd"/>
+      <w:r>
+        <w:rPr>
+          <w:b/>
+          <w:bCs/>
+        </w:rPr>
+        <w:t xml:space="preserve"> om e-</w:t>
+      </w:r>
+      <w:proofErr w:type="spellStart"/>
+      <w:r>
+        <w:rPr>
+          <w:b/>
+          <w:bCs/>
+        </w:rPr>
+        <w:t>afval</w:t>
+      </w:r>
+      <w:proofErr w:type="spellEnd"/>
+      <w:r>
+        <w:rPr>
+          <w:b/>
+          <w:bCs/>
+        </w:rPr>
+        <w:t xml:space="preserve"> </w:t>
+      </w:r>
+      <w:proofErr w:type="spellStart"/>
+      <w:r>
+        <w:rPr>
+          <w:b/>
+          <w:bCs/>
+        </w:rPr>
+        <w:t>behoorlik</w:t>
+      </w:r>
+      <w:proofErr w:type="spellEnd"/>
+      <w:r>
+        <w:rPr>
+          <w:b/>
+          <w:bCs/>
+        </w:rPr>
+        <w:t xml:space="preserve"> </w:t>
+      </w:r>
+      <w:proofErr w:type="spellStart"/>
+      <w:r>
+        <w:rPr>
+          <w:b/>
+          <w:bCs/>
+        </w:rPr>
+        <w:t>te</w:t>
+      </w:r>
+      <w:proofErr w:type="spellEnd"/>
+      <w:r>
+        <w:rPr>
+          <w:b/>
+          <w:bCs/>
+        </w:rPr>
+        <w:t xml:space="preserve"> </w:t>
+      </w:r>
+      <w:proofErr w:type="spellStart"/>
+      <w:r>
+        <w:rPr>
+          <w:b/>
+          <w:bCs/>
+        </w:rPr>
+        <w:t>herwin</w:t>
+      </w:r>
+      <w:proofErr w:type="spellEnd"/>
+      <w:r>
+        <w:rPr>
+          <w:b/>
+          <w:bCs/>
+        </w:rPr>
+        <w:t xml:space="preserve"> </w:t>
+      </w:r>
+      <w:proofErr w:type="spellStart"/>
+      <w:r>
+        <w:rPr>
+          <w:b/>
+          <w:bCs/>
+        </w:rPr>
+        <w:t>en</w:t>
+      </w:r>
+      <w:proofErr w:type="spellEnd"/>
+      <w:r>
+        <w:rPr>
+          <w:b/>
+          <w:bCs/>
+        </w:rPr>
+        <w:t xml:space="preserve"> </w:t>
+      </w:r>
+      <w:proofErr w:type="spellStart"/>
+      <w:r>
+        <w:rPr>
+          <w:b/>
+          <w:bCs/>
+        </w:rPr>
+        <w:t>te</w:t>
+      </w:r>
+      <w:proofErr w:type="spellEnd"/>
+      <w:r>
+        <w:rPr>
+          <w:b/>
+          <w:bCs/>
+        </w:rPr>
+        <w:t xml:space="preserve"> </w:t>
+      </w:r>
+      <w:proofErr w:type="spellStart"/>
+      <w:r>
+        <w:rPr>
+          <w:b/>
+          <w:bCs/>
+        </w:rPr>
+        <w:t>verwyder</w:t>
+      </w:r>
+      <w:proofErr w:type="spellEnd"/>
+      <w:r>
+        <w:t>?</w:t>
+      </w:r>
     </w:p>
     <w:p>
       <w:pPr>
+        <w:pStyle w:val="ListParagraph"/>
+        <w:numPr>
+          <w:ilvl w:val="0"/>
+          <w:numId w:val="4"/>
+        </w:numPr>
         <w:rPr>
           <w:b/>
           <w:bCs/>
@@ -806,7 +3163,7 @@
           <w:b/>
           <w:bCs/>
         </w:rPr>
-        <w:t>beïnvloed</w:t>
+        <w:t>kan</w:t>
       </w:r>
       <w:proofErr w:type="spellEnd"/>
       <w:r>
@@ -822,7 +3179,23 @@
           <w:b/>
           <w:bCs/>
         </w:rPr>
-        <w:t>rekenaars</w:t>
+        <w:t>herwinning</w:t>
+      </w:r>
+      <w:proofErr w:type="spellEnd"/>
+      <w:r>
+        <w:rPr>
+          <w:b/>
+          <w:bCs/>
+        </w:rPr>
+        <w:t xml:space="preserve"> van e-</w:t>
+      </w:r>
+      <w:proofErr w:type="spellStart"/>
+      <w:r>
+        <w:rPr>
+          <w:b/>
+          <w:bCs/>
+        </w:rPr>
+        <w:t>afval</w:t>
       </w:r>
       <w:proofErr w:type="spellEnd"/>
       <w:r>
@@ -838,6 +3211,70 @@
           <w:b/>
           <w:bCs/>
         </w:rPr>
+        <w:t>natuurlike</w:t>
+      </w:r>
+      <w:proofErr w:type="spellEnd"/>
+      <w:r>
+        <w:rPr>
+          <w:b/>
+          <w:bCs/>
+        </w:rPr>
+        <w:t xml:space="preserve"> </w:t>
+      </w:r>
+      <w:proofErr w:type="spellStart"/>
+      <w:r>
+        <w:rPr>
+          <w:b/>
+          <w:bCs/>
+        </w:rPr>
+        <w:t>hulpbronne</w:t>
+      </w:r>
+      <w:proofErr w:type="spellEnd"/>
+      <w:r>
+        <w:rPr>
+          <w:b/>
+          <w:bCs/>
+        </w:rPr>
+        <w:t xml:space="preserve"> </w:t>
+      </w:r>
+      <w:proofErr w:type="spellStart"/>
+      <w:r>
+        <w:rPr>
+          <w:b/>
+          <w:bCs/>
+        </w:rPr>
+        <w:t>soos</w:t>
+      </w:r>
+      <w:proofErr w:type="spellEnd"/>
+      <w:r>
+        <w:rPr>
+          <w:b/>
+          <w:bCs/>
+        </w:rPr>
+        <w:t xml:space="preserve"> </w:t>
+      </w:r>
+      <w:proofErr w:type="spellStart"/>
+      <w:r>
+        <w:rPr>
+          <w:b/>
+          <w:bCs/>
+        </w:rPr>
+        <w:t>goud</w:t>
+      </w:r>
+      <w:proofErr w:type="spellEnd"/>
+      <w:r>
+        <w:rPr>
+          <w:b/>
+          <w:bCs/>
+        </w:rPr>
+        <w:t xml:space="preserve"> </w:t>
+      </w:r>
+      <w:proofErr w:type="spellStart"/>
+      <w:r>
+        <w:rPr>
+          <w:b/>
+          <w:bCs/>
+        </w:rPr>
         <w:t>en</w:t>
       </w:r>
       <w:proofErr w:type="spellEnd"/>
@@ -854,7 +3291,7 @@
           <w:b/>
           <w:bCs/>
         </w:rPr>
-        <w:t>ander</w:t>
+        <w:t>koper</w:t>
       </w:r>
       <w:proofErr w:type="spellEnd"/>
       <w:r>
@@ -870,39 +3307,7 @@
           <w:b/>
           <w:bCs/>
         </w:rPr>
-        <w:t>digitale</w:t>
-      </w:r>
-      <w:proofErr w:type="spellEnd"/>
-      <w:r>
-        <w:rPr>
-          <w:b/>
-          <w:bCs/>
-        </w:rPr>
-        <w:t xml:space="preserve"> </w:t>
-      </w:r>
-      <w:proofErr w:type="spellStart"/>
-      <w:r>
-        <w:rPr>
-          <w:b/>
-          <w:bCs/>
-        </w:rPr>
-        <w:t>toestelle</w:t>
-      </w:r>
-      <w:proofErr w:type="spellEnd"/>
-      <w:r>
-        <w:rPr>
-          <w:b/>
-          <w:bCs/>
-        </w:rPr>
-        <w:t xml:space="preserve"> die </w:t>
-      </w:r>
-      <w:proofErr w:type="spellStart"/>
-      <w:r>
-        <w:rPr>
-          <w:b/>
-          <w:bCs/>
-        </w:rPr>
-        <w:t>omgewing</w:t>
+        <w:t>bespaar</w:t>
       </w:r>
       <w:proofErr w:type="spellEnd"/>
       <w:r>
@@ -915,854 +3320,11 @@
     </w:p>
     <w:p>
       <w:pPr>
-        <w:rPr>
-          <w:b/>
-          <w:bCs/>
-        </w:rPr>
-      </w:pPr>
-      <w:r>
-        <w:rPr>
-          <w:b/>
-          <w:bCs/>
-        </w:rPr>
-        <w:t xml:space="preserve">Hoe </w:t>
-      </w:r>
-      <w:proofErr w:type="spellStart"/>
-      <w:r>
-        <w:rPr>
-          <w:b/>
-          <w:bCs/>
-        </w:rPr>
-        <w:t>dra</w:t>
-      </w:r>
-      <w:proofErr w:type="spellEnd"/>
-      <w:r>
-        <w:rPr>
-          <w:b/>
-          <w:bCs/>
-        </w:rPr>
-        <w:t xml:space="preserve"> </w:t>
-      </w:r>
-      <w:proofErr w:type="spellStart"/>
-      <w:r>
-        <w:rPr>
-          <w:b/>
-          <w:bCs/>
-        </w:rPr>
-        <w:t>elektroniese</w:t>
-      </w:r>
-      <w:proofErr w:type="spellEnd"/>
-      <w:r>
-        <w:rPr>
-          <w:b/>
-          <w:bCs/>
-        </w:rPr>
-        <w:t xml:space="preserve"> </w:t>
-      </w:r>
-      <w:proofErr w:type="spellStart"/>
-      <w:r>
-        <w:rPr>
-          <w:b/>
-          <w:bCs/>
-        </w:rPr>
-        <w:t>afval</w:t>
-      </w:r>
-      <w:proofErr w:type="spellEnd"/>
-      <w:r>
-        <w:rPr>
-          <w:b/>
-          <w:bCs/>
-        </w:rPr>
-        <w:t xml:space="preserve"> (e-</w:t>
-      </w:r>
-      <w:proofErr w:type="spellStart"/>
-      <w:r>
-        <w:rPr>
-          <w:b/>
-          <w:bCs/>
-        </w:rPr>
-        <w:t>afval</w:t>
-      </w:r>
-      <w:proofErr w:type="spellEnd"/>
-      <w:r>
-        <w:rPr>
-          <w:b/>
-          <w:bCs/>
-        </w:rPr>
-        <w:t xml:space="preserve">) by tot </w:t>
-      </w:r>
-      <w:proofErr w:type="spellStart"/>
-      <w:r>
-        <w:rPr>
-          <w:b/>
-          <w:bCs/>
-        </w:rPr>
-        <w:t>besoedeling</w:t>
-      </w:r>
-      <w:proofErr w:type="spellEnd"/>
-      <w:r>
-        <w:rPr>
-          <w:b/>
-          <w:bCs/>
-        </w:rPr>
-        <w:t>?</w:t>
-      </w:r>
-    </w:p>
-    <w:p>
-      <w:pPr>
-        <w:rPr>
-          <w:b/>
-          <w:bCs/>
-        </w:rPr>
-      </w:pPr>
-      <w:r>
-        <w:rPr>
-          <w:b/>
-          <w:bCs/>
-        </w:rPr>
-        <w:t xml:space="preserve">Hoe </w:t>
-      </w:r>
-      <w:proofErr w:type="spellStart"/>
-      <w:r>
-        <w:rPr>
-          <w:b/>
-          <w:bCs/>
-        </w:rPr>
-        <w:t>kan</w:t>
-      </w:r>
-      <w:proofErr w:type="spellEnd"/>
-      <w:r>
-        <w:rPr>
-          <w:b/>
-          <w:bCs/>
-        </w:rPr>
-        <w:t xml:space="preserve"> </w:t>
-      </w:r>
-      <w:proofErr w:type="spellStart"/>
-      <w:r>
-        <w:rPr>
-          <w:b/>
-          <w:bCs/>
-        </w:rPr>
-        <w:t>omgewingsvriendelike</w:t>
-      </w:r>
-      <w:proofErr w:type="spellEnd"/>
-      <w:r>
-        <w:rPr>
-          <w:b/>
-          <w:bCs/>
-        </w:rPr>
-        <w:t xml:space="preserve"> </w:t>
-      </w:r>
-      <w:proofErr w:type="spellStart"/>
-      <w:r>
-        <w:rPr>
-          <w:b/>
-          <w:bCs/>
-        </w:rPr>
-        <w:t>rekenaarpraktyke</w:t>
-      </w:r>
-      <w:proofErr w:type="spellEnd"/>
-      <w:r>
-        <w:rPr>
-          <w:b/>
-          <w:bCs/>
-        </w:rPr>
-        <w:t xml:space="preserve"> </w:t>
-      </w:r>
-      <w:proofErr w:type="spellStart"/>
-      <w:r>
-        <w:rPr>
-          <w:b/>
-          <w:bCs/>
-        </w:rPr>
-        <w:t>elektroniese</w:t>
-      </w:r>
-      <w:proofErr w:type="spellEnd"/>
-      <w:r>
-        <w:rPr>
-          <w:b/>
-          <w:bCs/>
-        </w:rPr>
-        <w:t xml:space="preserve"> </w:t>
-      </w:r>
-      <w:proofErr w:type="spellStart"/>
-      <w:r>
-        <w:rPr>
-          <w:b/>
-          <w:bCs/>
-        </w:rPr>
-        <w:t>afval</w:t>
-      </w:r>
-      <w:proofErr w:type="spellEnd"/>
-      <w:r>
-        <w:rPr>
-          <w:b/>
-          <w:bCs/>
-        </w:rPr>
-        <w:t xml:space="preserve"> </w:t>
-      </w:r>
-      <w:proofErr w:type="spellStart"/>
-      <w:r>
-        <w:rPr>
-          <w:b/>
-          <w:bCs/>
-        </w:rPr>
-        <w:t>en</w:t>
-      </w:r>
-      <w:proofErr w:type="spellEnd"/>
-      <w:r>
-        <w:rPr>
-          <w:b/>
-          <w:bCs/>
-        </w:rPr>
-        <w:t xml:space="preserve"> </w:t>
-      </w:r>
-      <w:proofErr w:type="spellStart"/>
-      <w:r>
-        <w:rPr>
-          <w:b/>
-          <w:bCs/>
-        </w:rPr>
-        <w:t>besoedeling</w:t>
-      </w:r>
-      <w:proofErr w:type="spellEnd"/>
-      <w:r>
-        <w:rPr>
-          <w:b/>
-          <w:bCs/>
-        </w:rPr>
-        <w:t xml:space="preserve"> </w:t>
-      </w:r>
-      <w:proofErr w:type="spellStart"/>
-      <w:r>
-        <w:rPr>
-          <w:b/>
-          <w:bCs/>
-        </w:rPr>
-        <w:t>verminder</w:t>
-      </w:r>
-      <w:proofErr w:type="spellEnd"/>
-      <w:r>
-        <w:rPr>
-          <w:b/>
-          <w:bCs/>
-        </w:rPr>
-        <w:t>?</w:t>
-      </w:r>
-    </w:p>
-    <w:p>
-      <w:pPr>
-        <w:rPr>
-          <w:b/>
-          <w:bCs/>
-        </w:rPr>
-      </w:pPr>
-      <w:r>
-        <w:rPr>
-          <w:b/>
-          <w:bCs/>
-        </w:rPr>
-        <w:t xml:space="preserve">Wat </w:t>
-      </w:r>
-      <w:proofErr w:type="gramStart"/>
-      <w:r>
-        <w:rPr>
-          <w:b/>
-          <w:bCs/>
-        </w:rPr>
-        <w:t>is die</w:t>
-      </w:r>
-      <w:proofErr w:type="gramEnd"/>
-      <w:r>
-        <w:rPr>
-          <w:b/>
-          <w:bCs/>
-        </w:rPr>
-        <w:t xml:space="preserve"> </w:t>
-      </w:r>
-      <w:proofErr w:type="spellStart"/>
-      <w:r>
-        <w:rPr>
-          <w:b/>
-          <w:bCs/>
-        </w:rPr>
-        <w:t>voordele</w:t>
-      </w:r>
-      <w:proofErr w:type="spellEnd"/>
-      <w:r>
-        <w:rPr>
-          <w:b/>
-          <w:bCs/>
-        </w:rPr>
-        <w:t xml:space="preserve"> van </w:t>
-      </w:r>
-      <w:proofErr w:type="spellStart"/>
-      <w:r>
-        <w:rPr>
-          <w:b/>
-          <w:bCs/>
-        </w:rPr>
-        <w:t>omgewingsvriendelike</w:t>
-      </w:r>
-      <w:proofErr w:type="spellEnd"/>
-      <w:r>
-        <w:rPr>
-          <w:b/>
-          <w:bCs/>
-        </w:rPr>
-        <w:t xml:space="preserve"> </w:t>
-      </w:r>
-      <w:proofErr w:type="spellStart"/>
-      <w:r>
-        <w:rPr>
-          <w:b/>
-          <w:bCs/>
-        </w:rPr>
-        <w:t>rekenaargebruik</w:t>
-      </w:r>
-      <w:proofErr w:type="spellEnd"/>
-      <w:r>
-        <w:rPr>
-          <w:b/>
-          <w:bCs/>
-        </w:rPr>
-        <w:t xml:space="preserve"> </w:t>
-      </w:r>
-      <w:proofErr w:type="spellStart"/>
-      <w:r>
-        <w:rPr>
-          <w:b/>
-          <w:bCs/>
-        </w:rPr>
-        <w:t>vir</w:t>
-      </w:r>
-      <w:proofErr w:type="spellEnd"/>
-      <w:r>
-        <w:rPr>
-          <w:b/>
-          <w:bCs/>
-        </w:rPr>
-        <w:t xml:space="preserve"> </w:t>
-      </w:r>
-      <w:proofErr w:type="spellStart"/>
-      <w:r>
-        <w:rPr>
-          <w:b/>
-          <w:bCs/>
-        </w:rPr>
-        <w:t>menslike</w:t>
-      </w:r>
-      <w:proofErr w:type="spellEnd"/>
-      <w:r>
-        <w:rPr>
-          <w:b/>
-          <w:bCs/>
-        </w:rPr>
-        <w:t xml:space="preserve"> </w:t>
-      </w:r>
-      <w:proofErr w:type="spellStart"/>
-      <w:r>
-        <w:rPr>
-          <w:b/>
-          <w:bCs/>
-        </w:rPr>
-        <w:t>gesondheid</w:t>
-      </w:r>
-      <w:proofErr w:type="spellEnd"/>
-      <w:r>
-        <w:rPr>
-          <w:b/>
-          <w:bCs/>
-        </w:rPr>
-        <w:t xml:space="preserve"> </w:t>
-      </w:r>
-      <w:proofErr w:type="spellStart"/>
-      <w:r>
-        <w:rPr>
-          <w:b/>
-          <w:bCs/>
-        </w:rPr>
-        <w:t>en</w:t>
-      </w:r>
-      <w:proofErr w:type="spellEnd"/>
-      <w:r>
-        <w:rPr>
-          <w:b/>
-          <w:bCs/>
-        </w:rPr>
-        <w:t xml:space="preserve"> </w:t>
-      </w:r>
-      <w:proofErr w:type="spellStart"/>
-      <w:r>
-        <w:rPr>
-          <w:b/>
-          <w:bCs/>
-        </w:rPr>
-        <w:t>welsyn</w:t>
-      </w:r>
-      <w:proofErr w:type="spellEnd"/>
-      <w:r>
-        <w:rPr>
-          <w:b/>
-          <w:bCs/>
-        </w:rPr>
-        <w:t>?</w:t>
-      </w:r>
-    </w:p>
-    <w:p>
-      <w:pPr>
-        <w:rPr>
-          <w:b/>
-          <w:bCs/>
-        </w:rPr>
-      </w:pPr>
-      <w:r>
-        <w:rPr>
-          <w:b/>
-          <w:bCs/>
-        </w:rPr>
-        <w:t xml:space="preserve">Wat </w:t>
-      </w:r>
-      <w:proofErr w:type="gramStart"/>
-      <w:r>
-        <w:rPr>
-          <w:b/>
-          <w:bCs/>
-        </w:rPr>
-        <w:t>is die</w:t>
-      </w:r>
-      <w:proofErr w:type="gramEnd"/>
-      <w:r>
-        <w:rPr>
-          <w:b/>
-          <w:bCs/>
-        </w:rPr>
-        <w:t xml:space="preserve"> </w:t>
-      </w:r>
-      <w:proofErr w:type="spellStart"/>
-      <w:r>
-        <w:rPr>
-          <w:b/>
-          <w:bCs/>
-        </w:rPr>
-        <w:t>voordele</w:t>
-      </w:r>
-      <w:proofErr w:type="spellEnd"/>
-      <w:r>
-        <w:rPr>
-          <w:b/>
-          <w:bCs/>
-        </w:rPr>
-        <w:t xml:space="preserve"> van die </w:t>
-      </w:r>
-      <w:proofErr w:type="spellStart"/>
-      <w:r>
-        <w:rPr>
-          <w:b/>
-          <w:bCs/>
-        </w:rPr>
-        <w:t>gebruik</w:t>
-      </w:r>
-      <w:proofErr w:type="spellEnd"/>
-      <w:r>
-        <w:rPr>
-          <w:b/>
-          <w:bCs/>
-        </w:rPr>
-        <w:t xml:space="preserve"> van </w:t>
-      </w:r>
-      <w:proofErr w:type="spellStart"/>
-      <w:r>
-        <w:rPr>
-          <w:b/>
-          <w:bCs/>
-        </w:rPr>
-        <w:t>omgewingsvriendelike</w:t>
-      </w:r>
-      <w:proofErr w:type="spellEnd"/>
-      <w:r>
-        <w:rPr>
-          <w:b/>
-          <w:bCs/>
-        </w:rPr>
-        <w:t xml:space="preserve"> </w:t>
-      </w:r>
-      <w:proofErr w:type="spellStart"/>
-      <w:r>
-        <w:rPr>
-          <w:b/>
-          <w:bCs/>
-        </w:rPr>
-        <w:t>toestelle</w:t>
-      </w:r>
-      <w:proofErr w:type="spellEnd"/>
-      <w:r>
-        <w:rPr>
-          <w:b/>
-          <w:bCs/>
-        </w:rPr>
-        <w:t xml:space="preserve"> </w:t>
-      </w:r>
-      <w:proofErr w:type="spellStart"/>
-      <w:r>
-        <w:rPr>
-          <w:b/>
-          <w:bCs/>
-        </w:rPr>
-        <w:t>en</w:t>
-      </w:r>
-      <w:proofErr w:type="spellEnd"/>
-      <w:r>
-        <w:rPr>
-          <w:b/>
-          <w:bCs/>
-        </w:rPr>
-        <w:t xml:space="preserve"> </w:t>
-      </w:r>
-      <w:proofErr w:type="spellStart"/>
-      <w:r>
-        <w:rPr>
-          <w:b/>
-          <w:bCs/>
-        </w:rPr>
-        <w:t>sagteware</w:t>
-      </w:r>
-      <w:proofErr w:type="spellEnd"/>
-      <w:r>
-        <w:rPr>
-          <w:b/>
-          <w:bCs/>
-        </w:rPr>
-        <w:t>?</w:t>
-      </w:r>
-    </w:p>
-    <w:p>
-      <w:r>
-        <w:rPr>
-          <w:b/>
-          <w:bCs/>
-        </w:rPr>
-        <w:t xml:space="preserve">Wat </w:t>
-      </w:r>
-      <w:proofErr w:type="gramStart"/>
-      <w:r>
-        <w:rPr>
-          <w:b/>
-          <w:bCs/>
-        </w:rPr>
-        <w:t>is die</w:t>
-      </w:r>
-      <w:proofErr w:type="gramEnd"/>
-      <w:r>
-        <w:rPr>
-          <w:b/>
-          <w:bCs/>
-        </w:rPr>
-        <w:t xml:space="preserve"> </w:t>
-      </w:r>
-      <w:proofErr w:type="spellStart"/>
-      <w:r>
-        <w:rPr>
-          <w:b/>
-          <w:bCs/>
-        </w:rPr>
-        <w:t>hindernisse</w:t>
-      </w:r>
-      <w:proofErr w:type="spellEnd"/>
-      <w:r>
-        <w:rPr>
-          <w:b/>
-          <w:bCs/>
-        </w:rPr>
-        <w:t xml:space="preserve"> om e-</w:t>
-      </w:r>
-      <w:proofErr w:type="spellStart"/>
-      <w:r>
-        <w:rPr>
-          <w:b/>
-          <w:bCs/>
-        </w:rPr>
-        <w:t>afval</w:t>
-      </w:r>
-      <w:proofErr w:type="spellEnd"/>
-      <w:r>
-        <w:rPr>
-          <w:b/>
-          <w:bCs/>
-        </w:rPr>
-        <w:t xml:space="preserve"> </w:t>
-      </w:r>
-      <w:proofErr w:type="spellStart"/>
-      <w:r>
-        <w:rPr>
-          <w:b/>
-          <w:bCs/>
-        </w:rPr>
-        <w:t>behoorlik</w:t>
-      </w:r>
-      <w:proofErr w:type="spellEnd"/>
-      <w:r>
-        <w:rPr>
-          <w:b/>
-          <w:bCs/>
-        </w:rPr>
-        <w:t xml:space="preserve"> </w:t>
-      </w:r>
-      <w:proofErr w:type="spellStart"/>
-      <w:r>
-        <w:rPr>
-          <w:b/>
-          <w:bCs/>
-        </w:rPr>
-        <w:t>te</w:t>
-      </w:r>
-      <w:proofErr w:type="spellEnd"/>
-      <w:r>
-        <w:rPr>
-          <w:b/>
-          <w:bCs/>
-        </w:rPr>
-        <w:t xml:space="preserve"> </w:t>
-      </w:r>
-      <w:proofErr w:type="spellStart"/>
-      <w:r>
-        <w:rPr>
-          <w:b/>
-          <w:bCs/>
-        </w:rPr>
-        <w:t>herwin</w:t>
-      </w:r>
-      <w:proofErr w:type="spellEnd"/>
-      <w:r>
-        <w:rPr>
-          <w:b/>
-          <w:bCs/>
-        </w:rPr>
-        <w:t xml:space="preserve"> </w:t>
-      </w:r>
-      <w:proofErr w:type="spellStart"/>
-      <w:r>
-        <w:rPr>
-          <w:b/>
-          <w:bCs/>
-        </w:rPr>
-        <w:t>en</w:t>
-      </w:r>
-      <w:proofErr w:type="spellEnd"/>
-      <w:r>
-        <w:rPr>
-          <w:b/>
-          <w:bCs/>
-        </w:rPr>
-        <w:t xml:space="preserve"> </w:t>
-      </w:r>
-      <w:proofErr w:type="spellStart"/>
-      <w:r>
-        <w:rPr>
-          <w:b/>
-          <w:bCs/>
-        </w:rPr>
-        <w:t>te</w:t>
-      </w:r>
-      <w:proofErr w:type="spellEnd"/>
-      <w:r>
-        <w:rPr>
-          <w:b/>
-          <w:bCs/>
-        </w:rPr>
-        <w:t xml:space="preserve"> </w:t>
-      </w:r>
-      <w:proofErr w:type="spellStart"/>
-      <w:r>
-        <w:rPr>
-          <w:b/>
-          <w:bCs/>
-        </w:rPr>
-        <w:t>verwyder</w:t>
-      </w:r>
-      <w:proofErr w:type="spellEnd"/>
-      <w:r>
-        <w:t>?</w:t>
-      </w:r>
-    </w:p>
-    <w:p>
-      <w:pPr>
-        <w:rPr>
-          <w:b/>
-          <w:bCs/>
-        </w:rPr>
-      </w:pPr>
-      <w:r>
-        <w:rPr>
-          <w:b/>
-          <w:bCs/>
-        </w:rPr>
-        <w:t xml:space="preserve">Hoe </w:t>
-      </w:r>
-      <w:proofErr w:type="spellStart"/>
-      <w:r>
-        <w:rPr>
-          <w:b/>
-          <w:bCs/>
-        </w:rPr>
-        <w:t>kan</w:t>
-      </w:r>
-      <w:proofErr w:type="spellEnd"/>
-      <w:r>
-        <w:rPr>
-          <w:b/>
-          <w:bCs/>
-        </w:rPr>
-        <w:t xml:space="preserve"> </w:t>
-      </w:r>
-      <w:proofErr w:type="spellStart"/>
-      <w:r>
-        <w:rPr>
-          <w:b/>
-          <w:bCs/>
-        </w:rPr>
-        <w:t>herwinning</w:t>
-      </w:r>
-      <w:proofErr w:type="spellEnd"/>
-      <w:r>
-        <w:rPr>
-          <w:b/>
-          <w:bCs/>
-        </w:rPr>
-        <w:t xml:space="preserve"> van e-</w:t>
-      </w:r>
-      <w:proofErr w:type="spellStart"/>
-      <w:r>
-        <w:rPr>
-          <w:b/>
-          <w:bCs/>
-        </w:rPr>
-        <w:t>afval</w:t>
-      </w:r>
-      <w:proofErr w:type="spellEnd"/>
-      <w:r>
-        <w:rPr>
-          <w:b/>
-          <w:bCs/>
-        </w:rPr>
-        <w:t xml:space="preserve"> </w:t>
-      </w:r>
-      <w:proofErr w:type="spellStart"/>
-      <w:r>
-        <w:rPr>
-          <w:b/>
-          <w:bCs/>
-        </w:rPr>
-        <w:t>natuurlike</w:t>
-      </w:r>
-      <w:proofErr w:type="spellEnd"/>
-      <w:r>
-        <w:rPr>
-          <w:b/>
-          <w:bCs/>
-        </w:rPr>
-        <w:t xml:space="preserve"> </w:t>
-      </w:r>
-      <w:proofErr w:type="spellStart"/>
-      <w:r>
-        <w:rPr>
-          <w:b/>
-          <w:bCs/>
-        </w:rPr>
-        <w:t>hulpbronne</w:t>
-      </w:r>
-      <w:proofErr w:type="spellEnd"/>
-      <w:r>
-        <w:rPr>
-          <w:b/>
-          <w:bCs/>
-        </w:rPr>
-        <w:t xml:space="preserve"> </w:t>
-      </w:r>
-      <w:proofErr w:type="spellStart"/>
-      <w:r>
-        <w:rPr>
-          <w:b/>
-          <w:bCs/>
-        </w:rPr>
-        <w:t>soos</w:t>
-      </w:r>
-      <w:proofErr w:type="spellEnd"/>
-      <w:r>
-        <w:rPr>
-          <w:b/>
-          <w:bCs/>
-        </w:rPr>
-        <w:t xml:space="preserve"> </w:t>
-      </w:r>
-      <w:proofErr w:type="spellStart"/>
-      <w:r>
-        <w:rPr>
-          <w:b/>
-          <w:bCs/>
-        </w:rPr>
-        <w:t>goud</w:t>
-      </w:r>
-      <w:proofErr w:type="spellEnd"/>
-      <w:r>
-        <w:rPr>
-          <w:b/>
-          <w:bCs/>
-        </w:rPr>
-        <w:t xml:space="preserve"> </w:t>
-      </w:r>
-      <w:proofErr w:type="spellStart"/>
-      <w:r>
-        <w:rPr>
-          <w:b/>
-          <w:bCs/>
-        </w:rPr>
-        <w:t>en</w:t>
-      </w:r>
-      <w:proofErr w:type="spellEnd"/>
-      <w:r>
-        <w:rPr>
-          <w:b/>
-          <w:bCs/>
-        </w:rPr>
-        <w:t xml:space="preserve"> </w:t>
-      </w:r>
-      <w:proofErr w:type="spellStart"/>
-      <w:r>
-        <w:rPr>
-          <w:b/>
-          <w:bCs/>
-        </w:rPr>
-        <w:t>koper</w:t>
-      </w:r>
-      <w:proofErr w:type="spellEnd"/>
-      <w:r>
-        <w:rPr>
-          <w:b/>
-          <w:bCs/>
-        </w:rPr>
-        <w:t xml:space="preserve"> </w:t>
-      </w:r>
-      <w:proofErr w:type="spellStart"/>
-      <w:r>
-        <w:rPr>
-          <w:b/>
-          <w:bCs/>
-        </w:rPr>
-        <w:t>bespaar</w:t>
-      </w:r>
-      <w:proofErr w:type="spellEnd"/>
-      <w:r>
-        <w:rPr>
-          <w:b/>
-          <w:bCs/>
-        </w:rPr>
-        <w:t>?</w:t>
-      </w:r>
-    </w:p>
-    <w:p>
-      <w:pPr>
+        <w:pStyle w:val="ListParagraph"/>
+        <w:numPr>
+          <w:ilvl w:val="0"/>
+          <w:numId w:val="4"/>
+        </w:numPr>
         <w:rPr>
           <w:b/>
           <w:bCs/>
@@ -1938,6 +3500,7 @@
       <w:pPr>
         <w:pStyle w:val="Heading1"/>
       </w:pPr>
+      <w:bookmarkStart w:id="5" w:name="_Toc207365237"/>
       <w:proofErr w:type="spellStart"/>
       <w:r>
         <w:t>Bespreking</w:t>
@@ -1958,24 +3521,44 @@
       <w:r>
         <w:t>analise</w:t>
       </w:r>
+      <w:bookmarkEnd w:id="5"/>
       <w:proofErr w:type="spellEnd"/>
     </w:p>
     <w:p>
       <w:pPr>
         <w:pStyle w:val="Heading1"/>
       </w:pPr>
-      <w:r>
-        <w:br w:type="page"/>
-      </w:r>
     </w:p>
     <w:p>
       <w:pPr>
         <w:pStyle w:val="Heading1"/>
       </w:pPr>
+      <w:bookmarkStart w:id="6" w:name="_Toc207365238"/>
+      <w:proofErr w:type="spellStart"/>
+      <w:r>
+        <w:t>Bronne</w:t>
+      </w:r>
+      <w:proofErr w:type="spellEnd"/>
+      <w:r>
+        <w:t xml:space="preserve"> </w:t>
+      </w:r>
+      <w:proofErr w:type="spellStart"/>
+      <w:r>
+        <w:t>gebruik</w:t>
+      </w:r>
+      <w:bookmarkEnd w:id="6"/>
+      <w:proofErr w:type="spellEnd"/>
+    </w:p>
+    <w:p/>
+    <w:p>
+      <w:pPr>
+        <w:pStyle w:val="Heading1"/>
+      </w:pPr>
+      <w:bookmarkStart w:id="7" w:name="_Toc207365239"/>
       <w:proofErr w:type="spellStart"/>
       <w:r>
         <w:lastRenderedPageBreak/>
-        <w:t>Bronne</w:t>
+        <w:t>Bibliografiese</w:t>
       </w:r>
       <w:proofErr w:type="spellEnd"/>
       <w:r>
@@ -1983,47 +3566,20 @@
       </w:r>
       <w:proofErr w:type="spellStart"/>
       <w:r>
-        <w:t>gebruik</w:t>
-      </w:r>
-      <w:proofErr w:type="spellEnd"/>
-    </w:p>
-    <w:p>
-      <w:r>
-        <w:br w:type="page"/>
-      </w:r>
+        <w:t>inligting</w:t>
+      </w:r>
+      <w:bookmarkEnd w:id="7"/>
+      <w:proofErr w:type="spellEnd"/>
     </w:p>
     <w:p>
       <w:pPr>
         <w:pStyle w:val="Heading1"/>
       </w:pPr>
-      <w:proofErr w:type="spellStart"/>
-      <w:r>
-        <w:lastRenderedPageBreak/>
-        <w:t>Bibliografiese</w:t>
-      </w:r>
-      <w:proofErr w:type="spellEnd"/>
-      <w:r>
-        <w:t xml:space="preserve"> </w:t>
-      </w:r>
-      <w:proofErr w:type="spellStart"/>
-      <w:r>
-        <w:t>inligting</w:t>
-      </w:r>
-      <w:proofErr w:type="spellEnd"/>
-    </w:p>
-    <w:p>
-      <w:r>
-        <w:br w:type="page"/>
-      </w:r>
-    </w:p>
-    <w:p>
-      <w:pPr>
-        <w:pStyle w:val="Heading1"/>
-      </w:pPr>
-      <w:r>
-        <w:lastRenderedPageBreak/>
+      <w:bookmarkStart w:id="8" w:name="_Toc207365240"/>
+      <w:r>
         <w:t>Bylae A</w:t>
       </w:r>
+      <w:bookmarkEnd w:id="8"/>
     </w:p>
     <w:tbl>
       <w:tblPr>
@@ -2127,118 +3683,6 @@
             </w:r>
             <w:proofErr w:type="spellEnd"/>
             <w:r>
-              <w:t xml:space="preserve"> weet</w:t>
-            </w:r>
-          </w:p>
-        </w:tc>
-        <w:tc>
-          <w:tcPr>
-            <w:tcW w:w="1826" w:type="dxa"/>
-          </w:tcPr>
-          <w:p/>
-        </w:tc>
-      </w:tr>
-      <w:tr>
-        <w:tc>
-          <w:tcPr>
-            <w:tcW w:w="1827" w:type="dxa"/>
-          </w:tcPr>
-          <w:p>
-            <w:pPr>
-              <w:jc w:val="center"/>
-            </w:pPr>
-            <w:r>
-              <w:t>Stap 3</w:t>
-            </w:r>
-          </w:p>
-        </w:tc>
-        <w:tc>
-          <w:tcPr>
-            <w:tcW w:w="1826" w:type="dxa"/>
-          </w:tcPr>
-          <w:p>
-            <w:pPr>
-              <w:jc w:val="center"/>
-            </w:pPr>
-            <w:r>
-              <w:t>L</w:t>
-            </w:r>
-          </w:p>
-        </w:tc>
-        <w:tc>
-          <w:tcPr>
-            <w:tcW w:w="1826" w:type="dxa"/>
-          </w:tcPr>
-          <w:p>
-            <w:r>
-              <w:t xml:space="preserve">Wat ek </w:t>
-            </w:r>
-            <w:proofErr w:type="spellStart"/>
-            <w:r>
-              <w:t>geleer</w:t>
-            </w:r>
-            <w:proofErr w:type="spellEnd"/>
-            <w:r>
-              <w:t xml:space="preserve"> het</w:t>
-            </w:r>
-          </w:p>
-        </w:tc>
-        <w:tc>
-          <w:tcPr>
-            <w:tcW w:w="1826" w:type="dxa"/>
-          </w:tcPr>
-          <w:p/>
-        </w:tc>
-      </w:tr>
-      <w:tr>
-        <w:tc>
-          <w:tcPr>
-            <w:tcW w:w="1827" w:type="dxa"/>
-          </w:tcPr>
-          <w:p>
-            <w:pPr>
-              <w:jc w:val="center"/>
-            </w:pPr>
-            <w:r>
-              <w:t>Stap 4</w:t>
-            </w:r>
-          </w:p>
-        </w:tc>
-        <w:tc>
-          <w:tcPr>
-            <w:tcW w:w="1826" w:type="dxa"/>
-          </w:tcPr>
-          <w:p>
-            <w:pPr>
-              <w:jc w:val="center"/>
-            </w:pPr>
-            <w:r>
-              <w:t>S</w:t>
-            </w:r>
-          </w:p>
-        </w:tc>
-        <w:tc>
-          <w:tcPr>
-            <w:tcW w:w="1826" w:type="dxa"/>
-          </w:tcPr>
-          <w:p>
-            <w:r>
-              <w:t xml:space="preserve">Wat ek </w:t>
-            </w:r>
-            <w:proofErr w:type="spellStart"/>
-            <w:r>
-              <w:t>nog</w:t>
-            </w:r>
-            <w:proofErr w:type="spellEnd"/>
-            <w:r>
-              <w:t xml:space="preserve"> </w:t>
-            </w:r>
-            <w:proofErr w:type="spellStart"/>
-            <w:r>
-              <w:t>wil</w:t>
-            </w:r>
-            <w:proofErr w:type="spellEnd"/>
-            <w:r>
               <w:t xml:space="preserve"> </w:t>
             </w:r>
             <w:proofErr w:type="spellStart"/>
@@ -2265,6 +3709,123 @@
               <w:jc w:val="center"/>
             </w:pPr>
             <w:r>
+              <w:t>Stap 3</w:t>
+            </w:r>
+          </w:p>
+        </w:tc>
+        <w:tc>
+          <w:tcPr>
+            <w:tcW w:w="1826" w:type="dxa"/>
+          </w:tcPr>
+          <w:p>
+            <w:pPr>
+              <w:jc w:val="center"/>
+            </w:pPr>
+            <w:r>
+              <w:t>L</w:t>
+            </w:r>
+          </w:p>
+        </w:tc>
+        <w:tc>
+          <w:tcPr>
+            <w:tcW w:w="1826" w:type="dxa"/>
+          </w:tcPr>
+          <w:p>
+            <w:r>
+              <w:t xml:space="preserve">Wat ek </w:t>
+            </w:r>
+            <w:proofErr w:type="spellStart"/>
+            <w:r>
+              <w:t>geleer</w:t>
+            </w:r>
+            <w:proofErr w:type="spellEnd"/>
+            <w:r>
+              <w:t xml:space="preserve"> het</w:t>
+            </w:r>
+          </w:p>
+        </w:tc>
+        <w:tc>
+          <w:tcPr>
+            <w:tcW w:w="1826" w:type="dxa"/>
+          </w:tcPr>
+          <w:p/>
+        </w:tc>
+      </w:tr>
+      <w:tr>
+        <w:tc>
+          <w:tcPr>
+            <w:tcW w:w="1827" w:type="dxa"/>
+          </w:tcPr>
+          <w:p>
+            <w:pPr>
+              <w:jc w:val="center"/>
+            </w:pPr>
+            <w:r>
+              <w:t>Stap 4</w:t>
+            </w:r>
+          </w:p>
+        </w:tc>
+        <w:tc>
+          <w:tcPr>
+            <w:tcW w:w="1826" w:type="dxa"/>
+          </w:tcPr>
+          <w:p>
+            <w:pPr>
+              <w:jc w:val="center"/>
+            </w:pPr>
+            <w:r>
+              <w:t>S</w:t>
+            </w:r>
+          </w:p>
+        </w:tc>
+        <w:tc>
+          <w:tcPr>
+            <w:tcW w:w="1826" w:type="dxa"/>
+          </w:tcPr>
+          <w:p>
+            <w:r>
+              <w:t xml:space="preserve">Wat ek </w:t>
+            </w:r>
+            <w:proofErr w:type="spellStart"/>
+            <w:r>
+              <w:t>nog</w:t>
+            </w:r>
+            <w:proofErr w:type="spellEnd"/>
+            <w:r>
+              <w:t xml:space="preserve"> </w:t>
+            </w:r>
+            <w:proofErr w:type="spellStart"/>
+            <w:r>
+              <w:t>wil</w:t>
+            </w:r>
+            <w:proofErr w:type="spellEnd"/>
+            <w:r>
+              <w:t xml:space="preserve"> </w:t>
+            </w:r>
+            <w:proofErr w:type="spellStart"/>
+            <w:r>
+              <w:t>weet</w:t>
+            </w:r>
+            <w:proofErr w:type="spellEnd"/>
+          </w:p>
+        </w:tc>
+        <w:tc>
+          <w:tcPr>
+            <w:tcW w:w="1826" w:type="dxa"/>
+          </w:tcPr>
+          <w:p/>
+        </w:tc>
+      </w:tr>
+      <w:tr>
+        <w:tc>
+          <w:tcPr>
+            <w:tcW w:w="1827" w:type="dxa"/>
+          </w:tcPr>
+          <w:p>
+            <w:pPr>
+              <w:jc w:val="center"/>
+            </w:pPr>
+            <w:r>
               <w:t>Stap 5</w:t>
             </w:r>
           </w:p>
@@ -2395,25 +3956,23 @@
       </w:tr>
     </w:tbl>
     <w:p>
-      <w:r>
-        <w:br w:type="page"/>
-      </w:r>
-    </w:p>
-    <w:p>
       <w:pPr>
         <w:pStyle w:val="Heading1"/>
       </w:pPr>
-      <w:r>
-        <w:lastRenderedPageBreak/>
+      <w:bookmarkStart w:id="9" w:name="_Toc207365241"/>
+      <w:r>
         <w:t>Bylae B</w:t>
       </w:r>
+      <w:bookmarkEnd w:id="9"/>
     </w:p>
     <w:p/>
     <w:sectPr>
-      <w:footerReference w:type="default" r:id="rId8"/>
+      <w:footerReference w:type="default" r:id="rId11"/>
       <w:pgSz w:w="11906" w:h="16838"/>
       <w:pgMar w:top="1440" w:right="1440" w:bottom="1440" w:left="1440" w:header="708" w:footer="708" w:gutter="0"/>
+      <w:pgNumType w:start="0"/>
       <w:cols w:space="708"/>
+      <w:titlePg/>
       <w:docGrid w:linePitch="360"/>
     </w:sectPr>
   </w:body>
@@ -2455,6 +4014,7 @@
         <w:docPartUnique/>
       </w:docPartObj>
     </w:sdtPr>
+    <w:sdtEndPr/>
     <w:sdtContent>
       <w:sdt>
         <w:sdtPr>
@@ -2464,6 +4024,7 @@
             <w:docPartUnique/>
           </w:docPartObj>
         </w:sdtPr>
+        <w:sdtEndPr/>
         <w:sdtContent>
           <w:p>
             <w:pPr>
@@ -2899,6 +4460,92 @@
     </w:lvl>
   </w:abstractNum>
   <w:abstractNum w:abstractNumId="2" w15:restartNumberingAfterBreak="0">
+    <w:nsid w:val="50AA479F"/>
+    <w:multiLevelType w:val="hybridMultilevel"/>
+    <w:tmpl w:val="BF5A562A"/>
+    <w:lvl w:ilvl="0" w:tplc="1C09000F">
+      <w:start w:val="1"/>
+      <w:numFmt w:val="decimal"/>
+      <w:lvlText w:val="%1."/>
+      <w:lvlJc w:val="left"/>
+      <w:pPr>
+        <w:ind w:left="720" w:hanging="360"/>
+      </w:pPr>
+    </w:lvl>
+    <w:lvl w:ilvl="1" w:tplc="1C090019" w:tentative="1">
+      <w:start w:val="1"/>
+      <w:numFmt w:val="lowerLetter"/>
+      <w:lvlText w:val="%2."/>
+      <w:lvlJc w:val="left"/>
+      <w:pPr>
+        <w:ind w:left="1440" w:hanging="360"/>
+      </w:pPr>
+    </w:lvl>
+    <w:lvl w:ilvl="2" w:tplc="1C09001B" w:tentative="1">
+      <w:start w:val="1"/>
+      <w:numFmt w:val="lowerRoman"/>
+      <w:lvlText w:val="%3."/>
+      <w:lvlJc w:val="right"/>
+      <w:pPr>
+        <w:ind w:left="2160" w:hanging="180"/>
+      </w:pPr>
+    </w:lvl>
+    <w:lvl w:ilvl="3" w:tplc="1C09000F" w:tentative="1">
+      <w:start w:val="1"/>
+      <w:numFmt w:val="decimal"/>
+      <w:lvlText w:val="%4."/>
+      <w:lvlJc w:val="left"/>
+      <w:pPr>
+        <w:ind w:left="2880" w:hanging="360"/>
+      </w:pPr>
+    </w:lvl>
+    <w:lvl w:ilvl="4" w:tplc="1C090019" w:tentative="1">
+      <w:start w:val="1"/>
+      <w:numFmt w:val="lowerLetter"/>
+      <w:lvlText w:val="%5."/>
+      <w:lvlJc w:val="left"/>
+      <w:pPr>
+        <w:ind w:left="3600" w:hanging="360"/>
+      </w:pPr>
+    </w:lvl>
+    <w:lvl w:ilvl="5" w:tplc="1C09001B" w:tentative="1">
+      <w:start w:val="1"/>
+      <w:numFmt w:val="lowerRoman"/>
+      <w:lvlText w:val="%6."/>
+      <w:lvlJc w:val="right"/>
+      <w:pPr>
+        <w:ind w:left="4320" w:hanging="180"/>
+      </w:pPr>
+    </w:lvl>
+    <w:lvl w:ilvl="6" w:tplc="1C09000F" w:tentative="1">
+      <w:start w:val="1"/>
+      <w:numFmt w:val="decimal"/>
+      <w:lvlText w:val="%7."/>
+      <w:lvlJc w:val="left"/>
+      <w:pPr>
+        <w:ind w:left="5040" w:hanging="360"/>
+      </w:pPr>
+    </w:lvl>
+    <w:lvl w:ilvl="7" w:tplc="1C090019" w:tentative="1">
+      <w:start w:val="1"/>
+      <w:numFmt w:val="lowerLetter"/>
+      <w:lvlText w:val="%8."/>
+      <w:lvlJc w:val="left"/>
+      <w:pPr>
+        <w:ind w:left="5760" w:hanging="360"/>
+      </w:pPr>
+    </w:lvl>
+    <w:lvl w:ilvl="8" w:tplc="1C09001B" w:tentative="1">
+      <w:start w:val="1"/>
+      <w:numFmt w:val="lowerRoman"/>
+      <w:lvlText w:val="%9."/>
+      <w:lvlJc w:val="right"/>
+      <w:pPr>
+        <w:ind w:left="6480" w:hanging="180"/>
+      </w:pPr>
+    </w:lvl>
+  </w:abstractNum>
+  <w:abstractNum w:abstractNumId="3" w15:restartNumberingAfterBreak="0">
     <w:nsid w:val="61204F23"/>
     <w:multiLevelType w:val="multilevel"/>
     <w:tmpl w:val="78B4FB1E"/>
@@ -3051,10 +4698,13 @@
     <w:abstractNumId w:val="0"/>
   </w:num>
   <w:num w:numId="2" w16cid:durableId="490100029">
-    <w:abstractNumId w:val="2"/>
+    <w:abstractNumId w:val="3"/>
   </w:num>
   <w:num w:numId="3" w16cid:durableId="920024633">
     <w:abstractNumId w:val="1"/>
+  </w:num>
+  <w:num w:numId="4" w16cid:durableId="395279763">
+    <w:abstractNumId w:val="2"/>
   </w:num>
 </w:numbering>
 </file>
@@ -3660,6 +5310,7 @@
   <w:style w:type="character" w:default="1" w:styleId="DefaultParagraphFont">
     <w:name w:val="Default Paragraph Font"/>
     <w:uiPriority w:val="1"/>
+    <w:semiHidden/>
     <w:unhideWhenUsed/>
   </w:style>
   <w:style w:type="table" w:default="1" w:styleId="TableNormal">
@@ -4050,7 +5701,763 @@
       <w:ind w:left="220" w:hanging="220"/>
     </w:pPr>
   </w:style>
+  <w:style w:type="paragraph" w:styleId="TOCHeading">
+    <w:name w:val="TOC Heading"/>
+    <w:basedOn w:val="Heading1"/>
+    <w:next w:val="Normal"/>
+    <w:uiPriority w:val="39"/>
+    <w:unhideWhenUsed/>
+    <w:qFormat/>
+    <w:rsid w:val="00A961E6"/>
+    <w:pPr>
+      <w:spacing w:before="240" w:after="0"/>
+      <w:outlineLvl w:val="9"/>
+    </w:pPr>
+    <w:rPr>
+      <w:sz w:val="32"/>
+      <w:szCs w:val="32"/>
+      <w:lang w:val="en-US"/>
+    </w:rPr>
+  </w:style>
+  <w:style w:type="paragraph" w:styleId="TOC1">
+    <w:name w:val="toc 1"/>
+    <w:basedOn w:val="Normal"/>
+    <w:next w:val="Normal"/>
+    <w:autoRedefine/>
+    <w:uiPriority w:val="39"/>
+    <w:unhideWhenUsed/>
+    <w:rsid w:val="00A961E6"/>
+    <w:pPr>
+      <w:spacing w:after="100"/>
+    </w:pPr>
+  </w:style>
+  <w:style w:type="character" w:styleId="Hyperlink">
+    <w:name w:val="Hyperlink"/>
+    <w:basedOn w:val="DefaultParagraphFont"/>
+    <w:uiPriority w:val="99"/>
+    <w:unhideWhenUsed/>
+    <w:rsid w:val="00A961E6"/>
+    <w:rPr>
+      <w:color w:val="0563C1" w:themeColor="hyperlink"/>
+      <w:u w:val="single"/>
+    </w:rPr>
+  </w:style>
+  <w:style w:type="paragraph" w:styleId="NoSpacing">
+    <w:name w:val="No Spacing"/>
+    <w:uiPriority w:val="1"/>
+    <w:qFormat/>
+    <w:rsid w:val="00ED5C53"/>
+    <w:pPr>
+      <w:spacing w:after="0" w:line="240" w:lineRule="auto"/>
+    </w:pPr>
+    <w:rPr>
+      <w:color w:val="44546A" w:themeColor="text2"/>
+      <w:sz w:val="20"/>
+      <w:szCs w:val="20"/>
+      <w:lang w:val="en-US"/>
+    </w:rPr>
+  </w:style>
 </w:styles>
+</file>
+
+<file path=word/glossary/document.xml><?xml version="1.0" encoding="utf-8"?>
+<w:glossaryDocument xmlns:wpc="http://schemas.microsoft.com/office/word/2010/wordprocessingCanvas" xmlns:cx="http://schemas.microsoft.com/office/drawing/2014/chartex" xmlns:cx1="http://schemas.microsoft.com/office/drawing/2015/9/8/chartex" xmlns:cx2="http://schemas.microsoft.com/office/drawing/2015/10/21/chartex" xmlns:cx3="http://schemas.microsoft.com/office/drawing/2016/5/9/chartex" xmlns:cx4="http://schemas.microsoft.com/office/drawing/2016/5/10/chartex" xmlns:cx5="http://schemas.microsoft.com/office/drawing/2016/5/11/chartex" xmlns:cx6="http://schemas.microsoft.com/office/drawing/2016/5/12/chartex" xmlns:cx7="http://schemas.microsoft.com/office/drawing/2016/5/13/chartex" xmlns:cx8="http://schemas.microsoft.com/office/drawing/2016/5/14/chartex" xmlns:mc="http://schemas.openxmlformats.org/markup-compatibility/2006" xmlns:aink="http://schemas.microsoft.com/office/drawing/2016/ink" xmlns:am3d="http://schemas.microsoft.com/office/drawing/2017/model3d" xmlns:o="urn:schemas-microsoft-com:office:office" xmlns:oel="http://schemas.microsoft.com/office/2019/extlst" xmlns:r="http://schemas.openxmlformats.org/officeDocument/2006/relationships" xmlns:m="http://schemas.openxmlformats.org/officeDocument/2006/math" xmlns:v="urn:schemas-microsoft-com:vml" xmlns:wp14="http://schemas.microsoft.com/office/word/2010/wordprocessingDrawing" xmlns:wp="http://schemas.openxmlformats.org/drawingml/2006/wordprocessingDrawing" xmlns:w10="urn:schemas-microsoft-com:office:word" xmlns:w="http://schemas.openxmlformats.org/wordprocessingml/2006/main" xmlns:w14="http://schemas.microsoft.com/office/word/2010/wordml" xmlns:w15="http://schemas.microsoft.com/office/word/2012/wordml" xmlns:w16cex="http://schemas.microsoft.com/office/word/2018/wordml/cex" xmlns:w16cid="http://schemas.microsoft.com/office/word/2016/wordml/cid" xmlns:w16="http://schemas.microsoft.com/office/word/2018/wordml" xmlns:w16du="http://schemas.microsoft.com/office/word/2023/wordml/word16du" xmlns:w16sdtdh="http://schemas.microsoft.com/office/word/2020/wordml/sdtdatahash" xmlns:w16sdtfl="http://schemas.microsoft.com/office/word/2024/wordml/sdtformatlock" xmlns:w16se="http://schemas.microsoft.com/office/word/2015/wordml/symex" xmlns:wpg="http://schemas.microsoft.com/office/word/2010/wordprocessingGroup" xmlns:wpi="http://schemas.microsoft.com/office/word/2010/wordprocessingInk" xmlns:wne="http://schemas.microsoft.com/office/word/2006/wordml" xmlns:wps="http://schemas.microsoft.com/office/word/2010/wordprocessingShape" mc:Ignorable="w14 w15 w16se w16cid w16 w16cex w16sdtdh w16sdtfl w16du wp14">
+  <w:docParts>
+    <w:docPart>
+      <w:docPartPr>
+        <w:name w:val="CA2F9F0813574CBD8385EA2B52A2AC65"/>
+        <w:category>
+          <w:name w:val="General"/>
+          <w:gallery w:val="placeholder"/>
+        </w:category>
+        <w:types>
+          <w:type w:val="bbPlcHdr"/>
+        </w:types>
+        <w:behaviors>
+          <w:behavior w:val="content"/>
+        </w:behaviors>
+        <w:guid w:val="{62FC66AA-9B68-4F26-A650-87820809C524}"/>
+      </w:docPartPr>
+      <w:docPartBody>
+        <w:p>
+          <w:pPr>
+            <w:pStyle w:val="CA2F9F0813574CBD8385EA2B52A2AC65"/>
+          </w:pPr>
+          <w:r>
+            <w:rPr>
+              <w:rFonts w:asciiTheme="majorHAnsi" w:hAnsiTheme="majorHAnsi"/>
+              <w:color w:val="FFFFFF" w:themeColor="background1"/>
+              <w:sz w:val="96"/>
+              <w:szCs w:val="96"/>
+            </w:rPr>
+            <w:t>[Document title]</w:t>
+          </w:r>
+        </w:p>
+      </w:docPartBody>
+    </w:docPart>
+    <w:docPart>
+      <w:docPartPr>
+        <w:name w:val="B01B351547D44BA98F4E1EB8947ED19F"/>
+        <w:category>
+          <w:name w:val="General"/>
+          <w:gallery w:val="placeholder"/>
+        </w:category>
+        <w:types>
+          <w:type w:val="bbPlcHdr"/>
+        </w:types>
+        <w:behaviors>
+          <w:behavior w:val="content"/>
+        </w:behaviors>
+        <w:guid w:val="{AEE9B986-A462-46EE-840A-8CB2FE910690}"/>
+      </w:docPartPr>
+      <w:docPartBody>
+        <w:p>
+          <w:pPr>
+            <w:pStyle w:val="B01B351547D44BA98F4E1EB8947ED19F"/>
+          </w:pPr>
+          <w:r>
+            <w:rPr>
+              <w:color w:val="FFFFFF" w:themeColor="background1"/>
+              <w:sz w:val="32"/>
+              <w:szCs w:val="32"/>
+            </w:rPr>
+            <w:t>[Document subtitle]</w:t>
+          </w:r>
+        </w:p>
+      </w:docPartBody>
+    </w:docPart>
+    <w:docPart>
+      <w:docPartPr>
+        <w:name w:val="1C14523066EC44889AA5BC7A561ADECC"/>
+        <w:category>
+          <w:name w:val="General"/>
+          <w:gallery w:val="placeholder"/>
+        </w:category>
+        <w:types>
+          <w:type w:val="bbPlcHdr"/>
+        </w:types>
+        <w:behaviors>
+          <w:behavior w:val="content"/>
+        </w:behaviors>
+        <w:guid w:val="{CFA8DDF9-88E6-4975-B55E-63A7AE1A2FE2}"/>
+      </w:docPartPr>
+      <w:docPartBody>
+        <w:p>
+          <w:pPr>
+            <w:pStyle w:val="1C14523066EC44889AA5BC7A561ADECC"/>
+          </w:pPr>
+          <w:r>
+            <w:rPr>
+              <w:color w:val="FFFFFF" w:themeColor="background1"/>
+            </w:rPr>
+            <w:t>[Author name]</w:t>
+          </w:r>
+        </w:p>
+      </w:docPartBody>
+    </w:docPart>
+    <w:docPart>
+      <w:docPartPr>
+        <w:name w:val="79FFED535CB34F92A38D462EAE8A4FE0"/>
+        <w:category>
+          <w:name w:val="General"/>
+          <w:gallery w:val="placeholder"/>
+        </w:category>
+        <w:types>
+          <w:type w:val="bbPlcHdr"/>
+        </w:types>
+        <w:behaviors>
+          <w:behavior w:val="content"/>
+        </w:behaviors>
+        <w:guid w:val="{6439127A-A1B2-44DF-8303-596379E9E6D7}"/>
+      </w:docPartPr>
+      <w:docPartBody>
+        <w:p>
+          <w:pPr>
+            <w:pStyle w:val="79FFED535CB34F92A38D462EAE8A4FE0"/>
+          </w:pPr>
+          <w:r>
+            <w:rPr>
+              <w:color w:val="FFFFFF" w:themeColor="background1"/>
+            </w:rPr>
+            <w:t>[Date]</w:t>
+          </w:r>
+        </w:p>
+      </w:docPartBody>
+    </w:docPart>
+    <w:docPart>
+      <w:docPartPr>
+        <w:name w:val="39EDB981765C4B93AA5F25241CAF04F7"/>
+        <w:category>
+          <w:name w:val="General"/>
+          <w:gallery w:val="placeholder"/>
+        </w:category>
+        <w:types>
+          <w:type w:val="bbPlcHdr"/>
+        </w:types>
+        <w:behaviors>
+          <w:behavior w:val="content"/>
+        </w:behaviors>
+        <w:guid w:val="{100576C8-E4E1-4E69-933C-7A501D43B42A}"/>
+      </w:docPartPr>
+      <w:docPartBody>
+        <w:p>
+          <w:pPr>
+            <w:pStyle w:val="39EDB981765C4B93AA5F25241CAF04F7"/>
+          </w:pPr>
+          <w:r>
+            <w:rPr>
+              <w:color w:val="FFFFFF" w:themeColor="background1"/>
+            </w:rPr>
+            <w:t>[Course title]</w:t>
+          </w:r>
+        </w:p>
+      </w:docPartBody>
+    </w:docPart>
+  </w:docParts>
+</w:glossaryDocument>
+</file>
+
+<file path=word/glossary/fontTable.xml><?xml version="1.0" encoding="utf-8"?>
+<w:fonts xmlns:mc="http://schemas.openxmlformats.org/markup-compatibility/2006" xmlns:r="http://schemas.openxmlformats.org/officeDocument/2006/relationships" xmlns:w="http://schemas.openxmlformats.org/wordprocessingml/2006/main" xmlns:w14="http://schemas.microsoft.com/office/word/2010/wordml" xmlns:w15="http://schemas.microsoft.com/office/word/2012/wordml" xmlns:w16cex="http://schemas.microsoft.com/office/word/2018/wordml/cex" xmlns:w16cid="http://schemas.microsoft.com/office/word/2016/wordml/cid" xmlns:w16="http://schemas.microsoft.com/office/word/2018/wordml" xmlns:w16du="http://schemas.microsoft.com/office/word/2023/wordml/word16du" xmlns:w16sdtdh="http://schemas.microsoft.com/office/word/2020/wordml/sdtdatahash" xmlns:w16sdtfl="http://schemas.microsoft.com/office/word/2024/wordml/sdtformatlock" xmlns:w16se="http://schemas.microsoft.com/office/word/2015/wordml/symex" mc:Ignorable="w14 w15 w16se w16cid w16 w16cex w16sdtdh w16sdtfl w16du">
+  <w:font w:name="Symbol">
+    <w:panose1 w:val="05050102010706020507"/>
+    <w:charset w:val="02"/>
+    <w:family w:val="roman"/>
+    <w:pitch w:val="variable"/>
+    <w:sig w:usb0="00000000" w:usb1="10000000" w:usb2="00000000" w:usb3="00000000" w:csb0="80000000" w:csb1="00000000"/>
+  </w:font>
+  <w:font w:name="Times New Roman">
+    <w:panose1 w:val="02020603050405020304"/>
+    <w:charset w:val="00"/>
+    <w:family w:val="roman"/>
+    <w:pitch w:val="variable"/>
+    <w:sig w:usb0="E0002EFF" w:usb1="C000785B" w:usb2="00000009" w:usb3="00000000" w:csb0="000001FF" w:csb1="00000000"/>
+  </w:font>
+  <w:font w:name="Courier New">
+    <w:panose1 w:val="02070309020205020404"/>
+    <w:charset w:val="00"/>
+    <w:family w:val="modern"/>
+    <w:pitch w:val="fixed"/>
+    <w:sig w:usb0="E0002EFF" w:usb1="C0007843" w:usb2="00000009" w:usb3="00000000" w:csb0="000001FF" w:csb1="00000000"/>
+  </w:font>
+  <w:font w:name="Wingdings">
+    <w:panose1 w:val="05000000000000000000"/>
+    <w:charset w:val="02"/>
+    <w:family w:val="auto"/>
+    <w:pitch w:val="variable"/>
+    <w:sig w:usb0="00000000" w:usb1="10000000" w:usb2="00000000" w:usb3="00000000" w:csb0="80000000" w:csb1="00000000"/>
+  </w:font>
+  <w:font w:name="Aptos">
+    <w:charset w:val="00"/>
+    <w:family w:val="swiss"/>
+    <w:pitch w:val="variable"/>
+    <w:sig w:usb0="20000287" w:usb1="00000003" w:usb2="00000000" w:usb3="00000000" w:csb0="0000019F" w:csb1="00000000"/>
+  </w:font>
+  <w:font w:name="Aptos Display">
+    <w:charset w:val="00"/>
+    <w:family w:val="swiss"/>
+    <w:pitch w:val="variable"/>
+    <w:sig w:usb0="20000287" w:usb1="00000003" w:usb2="00000000" w:usb3="00000000" w:csb0="0000019F" w:csb1="00000000"/>
+  </w:font>
+</w:fonts>
+</file>
+
+<file path=word/glossary/settings.xml><?xml version="1.0" encoding="utf-8"?>
+<w:settings xmlns:mc="http://schemas.openxmlformats.org/markup-compatibility/2006" xmlns:o="urn:schemas-microsoft-com:office:office" xmlns:r="http://schemas.openxmlformats.org/officeDocument/2006/relationships" xmlns:m="http://schemas.openxmlformats.org/officeDocument/2006/math" xmlns:v="urn:schemas-microsoft-com:vml" xmlns:w10="urn:schemas-microsoft-com:office:word" xmlns:w="http://schemas.openxmlformats.org/wordprocessingml/2006/main" xmlns:w14="http://schemas.microsoft.com/office/word/2010/wordml" xmlns:w15="http://schemas.microsoft.com/office/word/2012/wordml" xmlns:w16cex="http://schemas.microsoft.com/office/word/2018/wordml/cex" xmlns:w16cid="http://schemas.microsoft.com/office/word/2016/wordml/cid" xmlns:w16="http://schemas.microsoft.com/office/word/2018/wordml" xmlns:w16du="http://schemas.microsoft.com/office/word/2023/wordml/word16du" xmlns:w16sdtdh="http://schemas.microsoft.com/office/word/2020/wordml/sdtdatahash" xmlns:w16sdtfl="http://schemas.microsoft.com/office/word/2024/wordml/sdtformatlock" xmlns:w16se="http://schemas.microsoft.com/office/word/2015/wordml/symex" xmlns:sl="http://schemas.openxmlformats.org/schemaLibrary/2006/main" mc:Ignorable="w14 w15 w16se w16cid w16 w16cex w16sdtdh w16sdtfl w16du">
+  <w:view w:val="normal"/>
+  <w:defaultTabStop w:val="720"/>
+  <w:characterSpacingControl w:val="doNotCompress"/>
+  <w:compat>
+    <w:useFELayout/>
+    <w:compatSetting w:name="compatibilityMode" w:uri="http://schemas.microsoft.com/office/word" w:val="15"/>
+    <w:compatSetting w:name="overrideTableStyleFontSizeAndJustification" w:uri="http://schemas.microsoft.com/office/word" w:val="1"/>
+    <w:compatSetting w:name="enableOpenTypeFeatures" w:uri="http://schemas.microsoft.com/office/word" w:val="1"/>
+    <w:compatSetting w:name="doNotFlipMirrorIndents" w:uri="http://schemas.microsoft.com/office/word" w:val="1"/>
+    <w:compatSetting w:name="differentiateMultirowTableHeaders" w:uri="http://schemas.microsoft.com/office/word" w:val="1"/>
+    <w:compatSetting w:name="useWord2013TrackBottomHyphenation" w:uri="http://schemas.microsoft.com/office/word" w:val="0"/>
+  </w:compat>
+  <w:rsids>
+    <w:rsidRoot w:val="00AF6B68"/>
+    <w:rsid w:val="00071681"/>
+    <w:rsid w:val="00AF6B68"/>
+  </w:rsids>
+  <m:mathPr>
+    <m:mathFont m:val="Cambria Math"/>
+    <m:brkBin m:val="before"/>
+    <m:brkBinSub m:val="--"/>
+    <m:smallFrac m:val="0"/>
+    <m:dispDef/>
+    <m:lMargin m:val="0"/>
+    <m:rMargin m:val="0"/>
+    <m:defJc m:val="centerGroup"/>
+    <m:wrapIndent m:val="1440"/>
+    <m:intLim m:val="subSup"/>
+    <m:naryLim m:val="undOvr"/>
+  </m:mathPr>
+  <w:themeFontLang w:val="en-ZA"/>
+  <w:clrSchemeMapping w:bg1="light1" w:t1="dark1" w:bg2="light2" w:t2="dark2" w:accent1="accent1" w:accent2="accent2" w:accent3="accent3" w:accent4="accent4" w:accent5="accent5" w:accent6="accent6" w:hyperlink="hyperlink" w:followedHyperlink="followedHyperlink"/>
+  <w:decimalSymbol w:val="."/>
+  <w:listSeparator w:val=","/>
+  <w15:chartTrackingRefBased/>
+</w:settings>
+</file>
+
+<file path=word/glossary/styles.xml><?xml version="1.0" encoding="utf-8"?>
+<w:styles xmlns:mc="http://schemas.openxmlformats.org/markup-compatibility/2006" xmlns:r="http://schemas.openxmlformats.org/officeDocument/2006/relationships" xmlns:w="http://schemas.openxmlformats.org/wordprocessingml/2006/main" xmlns:w14="http://schemas.microsoft.com/office/word/2010/wordml" xmlns:w15="http://schemas.microsoft.com/office/word/2012/wordml" xmlns:w16cex="http://schemas.microsoft.com/office/word/2018/wordml/cex" xmlns:w16cid="http://schemas.microsoft.com/office/word/2016/wordml/cid" xmlns:w16="http://schemas.microsoft.com/office/word/2018/wordml" xmlns:w16du="http://schemas.microsoft.com/office/word/2023/wordml/word16du" xmlns:w16sdtdh="http://schemas.microsoft.com/office/word/2020/wordml/sdtdatahash" xmlns:w16sdtfl="http://schemas.microsoft.com/office/word/2024/wordml/sdtformatlock" xmlns:w16se="http://schemas.microsoft.com/office/word/2015/wordml/symex" mc:Ignorable="w14 w15 w16se w16cid w16 w16cex w16sdtdh w16sdtfl w16du">
+  <w:docDefaults>
+    <w:rPrDefault>
+      <w:rPr>
+        <w:rFonts w:asciiTheme="minorHAnsi" w:eastAsiaTheme="minorEastAsia" w:hAnsiTheme="minorHAnsi" w:cstheme="minorBidi"/>
+        <w:kern w:val="2"/>
+        <w:sz w:val="24"/>
+        <w:szCs w:val="24"/>
+        <w:lang w:val="en-ZA" w:eastAsia="en-ZA" w:bidi="ar-SA"/>
+        <w14:ligatures w14:val="standardContextual"/>
+      </w:rPr>
+    </w:rPrDefault>
+    <w:pPrDefault>
+      <w:pPr>
+        <w:spacing w:after="160" w:line="278" w:lineRule="auto"/>
+      </w:pPr>
+    </w:pPrDefault>
+  </w:docDefaults>
+  <w:latentStyles w:defLockedState="0" w:defUIPriority="99" w:defSemiHidden="0" w:defUnhideWhenUsed="0" w:defQFormat="0" w:count="376">
+    <w:lsdException w:name="Normal" w:uiPriority="0" w:qFormat="1"/>
+    <w:lsdException w:name="heading 1" w:uiPriority="9" w:qFormat="1"/>
+    <w:lsdException w:name="heading 2" w:semiHidden="1" w:uiPriority="9" w:unhideWhenUsed="1" w:qFormat="1"/>
+    <w:lsdException w:name="heading 3" w:semiHidden="1" w:uiPriority="9" w:unhideWhenUsed="1" w:qFormat="1"/>
+    <w:lsdException w:name="heading 4" w:semiHidden="1" w:uiPriority="9" w:unhideWhenUsed="1" w:qFormat="1"/>
+    <w:lsdException w:name="heading 5" w:semiHidden="1" w:uiPriority="9" w:unhideWhenUsed="1" w:qFormat="1"/>
+    <w:lsdException w:name="heading 6" w:semiHidden="1" w:uiPriority="9" w:unhideWhenUsed="1" w:qFormat="1"/>
+    <w:lsdException w:name="heading 7" w:semiHidden="1" w:uiPriority="9" w:unhideWhenUsed="1" w:qFormat="1"/>
+    <w:lsdException w:name="heading 8" w:semiHidden="1" w:uiPriority="9" w:unhideWhenUsed="1" w:qFormat="1"/>
+    <w:lsdException w:name="heading 9" w:semiHidden="1" w:uiPriority="9" w:unhideWhenUsed="1" w:qFormat="1"/>
+    <w:lsdException w:name="index 1" w:semiHidden="1" w:unhideWhenUsed="1"/>
+    <w:lsdException w:name="index 2" w:semiHidden="1" w:unhideWhenUsed="1"/>
+    <w:lsdException w:name="index 3" w:semiHidden="1" w:unhideWhenUsed="1"/>
+    <w:lsdException w:name="index 4" w:semiHidden="1" w:unhideWhenUsed="1"/>
+    <w:lsdException w:name="index 5" w:semiHidden="1" w:unhideWhenUsed="1"/>
+    <w:lsdException w:name="index 6" w:semiHidden="1" w:unhideWhenUsed="1"/>
+    <w:lsdException w:name="index 7" w:semiHidden="1" w:unhideWhenUsed="1"/>
+    <w:lsdException w:name="index 8" w:semiHidden="1" w:unhideWhenUsed="1"/>
+    <w:lsdException w:name="index 9" w:semiHidden="1" w:unhideWhenUsed="1"/>
+    <w:lsdException w:name="toc 1" w:semiHidden="1" w:uiPriority="39" w:unhideWhenUsed="1"/>
+    <w:lsdException w:name="toc 2" w:semiHidden="1" w:uiPriority="39" w:unhideWhenUsed="1"/>
+    <w:lsdException w:name="toc 3" w:semiHidden="1" w:uiPriority="39" w:unhideWhenUsed="1"/>
+    <w:lsdException w:name="toc 4" w:semiHidden="1" w:uiPriority="39" w:unhideWhenUsed="1"/>
+    <w:lsdException w:name="toc 5" w:semiHidden="1" w:uiPriority="39" w:unhideWhenUsed="1"/>
+    <w:lsdException w:name="toc 6" w:semiHidden="1" w:uiPriority="39" w:unhideWhenUsed="1"/>
+    <w:lsdException w:name="toc 7" w:semiHidden="1" w:uiPriority="39" w:unhideWhenUsed="1"/>
+    <w:lsdException w:name="toc 8" w:semiHidden="1" w:uiPriority="39" w:unhideWhenUsed="1"/>
+    <w:lsdException w:name="toc 9" w:semiHidden="1" w:uiPriority="39" w:unhideWhenUsed="1"/>
+    <w:lsdException w:name="Normal Indent" w:semiHidden="1" w:unhideWhenUsed="1"/>
+    <w:lsdException w:name="footnote text" w:semiHidden="1" w:unhideWhenUsed="1"/>
+    <w:lsdException w:name="annotation text" w:semiHidden="1" w:unhideWhenUsed="1"/>
+    <w:lsdException w:name="header" w:semiHidden="1" w:unhideWhenUsed="1"/>
+    <w:lsdException w:name="footer" w:semiHidden="1" w:unhideWhenUsed="1"/>
+    <w:lsdException w:name="index heading" w:semiHidden="1" w:unhideWhenUsed="1"/>
+    <w:lsdException w:name="caption" w:semiHidden="1" w:uiPriority="35" w:unhideWhenUsed="1" w:qFormat="1"/>
+    <w:lsdException w:name="table of figures" w:semiHidden="1" w:unhideWhenUsed="1"/>
+    <w:lsdException w:name="envelope address" w:semiHidden="1" w:unhideWhenUsed="1"/>
+    <w:lsdException w:name="envelope return" w:semiHidden="1" w:unhideWhenUsed="1"/>
+    <w:lsdException w:name="footnote reference" w:semiHidden="1" w:unhideWhenUsed="1"/>
+    <w:lsdException w:name="annotation reference" w:semiHidden="1" w:unhideWhenUsed="1"/>
+    <w:lsdException w:name="line number" w:semiHidden="1" w:unhideWhenUsed="1"/>
+    <w:lsdException w:name="page number" w:semiHidden="1" w:unhideWhenUsed="1"/>
+    <w:lsdException w:name="endnote reference" w:semiHidden="1" w:unhideWhenUsed="1"/>
+    <w:lsdException w:name="endnote text" w:semiHidden="1" w:unhideWhenUsed="1"/>
+    <w:lsdException w:name="table of authorities" w:semiHidden="1" w:unhideWhenUsed="1"/>
+    <w:lsdException w:name="macro" w:semiHidden="1" w:unhideWhenUsed="1"/>
+    <w:lsdException w:name="toa heading" w:semiHidden="1" w:unhideWhenUsed="1"/>
+    <w:lsdException w:name="List" w:semiHidden="1" w:unhideWhenUsed="1"/>
+    <w:lsdException w:name="List Bullet" w:semiHidden="1" w:unhideWhenUsed="1"/>
+    <w:lsdException w:name="List Number" w:semiHidden="1" w:unhideWhenUsed="1"/>
+    <w:lsdException w:name="List 2" w:semiHidden="1" w:unhideWhenUsed="1"/>
+    <w:lsdException w:name="List 3" w:semiHidden="1" w:unhideWhenUsed="1"/>
+    <w:lsdException w:name="List 4" w:semiHidden="1" w:unhideWhenUsed="1"/>
+    <w:lsdException w:name="List 5" w:semiHidden="1" w:unhideWhenUsed="1"/>
+    <w:lsdException w:name="List Bullet 2" w:semiHidden="1" w:unhideWhenUsed="1"/>
+    <w:lsdException w:name="List Bullet 3" w:semiHidden="1" w:unhideWhenUsed="1"/>
+    <w:lsdException w:name="List Bullet 4" w:semiHidden="1" w:unhideWhenUsed="1"/>
+    <w:lsdException w:name="List Bullet 5" w:semiHidden="1" w:unhideWhenUsed="1"/>
+    <w:lsdException w:name="List Number 2" w:semiHidden="1" w:unhideWhenUsed="1"/>
+    <w:lsdException w:name="List Number 3" w:semiHidden="1" w:unhideWhenUsed="1"/>
+    <w:lsdException w:name="List Number 4" w:semiHidden="1" w:unhideWhenUsed="1"/>
+    <w:lsdException w:name="List Number 5" w:semiHidden="1" w:unhideWhenUsed="1"/>
+    <w:lsdException w:name="Title" w:uiPriority="10" w:qFormat="1"/>
+    <w:lsdException w:name="Closing" w:semiHidden="1" w:unhideWhenUsed="1"/>
+    <w:lsdException w:name="Signature" w:semiHidden="1" w:unhideWhenUsed="1"/>
+    <w:lsdException w:name="Default Paragraph Font" w:semiHidden="1" w:uiPriority="1" w:unhideWhenUsed="1"/>
+    <w:lsdException w:name="Body Text" w:semiHidden="1" w:unhideWhenUsed="1"/>
+    <w:lsdException w:name="Body Text Indent" w:semiHidden="1" w:unhideWhenUsed="1"/>
+    <w:lsdException w:name="List Continue" w:semiHidden="1" w:unhideWhenUsed="1"/>
+    <w:lsdException w:name="List Continue 2" w:semiHidden="1" w:unhideWhenUsed="1"/>
+    <w:lsdException w:name="List Continue 3" w:semiHidden="1" w:unhideWhenUsed="1"/>
+    <w:lsdException w:name="List Continue 4" w:semiHidden="1" w:unhideWhenUsed="1"/>
+    <w:lsdException w:name="List Continue 5" w:semiHidden="1" w:unhideWhenUsed="1"/>
+    <w:lsdException w:name="Message Header" w:semiHidden="1" w:unhideWhenUsed="1"/>
+    <w:lsdException w:name="Subtitle" w:uiPriority="11" w:qFormat="1"/>
+    <w:lsdException w:name="Salutation" w:semiHidden="1" w:unhideWhenUsed="1"/>
+    <w:lsdException w:name="Date" w:semiHidden="1" w:unhideWhenUsed="1"/>
+    <w:lsdException w:name="Body Text First Indent" w:semiHidden="1" w:unhideWhenUsed="1"/>
+    <w:lsdException w:name="Body Text First Indent 2" w:semiHidden="1" w:unhideWhenUsed="1"/>
+    <w:lsdException w:name="Note Heading" w:semiHidden="1" w:unhideWhenUsed="1"/>
+    <w:lsdException w:name="Body Text 2" w:semiHidden="1" w:unhideWhenUsed="1"/>
+    <w:lsdException w:name="Body Text 3" w:semiHidden="1" w:unhideWhenUsed="1"/>
+    <w:lsdException w:name="Body Text Indent 2" w:semiHidden="1" w:unhideWhenUsed="1"/>
+    <w:lsdException w:name="Body Text Indent 3" w:semiHidden="1" w:unhideWhenUsed="1"/>
+    <w:lsdException w:name="Block Text" w:semiHidden="1" w:unhideWhenUsed="1"/>
+    <w:lsdException w:name="Hyperlink" w:semiHidden="1" w:unhideWhenUsed="1"/>
+    <w:lsdException w:name="FollowedHyperlink" w:semiHidden="1" w:unhideWhenUsed="1"/>
+    <w:lsdException w:name="Strong" w:uiPriority="22" w:qFormat="1"/>
+    <w:lsdException w:name="Emphasis" w:uiPriority="20" w:qFormat="1"/>
+    <w:lsdException w:name="Document Map" w:semiHidden="1" w:unhideWhenUsed="1"/>
+    <w:lsdException w:name="Plain Text" w:semiHidden="1" w:unhideWhenUsed="1"/>
+    <w:lsdException w:name="E-mail Signature" w:semiHidden="1" w:unhideWhenUsed="1"/>
+    <w:lsdException w:name="HTML Top of Form" w:semiHidden="1" w:unhideWhenUsed="1"/>
+    <w:lsdException w:name="HTML Bottom of Form" w:semiHidden="1" w:unhideWhenUsed="1"/>
+    <w:lsdException w:name="Normal (Web)" w:semiHidden="1" w:unhideWhenUsed="1"/>
+    <w:lsdException w:name="HTML Acronym" w:semiHidden="1" w:unhideWhenUsed="1"/>
+    <w:lsdException w:name="HTML Address" w:semiHidden="1" w:unhideWhenUsed="1"/>
+    <w:lsdException w:name="HTML Cite" w:semiHidden="1" w:unhideWhenUsed="1"/>
+    <w:lsdException w:name="HTML Code" w:semiHidden="1" w:unhideWhenUsed="1"/>
+    <w:lsdException w:name="HTML Definition" w:semiHidden="1" w:unhideWhenUsed="1"/>
+    <w:lsdException w:name="HTML Keyboard" w:semiHidden="1" w:unhideWhenUsed="1"/>
+    <w:lsdException w:name="HTML Preformatted" w:semiHidden="1" w:unhideWhenUsed="1"/>
+    <w:lsdException w:name="HTML Sample" w:semiHidden="1" w:unhideWhenUsed="1"/>
+    <w:lsdException w:name="HTML Typewriter" w:semiHidden="1" w:unhideWhenUsed="1"/>
+    <w:lsdException w:name="HTML Variable" w:semiHidden="1" w:unhideWhenUsed="1"/>
+    <w:lsdException w:name="Normal Table" w:semiHidden="1" w:unhideWhenUsed="1"/>
+    <w:lsdException w:name="annotation subject" w:semiHidden="1" w:unhideWhenUsed="1"/>
+    <w:lsdException w:name="No List" w:semiHidden="1" w:unhideWhenUsed="1"/>
+    <w:lsdException w:name="Outline List 1" w:semiHidden="1" w:unhideWhenUsed="1"/>
+    <w:lsdException w:name="Outline List 2" w:semiHidden="1" w:unhideWhenUsed="1"/>
+    <w:lsdException w:name="Outline List 3" w:semiHidden="1" w:unhideWhenUsed="1"/>
+    <w:lsdException w:name="Table Simple 1" w:semiHidden="1" w:unhideWhenUsed="1"/>
+    <w:lsdException w:name="Table Simple 2" w:semiHidden="1" w:unhideWhenUsed="1"/>
+    <w:lsdException w:name="Table Simple 3" w:semiHidden="1" w:unhideWhenUsed="1"/>
+    <w:lsdException w:name="Table Classic 1" w:semiHidden="1" w:unhideWhenUsed="1"/>
+    <w:lsdException w:name="Table Classic 2" w:semiHidden="1" w:unhideWhenUsed="1"/>
+    <w:lsdException w:name="Table Classic 3" w:semiHidden="1" w:unhideWhenUsed="1"/>
+    <w:lsdException w:name="Table Classic 4" w:semiHidden="1" w:unhideWhenUsed="1"/>
+    <w:lsdException w:name="Table Colorful 1" w:semiHidden="1" w:unhideWhenUsed="1"/>
+    <w:lsdException w:name="Table Colorful 2" w:semiHidden="1" w:unhideWhenUsed="1"/>
+    <w:lsdException w:name="Table Colorful 3" w:semiHidden="1" w:unhideWhenUsed="1"/>
+    <w:lsdException w:name="Table Columns 1" w:semiHidden="1" w:unhideWhenUsed="1"/>
+    <w:lsdException w:name="Table Columns 2" w:semiHidden="1" w:unhideWhenUsed="1"/>
+    <w:lsdException w:name="Table Columns 3" w:semiHidden="1" w:unhideWhenUsed="1"/>
+    <w:lsdException w:name="Table Columns 4" w:semiHidden="1" w:unhideWhenUsed="1"/>
+    <w:lsdException w:name="Table Columns 5" w:semiHidden="1" w:unhideWhenUsed="1"/>
+    <w:lsdException w:name="Table Grid 1" w:semiHidden="1" w:unhideWhenUsed="1"/>
+    <w:lsdException w:name="Table Grid 2" w:semiHidden="1" w:unhideWhenUsed="1"/>
+    <w:lsdException w:name="Table Grid 3" w:semiHidden="1" w:unhideWhenUsed="1"/>
+    <w:lsdException w:name="Table Grid 4" w:semiHidden="1" w:unhideWhenUsed="1"/>
+    <w:lsdException w:name="Table Grid 5" w:semiHidden="1" w:unhideWhenUsed="1"/>
+    <w:lsdException w:name="Table Grid 6" w:semiHidden="1" w:unhideWhenUsed="1"/>
+    <w:lsdException w:name="Table Grid 7" w:semiHidden="1" w:unhideWhenUsed="1"/>
+    <w:lsdException w:name="Table Grid 8" w:semiHidden="1" w:unhideWhenUsed="1"/>
+    <w:lsdException w:name="Table List 1" w:semiHidden="1" w:unhideWhenUsed="1"/>
+    <w:lsdException w:name="Table List 2" w:semiHidden="1" w:unhideWhenUsed="1"/>
+    <w:lsdException w:name="Table List 3" w:semiHidden="1" w:unhideWhenUsed="1"/>
+    <w:lsdException w:name="Table List 4" w:semiHidden="1" w:unhideWhenUsed="1"/>
+    <w:lsdException w:name="Table List 5" w:semiHidden="1" w:unhideWhenUsed="1"/>
+    <w:lsdException w:name="Table List 6" w:semiHidden="1" w:unhideWhenUsed="1"/>
+    <w:lsdException w:name="Table List 7" w:semiHidden="1" w:unhideWhenUsed="1"/>
+    <w:lsdException w:name="Table List 8" w:semiHidden="1" w:unhideWhenUsed="1"/>
+    <w:lsdException w:name="Table 3D effects 1" w:semiHidden="1" w:unhideWhenUsed="1"/>
+    <w:lsdException w:name="Table 3D effects 2" w:semiHidden="1" w:unhideWhenUsed="1"/>
+    <w:lsdException w:name="Table 3D effects 3" w:semiHidden="1" w:unhideWhenUsed="1"/>
+    <w:lsdException w:name="Table Contemporary" w:semiHidden="1" w:unhideWhenUsed="1"/>
+    <w:lsdException w:name="Table Elegant" w:semiHidden="1" w:unhideWhenUsed="1"/>
+    <w:lsdException w:name="Table Professional" w:semiHidden="1" w:unhideWhenUsed="1"/>
+    <w:lsdException w:name="Table Subtle 1" w:semiHidden="1" w:unhideWhenUsed="1"/>
+    <w:lsdException w:name="Table Subtle 2" w:semiHidden="1" w:unhideWhenUsed="1"/>
+    <w:lsdException w:name="Table Web 1" w:semiHidden="1" w:unhideWhenUsed="1"/>
+    <w:lsdException w:name="Table Web 2" w:semiHidden="1" w:unhideWhenUsed="1"/>
+    <w:lsdException w:name="Table Web 3" w:semiHidden="1" w:unhideWhenUsed="1"/>
+    <w:lsdException w:name="Balloon Text" w:semiHidden="1" w:unhideWhenUsed="1"/>
+    <w:lsdException w:name="Table Grid" w:uiPriority="39"/>
+    <w:lsdException w:name="Table Theme" w:semiHidden="1" w:unhideWhenUsed="1"/>
+    <w:lsdException w:name="Placeholder Text" w:semiHidden="1"/>
+    <w:lsdException w:name="No Spacing" w:uiPriority="1" w:qFormat="1"/>
+    <w:lsdException w:name="Light Shading" w:uiPriority="60"/>
+    <w:lsdException w:name="Light List" w:uiPriority="61"/>
+    <w:lsdException w:name="Light Grid" w:uiPriority="62"/>
+    <w:lsdException w:name="Medium Shading 1" w:uiPriority="63"/>
+    <w:lsdException w:name="Medium Shading 2" w:uiPriority="64"/>
+    <w:lsdException w:name="Medium List 1" w:uiPriority="65"/>
+    <w:lsdException w:name="Medium List 2" w:uiPriority="66"/>
+    <w:lsdException w:name="Medium Grid 1" w:uiPriority="67"/>
+    <w:lsdException w:name="Medium Grid 2" w:uiPriority="68"/>
+    <w:lsdException w:name="Medium Grid 3" w:uiPriority="69"/>
+    <w:lsdException w:name="Dark List" w:uiPriority="70"/>
+    <w:lsdException w:name="Colorful Shading" w:uiPriority="71"/>
+    <w:lsdException w:name="Colorful List" w:uiPriority="72"/>
+    <w:lsdException w:name="Colorful Grid" w:uiPriority="73"/>
+    <w:lsdException w:name="Light Shading Accent 1" w:uiPriority="60"/>
+    <w:lsdException w:name="Light List Accent 1" w:uiPriority="61"/>
+    <w:lsdException w:name="Light Grid Accent 1" w:uiPriority="62"/>
+    <w:lsdException w:name="Medium Shading 1 Accent 1" w:uiPriority="63"/>
+    <w:lsdException w:name="Medium Shading 2 Accent 1" w:uiPriority="64"/>
+    <w:lsdException w:name="Medium List 1 Accent 1" w:uiPriority="65"/>
+    <w:lsdException w:name="Revision" w:semiHidden="1"/>
+    <w:lsdException w:name="List Paragraph" w:uiPriority="34" w:qFormat="1"/>
+    <w:lsdException w:name="Quote" w:uiPriority="29" w:qFormat="1"/>
+    <w:lsdException w:name="Intense Quote" w:uiPriority="30" w:qFormat="1"/>
+    <w:lsdException w:name="Medium List 2 Accent 1" w:uiPriority="66"/>
+    <w:lsdException w:name="Medium Grid 1 Accent 1" w:uiPriority="67"/>
+    <w:lsdException w:name="Medium Grid 2 Accent 1" w:uiPriority="68"/>
+    <w:lsdException w:name="Medium Grid 3 Accent 1" w:uiPriority="69"/>
+    <w:lsdException w:name="Dark List Accent 1" w:uiPriority="70"/>
+    <w:lsdException w:name="Colorful Shading Accent 1" w:uiPriority="71"/>
+    <w:lsdException w:name="Colorful List Accent 1" w:uiPriority="72"/>
+    <w:lsdException w:name="Colorful Grid Accent 1" w:uiPriority="73"/>
+    <w:lsdException w:name="Light Shading Accent 2" w:uiPriority="60"/>
+    <w:lsdException w:name="Light List Accent 2" w:uiPriority="61"/>
+    <w:lsdException w:name="Light Grid Accent 2" w:uiPriority="62"/>
+    <w:lsdException w:name="Medium Shading 1 Accent 2" w:uiPriority="63"/>
+    <w:lsdException w:name="Medium Shading 2 Accent 2" w:uiPriority="64"/>
+    <w:lsdException w:name="Medium List 1 Accent 2" w:uiPriority="65"/>
+    <w:lsdException w:name="Medium List 2 Accent 2" w:uiPriority="66"/>
+    <w:lsdException w:name="Medium Grid 1 Accent 2" w:uiPriority="67"/>
+    <w:lsdException w:name="Medium Grid 2 Accent 2" w:uiPriority="68"/>
+    <w:lsdException w:name="Medium Grid 3 Accent 2" w:uiPriority="69"/>
+    <w:lsdException w:name="Dark List Accent 2" w:uiPriority="70"/>
+    <w:lsdException w:name="Colorful Shading Accent 2" w:uiPriority="71"/>
+    <w:lsdException w:name="Colorful List Accent 2" w:uiPriority="72"/>
+    <w:lsdException w:name="Colorful Grid Accent 2" w:uiPriority="73"/>
+    <w:lsdException w:name="Light Shading Accent 3" w:uiPriority="60"/>
+    <w:lsdException w:name="Light List Accent 3" w:uiPriority="61"/>
+    <w:lsdException w:name="Light Grid Accent 3" w:uiPriority="62"/>
+    <w:lsdException w:name="Medium Shading 1 Accent 3" w:uiPriority="63"/>
+    <w:lsdException w:name="Medium Shading 2 Accent 3" w:uiPriority="64"/>
+    <w:lsdException w:name="Medium List 1 Accent 3" w:uiPriority="65"/>
+    <w:lsdException w:name="Medium List 2 Accent 3" w:uiPriority="66"/>
+    <w:lsdException w:name="Medium Grid 1 Accent 3" w:uiPriority="67"/>
+    <w:lsdException w:name="Medium Grid 2 Accent 3" w:uiPriority="68"/>
+    <w:lsdException w:name="Medium Grid 3 Accent 3" w:uiPriority="69"/>
+    <w:lsdException w:name="Dark List Accent 3" w:uiPriority="70"/>
+    <w:lsdException w:name="Colorful Shading Accent 3" w:uiPriority="71"/>
+    <w:lsdException w:name="Colorful List Accent 3" w:uiPriority="72"/>
+    <w:lsdException w:name="Colorful Grid Accent 3" w:uiPriority="73"/>
+    <w:lsdException w:name="Light Shading Accent 4" w:uiPriority="60"/>
+    <w:lsdException w:name="Light List Accent 4" w:uiPriority="61"/>
+    <w:lsdException w:name="Light Grid Accent 4" w:uiPriority="62"/>
+    <w:lsdException w:name="Medium Shading 1 Accent 4" w:uiPriority="63"/>
+    <w:lsdException w:name="Medium Shading 2 Accent 4" w:uiPriority="64"/>
+    <w:lsdException w:name="Medium List 1 Accent 4" w:uiPriority="65"/>
+    <w:lsdException w:name="Medium List 2 Accent 4" w:uiPriority="66"/>
+    <w:lsdException w:name="Medium Grid 1 Accent 4" w:uiPriority="67"/>
+    <w:lsdException w:name="Medium Grid 2 Accent 4" w:uiPriority="68"/>
+    <w:lsdException w:name="Medium Grid 3 Accent 4" w:uiPriority="69"/>
+    <w:lsdException w:name="Dark List Accent 4" w:uiPriority="70"/>
+    <w:lsdException w:name="Colorful Shading Accent 4" w:uiPriority="71"/>
+    <w:lsdException w:name="Colorful List Accent 4" w:uiPriority="72"/>
+    <w:lsdException w:name="Colorful Grid Accent 4" w:uiPriority="73"/>
+    <w:lsdException w:name="Light Shading Accent 5" w:uiPriority="60"/>
+    <w:lsdException w:name="Light List Accent 5" w:uiPriority="61"/>
+    <w:lsdException w:name="Light Grid Accent 5" w:uiPriority="62"/>
+    <w:lsdException w:name="Medium Shading 1 Accent 5" w:uiPriority="63"/>
+    <w:lsdException w:name="Medium Shading 2 Accent 5" w:uiPriority="64"/>
+    <w:lsdException w:name="Medium List 1 Accent 5" w:uiPriority="65"/>
+    <w:lsdException w:name="Medium List 2 Accent 5" w:uiPriority="66"/>
+    <w:lsdException w:name="Medium Grid 1 Accent 5" w:uiPriority="67"/>
+    <w:lsdException w:name="Medium Grid 2 Accent 5" w:uiPriority="68"/>
+    <w:lsdException w:name="Medium Grid 3 Accent 5" w:uiPriority="69"/>
+    <w:lsdException w:name="Dark List Accent 5" w:uiPriority="70"/>
+    <w:lsdException w:name="Colorful Shading Accent 5" w:uiPriority="71"/>
+    <w:lsdException w:name="Colorful List Accent 5" w:uiPriority="72"/>
+    <w:lsdException w:name="Colorful Grid Accent 5" w:uiPriority="73"/>
+    <w:lsdException w:name="Light Shading Accent 6" w:uiPriority="60"/>
+    <w:lsdException w:name="Light List Accent 6" w:uiPriority="61"/>
+    <w:lsdException w:name="Light Grid Accent 6" w:uiPriority="62"/>
+    <w:lsdException w:name="Medium Shading 1 Accent 6" w:uiPriority="63"/>
+    <w:lsdException w:name="Medium Shading 2 Accent 6" w:uiPriority="64"/>
+    <w:lsdException w:name="Medium List 1 Accent 6" w:uiPriority="65"/>
+    <w:lsdException w:name="Medium List 2 Accent 6" w:uiPriority="66"/>
+    <w:lsdException w:name="Medium Grid 1 Accent 6" w:uiPriority="67"/>
+    <w:lsdException w:name="Medium Grid 2 Accent 6" w:uiPriority="68"/>
+    <w:lsdException w:name="Medium Grid 3 Accent 6" w:uiPriority="69"/>
+    <w:lsdException w:name="Dark List Accent 6" w:uiPriority="70"/>
+    <w:lsdException w:name="Colorful Shading Accent 6" w:uiPriority="71"/>
+    <w:lsdException w:name="Colorful List Accent 6" w:uiPriority="72"/>
+    <w:lsdException w:name="Colorful Grid Accent 6" w:uiPriority="73"/>
+    <w:lsdException w:name="Subtle Emphasis" w:uiPriority="19" w:qFormat="1"/>
+    <w:lsdException w:name="Intense Emphasis" w:uiPriority="21" w:qFormat="1"/>
+    <w:lsdException w:name="Subtle Reference" w:uiPriority="31" w:qFormat="1"/>
+    <w:lsdException w:name="Intense Reference" w:uiPriority="32" w:qFormat="1"/>
+    <w:lsdException w:name="Book Title" w:uiPriority="33" w:qFormat="1"/>
+    <w:lsdException w:name="Bibliography" w:semiHidden="1" w:uiPriority="37" w:unhideWhenUsed="1"/>
+    <w:lsdException w:name="TOC Heading" w:semiHidden="1" w:uiPriority="39" w:unhideWhenUsed="1" w:qFormat="1"/>
+    <w:lsdException w:name="Plain Table 1" w:uiPriority="41"/>
+    <w:lsdException w:name="Plain Table 2" w:uiPriority="42"/>
+    <w:lsdException w:name="Plain Table 3" w:uiPriority="43"/>
+    <w:lsdException w:name="Plain Table 4" w:uiPriority="44"/>
+    <w:lsdException w:name="Plain Table 5" w:uiPriority="45"/>
+    <w:lsdException w:name="Grid Table Light" w:uiPriority="40"/>
+    <w:lsdException w:name="Grid Table 1 Light" w:uiPriority="46"/>
+    <w:lsdException w:name="Grid Table 2" w:uiPriority="47"/>
+    <w:lsdException w:name="Grid Table 3" w:uiPriority="48"/>
+    <w:lsdException w:name="Grid Table 4" w:uiPriority="49"/>
+    <w:lsdException w:name="Grid Table 5 Dark" w:uiPriority="50"/>
+    <w:lsdException w:name="Grid Table 6 Colorful" w:uiPriority="51"/>
+    <w:lsdException w:name="Grid Table 7 Colorful" w:uiPriority="52"/>
+    <w:lsdException w:name="Grid Table 1 Light Accent 1" w:uiPriority="46"/>
+    <w:lsdException w:name="Grid Table 2 Accent 1" w:uiPriority="47"/>
+    <w:lsdException w:name="Grid Table 3 Accent 1" w:uiPriority="48"/>
+    <w:lsdException w:name="Grid Table 4 Accent 1" w:uiPriority="49"/>
+    <w:lsdException w:name="Grid Table 5 Dark Accent 1" w:uiPriority="50"/>
+    <w:lsdException w:name="Grid Table 6 Colorful Accent 1" w:uiPriority="51"/>
+    <w:lsdException w:name="Grid Table 7 Colorful Accent 1" w:uiPriority="52"/>
+    <w:lsdException w:name="Grid Table 1 Light Accent 2" w:uiPriority="46"/>
+    <w:lsdException w:name="Grid Table 2 Accent 2" w:uiPriority="47"/>
+    <w:lsdException w:name="Grid Table 3 Accent 2" w:uiPriority="48"/>
+    <w:lsdException w:name="Grid Table 4 Accent 2" w:uiPriority="49"/>
+    <w:lsdException w:name="Grid Table 5 Dark Accent 2" w:uiPriority="50"/>
+    <w:lsdException w:name="Grid Table 6 Colorful Accent 2" w:uiPriority="51"/>
+    <w:lsdException w:name="Grid Table 7 Colorful Accent 2" w:uiPriority="52"/>
+    <w:lsdException w:name="Grid Table 1 Light Accent 3" w:uiPriority="46"/>
+    <w:lsdException w:name="Grid Table 2 Accent 3" w:uiPriority="47"/>
+    <w:lsdException w:name="Grid Table 3 Accent 3" w:uiPriority="48"/>
+    <w:lsdException w:name="Grid Table 4 Accent 3" w:uiPriority="49"/>
+    <w:lsdException w:name="Grid Table 5 Dark Accent 3" w:uiPriority="50"/>
+    <w:lsdException w:name="Grid Table 6 Colorful Accent 3" w:uiPriority="51"/>
+    <w:lsdException w:name="Grid Table 7 Colorful Accent 3" w:uiPriority="52"/>
+    <w:lsdException w:name="Grid Table 1 Light Accent 4" w:uiPriority="46"/>
+    <w:lsdException w:name="Grid Table 2 Accent 4" w:uiPriority="47"/>
+    <w:lsdException w:name="Grid Table 3 Accent 4" w:uiPriority="48"/>
+    <w:lsdException w:name="Grid Table 4 Accent 4" w:uiPriority="49"/>
+    <w:lsdException w:name="Grid Table 5 Dark Accent 4" w:uiPriority="50"/>
+    <w:lsdException w:name="Grid Table 6 Colorful Accent 4" w:uiPriority="51"/>
+    <w:lsdException w:name="Grid Table 7 Colorful Accent 4" w:uiPriority="52"/>
+    <w:lsdException w:name="Grid Table 1 Light Accent 5" w:uiPriority="46"/>
+    <w:lsdException w:name="Grid Table 2 Accent 5" w:uiPriority="47"/>
+    <w:lsdException w:name="Grid Table 3 Accent 5" w:uiPriority="48"/>
+    <w:lsdException w:name="Grid Table 4 Accent 5" w:uiPriority="49"/>
+    <w:lsdException w:name="Grid Table 5 Dark Accent 5" w:uiPriority="50"/>
+    <w:lsdException w:name="Grid Table 6 Colorful Accent 5" w:uiPriority="51"/>
+    <w:lsdException w:name="Grid Table 7 Colorful Accent 5" w:uiPriority="52"/>
+    <w:lsdException w:name="Grid Table 1 Light Accent 6" w:uiPriority="46"/>
+    <w:lsdException w:name="Grid Table 2 Accent 6" w:uiPriority="47"/>
+    <w:lsdException w:name="Grid Table 3 Accent 6" w:uiPriority="48"/>
+    <w:lsdException w:name="Grid Table 4 Accent 6" w:uiPriority="49"/>
+    <w:lsdException w:name="Grid Table 5 Dark Accent 6" w:uiPriority="50"/>
+    <w:lsdException w:name="Grid Table 6 Colorful Accent 6" w:uiPriority="51"/>
+    <w:lsdException w:name="Grid Table 7 Colorful Accent 6" w:uiPriority="52"/>
+    <w:lsdException w:name="List Table 1 Light" w:uiPriority="46"/>
+    <w:lsdException w:name="List Table 2" w:uiPriority="47"/>
+    <w:lsdException w:name="List Table 3" w:uiPriority="48"/>
+    <w:lsdException w:name="List Table 4" w:uiPriority="49"/>
+    <w:lsdException w:name="List Table 5 Dark" w:uiPriority="50"/>
+    <w:lsdException w:name="List Table 6 Colorful" w:uiPriority="51"/>
+    <w:lsdException w:name="List Table 7 Colorful" w:uiPriority="52"/>
+    <w:lsdException w:name="List Table 1 Light Accent 1" w:uiPriority="46"/>
+    <w:lsdException w:name="List Table 2 Accent 1" w:uiPriority="47"/>
+    <w:lsdException w:name="List Table 3 Accent 1" w:uiPriority="48"/>
+    <w:lsdException w:name="List Table 4 Accent 1" w:uiPriority="49"/>
+    <w:lsdException w:name="List Table 5 Dark Accent 1" w:uiPriority="50"/>
+    <w:lsdException w:name="List Table 6 Colorful Accent 1" w:uiPriority="51"/>
+    <w:lsdException w:name="List Table 7 Colorful Accent 1" w:uiPriority="52"/>
+    <w:lsdException w:name="List Table 1 Light Accent 2" w:uiPriority="46"/>
+    <w:lsdException w:name="List Table 2 Accent 2" w:uiPriority="47"/>
+    <w:lsdException w:name="List Table 3 Accent 2" w:uiPriority="48"/>
+    <w:lsdException w:name="List Table 4 Accent 2" w:uiPriority="49"/>
+    <w:lsdException w:name="List Table 5 Dark Accent 2" w:uiPriority="50"/>
+    <w:lsdException w:name="List Table 6 Colorful Accent 2" w:uiPriority="51"/>
+    <w:lsdException w:name="List Table 7 Colorful Accent 2" w:uiPriority="52"/>
+    <w:lsdException w:name="List Table 1 Light Accent 3" w:uiPriority="46"/>
+    <w:lsdException w:name="List Table 2 Accent 3" w:uiPriority="47"/>
+    <w:lsdException w:name="List Table 3 Accent 3" w:uiPriority="48"/>
+    <w:lsdException w:name="List Table 4 Accent 3" w:uiPriority="49"/>
+    <w:lsdException w:name="List Table 5 Dark Accent 3" w:uiPriority="50"/>
+    <w:lsdException w:name="List Table 6 Colorful Accent 3" w:uiPriority="51"/>
+    <w:lsdException w:name="List Table 7 Colorful Accent 3" w:uiPriority="52"/>
+    <w:lsdException w:name="List Table 1 Light Accent 4" w:uiPriority="46"/>
+    <w:lsdException w:name="List Table 2 Accent 4" w:uiPriority="47"/>
+    <w:lsdException w:name="List Table 3 Accent 4" w:uiPriority="48"/>
+    <w:lsdException w:name="List Table 4 Accent 4" w:uiPriority="49"/>
+    <w:lsdException w:name="List Table 5 Dark Accent 4" w:uiPriority="50"/>
+    <w:lsdException w:name="List Table 6 Colorful Accent 4" w:uiPriority="51"/>
+    <w:lsdException w:name="List Table 7 Colorful Accent 4" w:uiPriority="52"/>
+    <w:lsdException w:name="List Table 1 Light Accent 5" w:uiPriority="46"/>
+    <w:lsdException w:name="List Table 2 Accent 5" w:uiPriority="47"/>
+    <w:lsdException w:name="List Table 3 Accent 5" w:uiPriority="48"/>
+    <w:lsdException w:name="List Table 4 Accent 5" w:uiPriority="49"/>
+    <w:lsdException w:name="List Table 5 Dark Accent 5" w:uiPriority="50"/>
+    <w:lsdException w:name="List Table 6 Colorful Accent 5" w:uiPriority="51"/>
+    <w:lsdException w:name="List Table 7 Colorful Accent 5" w:uiPriority="52"/>
+    <w:lsdException w:name="List Table 1 Light Accent 6" w:uiPriority="46"/>
+    <w:lsdException w:name="List Table 2 Accent 6" w:uiPriority="47"/>
+    <w:lsdException w:name="List Table 3 Accent 6" w:uiPriority="48"/>
+    <w:lsdException w:name="List Table 4 Accent 6" w:uiPriority="49"/>
+    <w:lsdException w:name="List Table 5 Dark Accent 6" w:uiPriority="50"/>
+    <w:lsdException w:name="List Table 6 Colorful Accent 6" w:uiPriority="51"/>
+    <w:lsdException w:name="List Table 7 Colorful Accent 6" w:uiPriority="52"/>
+    <w:lsdException w:name="Mention" w:semiHidden="1" w:unhideWhenUsed="1"/>
+    <w:lsdException w:name="Smart Hyperlink" w:semiHidden="1" w:unhideWhenUsed="1"/>
+    <w:lsdException w:name="Hashtag" w:semiHidden="1" w:unhideWhenUsed="1"/>
+    <w:lsdException w:name="Unresolved Mention" w:semiHidden="1" w:unhideWhenUsed="1"/>
+    <w:lsdException w:name="Smart Link" w:semiHidden="1" w:unhideWhenUsed="1"/>
+  </w:latentStyles>
+  <w:style w:type="paragraph" w:default="1" w:styleId="Normal">
+    <w:name w:val="Normal"/>
+    <w:qFormat/>
+  </w:style>
+  <w:style w:type="character" w:default="1" w:styleId="DefaultParagraphFont">
+    <w:name w:val="Default Paragraph Font"/>
+    <w:uiPriority w:val="1"/>
+    <w:semiHidden/>
+    <w:unhideWhenUsed/>
+  </w:style>
+  <w:style w:type="table" w:default="1" w:styleId="TableNormal">
+    <w:name w:val="Normal Table"/>
+    <w:uiPriority w:val="99"/>
+    <w:semiHidden/>
+    <w:unhideWhenUsed/>
+    <w:tblPr>
+      <w:tblInd w:w="0" w:type="dxa"/>
+      <w:tblCellMar>
+        <w:top w:w="0" w:type="dxa"/>
+        <w:left w:w="108" w:type="dxa"/>
+        <w:bottom w:w="0" w:type="dxa"/>
+        <w:right w:w="108" w:type="dxa"/>
+      </w:tblCellMar>
+    </w:tblPr>
+  </w:style>
+  <w:style w:type="numbering" w:default="1" w:styleId="NoList">
+    <w:name w:val="No List"/>
+    <w:uiPriority w:val="99"/>
+    <w:semiHidden/>
+    <w:unhideWhenUsed/>
+  </w:style>
+  <w:style w:type="paragraph" w:customStyle="1" w:styleId="CA2F9F0813574CBD8385EA2B52A2AC65">
+    <w:name w:val="CA2F9F0813574CBD8385EA2B52A2AC65"/>
+    <w:rsid w:val="00AF6B68"/>
+  </w:style>
+  <w:style w:type="paragraph" w:customStyle="1" w:styleId="B01B351547D44BA98F4E1EB8947ED19F">
+    <w:name w:val="B01B351547D44BA98F4E1EB8947ED19F"/>
+    <w:rsid w:val="00AF6B68"/>
+  </w:style>
+  <w:style w:type="paragraph" w:customStyle="1" w:styleId="1C14523066EC44889AA5BC7A561ADECC">
+    <w:name w:val="1C14523066EC44889AA5BC7A561ADECC"/>
+    <w:rsid w:val="00AF6B68"/>
+  </w:style>
+  <w:style w:type="paragraph" w:customStyle="1" w:styleId="79FFED535CB34F92A38D462EAE8A4FE0">
+    <w:name w:val="79FFED535CB34F92A38D462EAE8A4FE0"/>
+    <w:rsid w:val="00AF6B68"/>
+  </w:style>
+  <w:style w:type="paragraph" w:customStyle="1" w:styleId="39EDB981765C4B93AA5F25241CAF04F7">
+    <w:name w:val="39EDB981765C4B93AA5F25241CAF04F7"/>
+    <w:rsid w:val="00AF6B68"/>
+  </w:style>
+</w:styles>
+</file>
+
+<file path=word/glossary/webSettings.xml><?xml version="1.0" encoding="utf-8"?>
+<w:webSettings xmlns:mc="http://schemas.openxmlformats.org/markup-compatibility/2006" xmlns:r="http://schemas.openxmlformats.org/officeDocument/2006/relationships" xmlns:w="http://schemas.openxmlformats.org/wordprocessingml/2006/main" xmlns:w14="http://schemas.microsoft.com/office/word/2010/wordml" xmlns:w15="http://schemas.microsoft.com/office/word/2012/wordml" xmlns:w16cex="http://schemas.microsoft.com/office/word/2018/wordml/cex" xmlns:w16cid="http://schemas.microsoft.com/office/word/2016/wordml/cid" xmlns:w16="http://schemas.microsoft.com/office/word/2018/wordml" xmlns:w16du="http://schemas.microsoft.com/office/word/2023/wordml/word16du" xmlns:w16sdtdh="http://schemas.microsoft.com/office/word/2020/wordml/sdtdatahash" xmlns:w16sdtfl="http://schemas.microsoft.com/office/word/2024/wordml/sdtformatlock" xmlns:w16se="http://schemas.microsoft.com/office/word/2015/wordml/symex" mc:Ignorable="w14 w15 w16se w16cid w16 w16cex w16sdtdh w16sdtfl w16du">
+  <w:optimizeForBrowser/>
+  <w:allowPNG/>
+</w:webSettings>
 </file>
 
 <file path=word/theme/theme1.xml><?xml version="1.0" encoding="utf-8"?>
@@ -4346,4 +6753,55 @@
     </a:ext>
   </a:extLst>
 </a:theme>
+</file>
+
+<file path=word/webextensions/taskpanes.xml><?xml version="1.0" encoding="utf-8"?>
+<wetp:taskpanes xmlns:wetp="http://schemas.microsoft.com/office/webextensions/taskpanes/2010/11">
+  <wetp:taskpane dockstate="right" visibility="0" width="350" row="0">
+    <wetp:webextensionref xmlns:r="http://schemas.openxmlformats.org/officeDocument/2006/relationships" r:id="rId1"/>
+  </wetp:taskpane>
+</wetp:taskpanes>
+</file>
+
+<file path=word/webextensions/webextension1.xml><?xml version="1.0" encoding="utf-8"?>
+<we:webextension xmlns:we="http://schemas.microsoft.com/office/webextensions/webextension/2010/11" id="{E6E45A8D-9FFC-4138-B7B6-1D2E64202D6D}">
+  <we:reference id="wa200007708" version="1.3.0.0" store="en-US" storeType="OMEX"/>
+  <we:alternateReferences>
+    <we:reference id="wa200007708" version="1.3.0.0" store="wa200007708" storeType="OMEX"/>
+  </we:alternateReferences>
+  <we:properties/>
+  <we:bindings/>
+  <we:snapshot xmlns:r="http://schemas.openxmlformats.org/officeDocument/2006/relationships"/>
+</we:webextension>
+</file>
+
+<file path=customXml/item1.xml><?xml version="1.0" encoding="utf-8"?>
+<CoverPageProperties xmlns="http://schemas.microsoft.com/office/2006/coverPageProps">
+  <PublishDate>2025-08-29T00:00:00</PublishDate>
+  <Abstract/>
+  <CompanyAddress/>
+  <CompanyPhone/>
+  <CompanyFax/>
+  <CompanyEmail/>
+</CoverPageProperties>
+</file>
+
+<file path=customXml/item2.xml><?xml version="1.0" encoding="utf-8"?>
+<b:Sources xmlns:b="http://schemas.openxmlformats.org/officeDocument/2006/bibliography" xmlns="http://schemas.openxmlformats.org/officeDocument/2006/bibliography" SelectedStyle="\APASixthEditionOfficeOnline.xsl" StyleName="APA" Version="6"/>
+</file>
+
+<file path=customXml/itemProps1.xml><?xml version="1.0" encoding="utf-8"?>
+<ds:datastoreItem xmlns:ds="http://schemas.openxmlformats.org/officeDocument/2006/customXml" ds:itemID="{55AF091B-3C7A-41E3-B477-F2FDAA23CFDA}">
+  <ds:schemaRefs>
+    <ds:schemaRef ds:uri="http://schemas.microsoft.com/office/2006/coverPageProps"/>
+  </ds:schemaRefs>
+</ds:datastoreItem>
+</file>
+
+<file path=customXml/itemProps2.xml><?xml version="1.0" encoding="utf-8"?>
+<ds:datastoreItem xmlns:ds="http://schemas.openxmlformats.org/officeDocument/2006/customXml" ds:itemID="{41631FE6-A461-4567-8D61-7DE80EB67A77}">
+  <ds:schemaRefs>
+    <ds:schemaRef ds:uri="http://schemas.openxmlformats.org/officeDocument/2006/bibliography"/>
+  </ds:schemaRefs>
+</ds:datastoreItem>
 </file>